--- a/Fase 3/Tech_Challenge/Tech_Challenge_2.docx
+++ b/Fase 3/Tech_Challenge/Tech_Challenge_2.docx
@@ -712,8 +712,6 @@
             <w:r>
               <w:rPr>
                 <w:rStyle w:val="Hyperlink"/>
-                <w:b/>
-                <w:bCs/>
                 <w:noProof/>
               </w:rPr>
               <w:t>5.1</w:t>
@@ -731,8 +729,6 @@
             <w:r>
               <w:rPr>
                 <w:rStyle w:val="Hyperlink"/>
-                <w:b/>
-                <w:bCs/>
                 <w:noProof/>
               </w:rPr>
               <w:t>Auxílios emergenciais relacionados ao coronavírus</w:t>
@@ -806,8 +802,6 @@
             <w:r>
               <w:rPr>
                 <w:rStyle w:val="Hyperlink"/>
-                <w:b/>
-                <w:bCs/>
                 <w:noProof/>
               </w:rPr>
               <w:t>5.2</w:t>
@@ -825,8 +819,6 @@
             <w:r>
               <w:rPr>
                 <w:rStyle w:val="Hyperlink"/>
-                <w:b/>
-                <w:bCs/>
                 <w:noProof/>
               </w:rPr>
               <w:t>Cor ou raça</w:t>
@@ -900,8 +892,6 @@
             <w:r>
               <w:rPr>
                 <w:rStyle w:val="Hyperlink"/>
-                <w:b/>
-                <w:bCs/>
                 <w:noProof/>
               </w:rPr>
               <w:t>5.3</w:t>
@@ -919,8 +909,6 @@
             <w:r>
               <w:rPr>
                 <w:rStyle w:val="Hyperlink"/>
-                <w:b/>
-                <w:bCs/>
                 <w:noProof/>
               </w:rPr>
               <w:t>Escolaridade</w:t>
@@ -994,8 +982,6 @@
             <w:r>
               <w:rPr>
                 <w:rStyle w:val="Hyperlink"/>
-                <w:b/>
-                <w:bCs/>
                 <w:noProof/>
               </w:rPr>
               <w:t>5.4</w:t>
@@ -1013,8 +999,6 @@
             <w:r>
               <w:rPr>
                 <w:rStyle w:val="Hyperlink"/>
-                <w:b/>
-                <w:bCs/>
                 <w:noProof/>
               </w:rPr>
               <w:t>Este domicílio é:</w:t>
@@ -1088,8 +1072,6 @@
             <w:r>
               <w:rPr>
                 <w:rStyle w:val="Hyperlink"/>
-                <w:b/>
-                <w:bCs/>
                 <w:noProof/>
               </w:rPr>
               <w:t>5.5</w:t>
@@ -1107,8 +1089,6 @@
             <w:r>
               <w:rPr>
                 <w:rStyle w:val="Hyperlink"/>
-                <w:b/>
-                <w:bCs/>
                 <w:noProof/>
               </w:rPr>
               <w:t>Na semana passada teve dificuldade para respirar?</w:t>
@@ -1182,8 +1162,6 @@
             <w:r>
               <w:rPr>
                 <w:rStyle w:val="Hyperlink"/>
-                <w:b/>
-                <w:bCs/>
                 <w:noProof/>
               </w:rPr>
               <w:t>5.6</w:t>
@@ -1201,8 +1179,6 @@
             <w:r>
               <w:rPr>
                 <w:rStyle w:val="Hyperlink"/>
-                <w:b/>
-                <w:bCs/>
                 <w:noProof/>
               </w:rPr>
               <w:t>Na semana passada teve dor de cabeça?</w:t>
@@ -1276,8 +1252,6 @@
             <w:r>
               <w:rPr>
                 <w:rStyle w:val="Hyperlink"/>
-                <w:b/>
-                <w:bCs/>
                 <w:noProof/>
               </w:rPr>
               <w:t>5.7</w:t>
@@ -1295,8 +1269,6 @@
             <w:r>
               <w:rPr>
                 <w:rStyle w:val="Hyperlink"/>
-                <w:b/>
-                <w:bCs/>
                 <w:noProof/>
               </w:rPr>
               <w:t>Na semana passada teve dor de garganta?</w:t>
@@ -1370,8 +1342,6 @@
             <w:r>
               <w:rPr>
                 <w:rStyle w:val="Hyperlink"/>
-                <w:b/>
-                <w:bCs/>
                 <w:noProof/>
               </w:rPr>
               <w:t>5.8</w:t>
@@ -1389,8 +1359,6 @@
             <w:r>
               <w:rPr>
                 <w:rStyle w:val="Hyperlink"/>
-                <w:b/>
-                <w:bCs/>
                 <w:noProof/>
               </w:rPr>
               <w:t>Na semana passada teve febre?</w:t>
@@ -1464,8 +1432,6 @@
             <w:r>
               <w:rPr>
                 <w:rStyle w:val="Hyperlink"/>
-                <w:b/>
-                <w:bCs/>
                 <w:noProof/>
               </w:rPr>
               <w:t>5.9</w:t>
@@ -1483,8 +1449,6 @@
             <w:r>
               <w:rPr>
                 <w:rStyle w:val="Hyperlink"/>
-                <w:b/>
-                <w:bCs/>
                 <w:noProof/>
               </w:rPr>
               <w:t>Na semana passada teve perda de cheiro ou sabor?</w:t>
@@ -1558,8 +1522,6 @@
             <w:r>
               <w:rPr>
                 <w:rStyle w:val="Hyperlink"/>
-                <w:b/>
-                <w:bCs/>
                 <w:noProof/>
               </w:rPr>
               <w:t>5.10</w:t>
@@ -1577,8 +1539,6 @@
             <w:r>
               <w:rPr>
                 <w:rStyle w:val="Hyperlink"/>
-                <w:b/>
-                <w:bCs/>
                 <w:noProof/>
               </w:rPr>
               <w:t>Na semana passada teve tosse?</w:t>
@@ -1652,8 +1612,6 @@
             <w:r>
               <w:rPr>
                 <w:rStyle w:val="Hyperlink"/>
-                <w:b/>
-                <w:bCs/>
                 <w:noProof/>
               </w:rPr>
               <w:t>5.11</w:t>
@@ -1671,8 +1629,6 @@
             <w:r>
               <w:rPr>
                 <w:rStyle w:val="Hyperlink"/>
-                <w:b/>
-                <w:bCs/>
                 <w:noProof/>
               </w:rPr>
               <w:t>Número da faixa do rendimento/retirada em dinheiro</w:t>
@@ -1746,8 +1702,6 @@
             <w:r>
               <w:rPr>
                 <w:rStyle w:val="Hyperlink"/>
-                <w:b/>
-                <w:bCs/>
                 <w:noProof/>
               </w:rPr>
               <w:t>5.12</w:t>
@@ -1765,8 +1719,6 @@
             <w:r>
               <w:rPr>
                 <w:rStyle w:val="Hyperlink"/>
-                <w:b/>
-                <w:bCs/>
                 <w:noProof/>
               </w:rPr>
               <w:t>Qual é a principal atividade do local ou empresa em que você trabalha?</w:t>
@@ -1840,8 +1792,6 @@
             <w:r>
               <w:rPr>
                 <w:rStyle w:val="Hyperlink"/>
-                <w:b/>
-                <w:bCs/>
                 <w:noProof/>
               </w:rPr>
               <w:t>5.13</w:t>
@@ -1859,8 +1809,6 @@
             <w:r>
               <w:rPr>
                 <w:rStyle w:val="Hyperlink"/>
-                <w:b/>
-                <w:bCs/>
                 <w:noProof/>
               </w:rPr>
               <w:t>Qual o principal motivo deste afastamento temporário?</w:t>
@@ -1934,8 +1882,6 @@
             <w:r>
               <w:rPr>
                 <w:rStyle w:val="Hyperlink"/>
-                <w:b/>
-                <w:bCs/>
                 <w:noProof/>
               </w:rPr>
               <w:t>5.14</w:t>
@@ -1953,8 +1899,6 @@
             <w:r>
               <w:rPr>
                 <w:rStyle w:val="Hyperlink"/>
-                <w:b/>
-                <w:bCs/>
                 <w:noProof/>
               </w:rPr>
               <w:t>Que tipo de trabalho, cargo ou função você realiza no seu trabalho (único ou principal)?</w:t>
@@ -2028,8 +1972,6 @@
             <w:r>
               <w:rPr>
                 <w:rStyle w:val="Hyperlink"/>
-                <w:b/>
-                <w:bCs/>
                 <w:noProof/>
               </w:rPr>
               <w:t>5.15</w:t>
@@ -2047,8 +1989,6 @@
             <w:r>
               <w:rPr>
                 <w:rStyle w:val="Hyperlink"/>
-                <w:b/>
-                <w:bCs/>
                 <w:noProof/>
               </w:rPr>
               <w:t>Quem respondeu ao questionário?</w:t>
@@ -2122,8 +2062,6 @@
             <w:r>
               <w:rPr>
                 <w:rStyle w:val="Hyperlink"/>
-                <w:b/>
-                <w:bCs/>
                 <w:noProof/>
               </w:rPr>
               <w:t>5.16</w:t>
@@ -2141,8 +2079,6 @@
             <w:r>
               <w:rPr>
                 <w:rStyle w:val="Hyperlink"/>
-                <w:b/>
-                <w:bCs/>
                 <w:noProof/>
               </w:rPr>
               <w:t>Rendimento de pensão alimentícia, doação ou mesada em dinheiro de pessoa que não morava no domicílio</w:t>
@@ -2216,8 +2152,6 @@
             <w:r>
               <w:rPr>
                 <w:rStyle w:val="Hyperlink"/>
-                <w:b/>
-                <w:bCs/>
                 <w:noProof/>
               </w:rPr>
               <w:t>5.17</w:t>
@@ -2235,8 +2169,6 @@
             <w:r>
               <w:rPr>
                 <w:rStyle w:val="Hyperlink"/>
-                <w:b/>
-                <w:bCs/>
                 <w:noProof/>
               </w:rPr>
               <w:t>Rendimentos de Programa Bolsa Família</w:t>
@@ -2310,8 +2242,6 @@
             <w:r>
               <w:rPr>
                 <w:rStyle w:val="Hyperlink"/>
-                <w:b/>
-                <w:bCs/>
                 <w:noProof/>
               </w:rPr>
               <w:t>5.18</w:t>
@@ -2329,8 +2259,6 @@
             <w:r>
               <w:rPr>
                 <w:rStyle w:val="Hyperlink"/>
-                <w:b/>
-                <w:bCs/>
                 <w:noProof/>
               </w:rPr>
               <w:t>Sexo</w:t>
@@ -2404,8 +2332,6 @@
             <w:r>
               <w:rPr>
                 <w:rStyle w:val="Hyperlink"/>
-                <w:b/>
-                <w:bCs/>
                 <w:noProof/>
               </w:rPr>
               <w:t>5.19</w:t>
@@ -2423,8 +2349,6 @@
             <w:r>
               <w:rPr>
                 <w:rStyle w:val="Hyperlink"/>
-                <w:b/>
-                <w:bCs/>
                 <w:noProof/>
               </w:rPr>
               <w:t>Tem carteira de trabalho assinada ou é funcionário público estatutário?</w:t>
@@ -2498,8 +2422,6 @@
             <w:r>
               <w:rPr>
                 <w:rStyle w:val="Hyperlink"/>
-                <w:b/>
-                <w:bCs/>
                 <w:noProof/>
               </w:rPr>
               <w:t>5.20</w:t>
@@ -2517,8 +2439,6 @@
             <w:r>
               <w:rPr>
                 <w:rStyle w:val="Hyperlink"/>
-                <w:b/>
-                <w:bCs/>
                 <w:noProof/>
               </w:rPr>
               <w:t>Tem mais de um trabalho</w:t>
@@ -3777,7 +3697,7 @@
           <w:noProof/>
         </w:rPr>
         <w:drawing>
-          <wp:inline distT="0" distB="0" distL="0" distR="0" wp14:anchorId="29A5DAB8" wp14:editId="433B5342">
+          <wp:inline distT="0" distB="0" distL="0" distR="0" wp14:anchorId="29A5DAB8" wp14:editId="66F07913">
             <wp:extent cx="5396499" cy="3069480"/>
             <wp:effectExtent l="19050" t="19050" r="13970" b="17145"/>
             <wp:docPr id="37246700" name="Imagem 4" descr="Gráfico, Gráfico de barras, Histograma&#10;&#10;O conteúdo gerado por IA pode estar incorreto."/>
@@ -3834,13 +3754,7 @@
       </w:pPr>
       <w:r>
         <w:lastRenderedPageBreak/>
-        <w:t xml:space="preserve">A análise per capita das solicitações do Auxílio Emergencial evidencia fortes disparidades regionais no Brasil. Observa-se que os maiores índices </w:t>
-      </w:r>
-      <w:r>
-        <w:t>se concentram</w:t>
-      </w:r>
-      <w:r>
-        <w:t xml:space="preserve"> em estados da Região Norte, como Acre (1,39 por 1.000 habitantes), Roraima (1,26) e Amapá (0,80), além de estados do Nordeste, como Alagoas (0,79) e Sergipe (0,72). Em contrapartida, unidades da federação mais populosas e economicamente desenvolvidas, como São Paulo (0,09), Rio Grande do Sul (0,19) e Paraná (0,20), registraram os menores valores. Esse padrão sugere que a demanda pelo benefício esteve associada a maiores níveis de vulnerabilidade socioeconômica, reforçando desigualdades históricas entre as regiões brasileiras. A utilização da métrica per capita mostrou-se fundamental para evitar distorções provocadas por diferenças populacionais absolutas, permitindo uma comparação mais equitativa entre os estados.</w:t>
+        <w:t>A análise per capita das solicitações do Auxílio Emergencial evidencia fortes disparidades regionais no Brasil. Observa-se que os maiores índices se concentram em estados da Região Norte, como Acre (1,39 por 1.000 habitantes), Roraima (1,26) e Amapá (0,80), além de estados do Nordeste, como Alagoas (0,79) e Sergipe (0,72). Em contrapartida, unidades da federação mais populosas e economicamente desenvolvidas, como São Paulo (0,09), Rio Grande do Sul (0,19) e Paraná (0,20), registraram os menores valores. Esse padrão sugere que a demanda pelo benefício esteve associada a maiores níveis de vulnerabilidade socioeconômica, reforçando desigualdades históricas entre as regiões brasileiras. A utilização da métrica per capita mostrou-se fundamental para evitar distorções provocadas por diferenças populacionais absolutas, permitindo uma comparação mais equitativa entre os estados.</w:t>
       </w:r>
     </w:p>
     <w:p/>
@@ -3902,7 +3816,7 @@
           <w:noProof/>
         </w:rPr>
         <w:drawing>
-          <wp:inline distT="0" distB="0" distL="0" distR="0" wp14:anchorId="103DCD8D" wp14:editId="2460BA7A">
+          <wp:inline distT="0" distB="0" distL="0" distR="0" wp14:anchorId="103DCD8D" wp14:editId="3895D3F0">
             <wp:extent cx="5400675" cy="2686050"/>
             <wp:effectExtent l="0" t="0" r="9525" b="0"/>
             <wp:docPr id="1754388998" name="Imagem 7"/>
@@ -4009,7 +3923,7 @@
         </w:rPr>
         <w:lastRenderedPageBreak/>
         <w:drawing>
-          <wp:inline distT="0" distB="0" distL="0" distR="0" wp14:anchorId="49AEF00E" wp14:editId="3F314177">
+          <wp:inline distT="0" distB="0" distL="0" distR="0" wp14:anchorId="49AEF00E" wp14:editId="541EB1BF">
             <wp:extent cx="5400675" cy="2686050"/>
             <wp:effectExtent l="0" t="0" r="9525" b="0"/>
             <wp:docPr id="1831336964" name="Imagem 9"/>
@@ -6712,6 +6626,7 @@
   <w:style w:type="character" w:default="1" w:styleId="Fontepargpadro">
     <w:name w:val="Default Paragraph Font"/>
     <w:uiPriority w:val="1"/>
+    <w:semiHidden/>
     <w:unhideWhenUsed/>
   </w:style>
   <w:style w:type="table" w:default="1" w:styleId="Tabelanormal">

--- a/Fase 3/Tech_Challenge/Tech_Challenge_2.docx
+++ b/Fase 3/Tech_Challenge/Tech_Challenge_2.docx
@@ -348,7 +348,7 @@
           <w:r>
             <w:fldChar w:fldCharType="separate"/>
           </w:r>
-          <w:hyperlink w:anchor="_Toc209817503" w:history="1">
+          <w:hyperlink w:anchor="_Toc210246058" w:history="1">
             <w:r>
               <w:rPr>
                 <w:rStyle w:val="Hyperlink"/>
@@ -392,7 +392,7 @@
                 <w:noProof/>
                 <w:webHidden/>
               </w:rPr>
-              <w:instrText xml:space="preserve"> PAGEREF _Toc209817503 \h </w:instrText>
+              <w:instrText xml:space="preserve"> PAGEREF _Toc210246058 \h </w:instrText>
             </w:r>
             <w:r>
               <w:rPr>
@@ -438,7 +438,7 @@
               <w:lang w:eastAsia="pt-BR"/>
             </w:rPr>
           </w:pPr>
-          <w:hyperlink w:anchor="_Toc209817504" w:history="1">
+          <w:hyperlink w:anchor="_Toc210246059" w:history="1">
             <w:r>
               <w:rPr>
                 <w:rStyle w:val="Hyperlink"/>
@@ -482,7 +482,7 @@
                 <w:noProof/>
                 <w:webHidden/>
               </w:rPr>
-              <w:instrText xml:space="preserve"> PAGEREF _Toc209817504 \h </w:instrText>
+              <w:instrText xml:space="preserve"> PAGEREF _Toc210246059 \h </w:instrText>
             </w:r>
             <w:r>
               <w:rPr>
@@ -528,7 +528,7 @@
               <w:lang w:eastAsia="pt-BR"/>
             </w:rPr>
           </w:pPr>
-          <w:hyperlink w:anchor="_Toc209817505" w:history="1">
+          <w:hyperlink w:anchor="_Toc210246060" w:history="1">
             <w:r>
               <w:rPr>
                 <w:rStyle w:val="Hyperlink"/>
@@ -551,7 +551,7 @@
                 <w:rStyle w:val="Hyperlink"/>
                 <w:noProof/>
               </w:rPr>
-              <w:t>Metodologia</w:t>
+              <w:t>Variáveis</w:t>
             </w:r>
             <w:r>
               <w:rPr>
@@ -572,7 +572,7 @@
                 <w:noProof/>
                 <w:webHidden/>
               </w:rPr>
-              <w:instrText xml:space="preserve"> PAGEREF _Toc209817505 \h </w:instrText>
+              <w:instrText xml:space="preserve"> PAGEREF _Toc210246060 \h </w:instrText>
             </w:r>
             <w:r>
               <w:rPr>
@@ -593,6 +593,1806 @@
                 <w:webHidden/>
               </w:rPr>
               <w:t>5</w:t>
+            </w:r>
+            <w:r>
+              <w:rPr>
+                <w:noProof/>
+                <w:webHidden/>
+              </w:rPr>
+              <w:fldChar w:fldCharType="end"/>
+            </w:r>
+          </w:hyperlink>
+        </w:p>
+        <w:p>
+          <w:pPr>
+            <w:pStyle w:val="Sumrio2"/>
+            <w:tabs>
+              <w:tab w:val="left" w:pos="960"/>
+              <w:tab w:val="right" w:leader="dot" w:pos="8494"/>
+            </w:tabs>
+            <w:rPr>
+              <w:rFonts w:eastAsiaTheme="minorEastAsia"/>
+              <w:noProof/>
+              <w:sz w:val="24"/>
+              <w:szCs w:val="24"/>
+              <w:lang w:eastAsia="pt-BR"/>
+            </w:rPr>
+          </w:pPr>
+          <w:hyperlink w:anchor="_Toc210246061" w:history="1">
+            <w:r>
+              <w:rPr>
+                <w:rStyle w:val="Hyperlink"/>
+                <w:noProof/>
+              </w:rPr>
+              <w:t>4.1</w:t>
+            </w:r>
+            <w:r>
+              <w:rPr>
+                <w:rFonts w:eastAsiaTheme="minorEastAsia"/>
+                <w:noProof/>
+                <w:sz w:val="24"/>
+                <w:szCs w:val="24"/>
+                <w:lang w:eastAsia="pt-BR"/>
+              </w:rPr>
+              <w:tab/>
+            </w:r>
+            <w:r>
+              <w:rPr>
+                <w:rStyle w:val="Hyperlink"/>
+                <w:noProof/>
+              </w:rPr>
+              <w:t>Auxílios emergenciais relacionados ao coronavírus</w:t>
+            </w:r>
+            <w:r>
+              <w:rPr>
+                <w:noProof/>
+                <w:webHidden/>
+              </w:rPr>
+              <w:tab/>
+            </w:r>
+            <w:r>
+              <w:rPr>
+                <w:noProof/>
+                <w:webHidden/>
+              </w:rPr>
+              <w:fldChar w:fldCharType="begin"/>
+            </w:r>
+            <w:r>
+              <w:rPr>
+                <w:noProof/>
+                <w:webHidden/>
+              </w:rPr>
+              <w:instrText xml:space="preserve"> PAGEREF _Toc210246061 \h </w:instrText>
+            </w:r>
+            <w:r>
+              <w:rPr>
+                <w:noProof/>
+                <w:webHidden/>
+              </w:rPr>
+            </w:r>
+            <w:r>
+              <w:rPr>
+                <w:noProof/>
+                <w:webHidden/>
+              </w:rPr>
+              <w:fldChar w:fldCharType="separate"/>
+            </w:r>
+            <w:r>
+              <w:rPr>
+                <w:noProof/>
+                <w:webHidden/>
+              </w:rPr>
+              <w:t>5</w:t>
+            </w:r>
+            <w:r>
+              <w:rPr>
+                <w:noProof/>
+                <w:webHidden/>
+              </w:rPr>
+              <w:fldChar w:fldCharType="end"/>
+            </w:r>
+          </w:hyperlink>
+        </w:p>
+        <w:p>
+          <w:pPr>
+            <w:pStyle w:val="Sumrio2"/>
+            <w:tabs>
+              <w:tab w:val="left" w:pos="960"/>
+              <w:tab w:val="right" w:leader="dot" w:pos="8494"/>
+            </w:tabs>
+            <w:rPr>
+              <w:rFonts w:eastAsiaTheme="minorEastAsia"/>
+              <w:noProof/>
+              <w:sz w:val="24"/>
+              <w:szCs w:val="24"/>
+              <w:lang w:eastAsia="pt-BR"/>
+            </w:rPr>
+          </w:pPr>
+          <w:hyperlink w:anchor="_Toc210246062" w:history="1">
+            <w:r>
+              <w:rPr>
+                <w:rStyle w:val="Hyperlink"/>
+                <w:noProof/>
+              </w:rPr>
+              <w:t>4.2</w:t>
+            </w:r>
+            <w:r>
+              <w:rPr>
+                <w:rFonts w:eastAsiaTheme="minorEastAsia"/>
+                <w:noProof/>
+                <w:sz w:val="24"/>
+                <w:szCs w:val="24"/>
+                <w:lang w:eastAsia="pt-BR"/>
+              </w:rPr>
+              <w:tab/>
+            </w:r>
+            <w:r>
+              <w:rPr>
+                <w:rStyle w:val="Hyperlink"/>
+                <w:noProof/>
+              </w:rPr>
+              <w:t>Cor ou raça</w:t>
+            </w:r>
+            <w:r>
+              <w:rPr>
+                <w:noProof/>
+                <w:webHidden/>
+              </w:rPr>
+              <w:tab/>
+            </w:r>
+            <w:r>
+              <w:rPr>
+                <w:noProof/>
+                <w:webHidden/>
+              </w:rPr>
+              <w:fldChar w:fldCharType="begin"/>
+            </w:r>
+            <w:r>
+              <w:rPr>
+                <w:noProof/>
+                <w:webHidden/>
+              </w:rPr>
+              <w:instrText xml:space="preserve"> PAGEREF _Toc210246062 \h </w:instrText>
+            </w:r>
+            <w:r>
+              <w:rPr>
+                <w:noProof/>
+                <w:webHidden/>
+              </w:rPr>
+            </w:r>
+            <w:r>
+              <w:rPr>
+                <w:noProof/>
+                <w:webHidden/>
+              </w:rPr>
+              <w:fldChar w:fldCharType="separate"/>
+            </w:r>
+            <w:r>
+              <w:rPr>
+                <w:noProof/>
+                <w:webHidden/>
+              </w:rPr>
+              <w:t>5</w:t>
+            </w:r>
+            <w:r>
+              <w:rPr>
+                <w:noProof/>
+                <w:webHidden/>
+              </w:rPr>
+              <w:fldChar w:fldCharType="end"/>
+            </w:r>
+          </w:hyperlink>
+        </w:p>
+        <w:p>
+          <w:pPr>
+            <w:pStyle w:val="Sumrio2"/>
+            <w:tabs>
+              <w:tab w:val="left" w:pos="960"/>
+              <w:tab w:val="right" w:leader="dot" w:pos="8494"/>
+            </w:tabs>
+            <w:rPr>
+              <w:rFonts w:eastAsiaTheme="minorEastAsia"/>
+              <w:noProof/>
+              <w:sz w:val="24"/>
+              <w:szCs w:val="24"/>
+              <w:lang w:eastAsia="pt-BR"/>
+            </w:rPr>
+          </w:pPr>
+          <w:hyperlink w:anchor="_Toc210246063" w:history="1">
+            <w:r>
+              <w:rPr>
+                <w:rStyle w:val="Hyperlink"/>
+                <w:noProof/>
+              </w:rPr>
+              <w:t>4.3</w:t>
+            </w:r>
+            <w:r>
+              <w:rPr>
+                <w:rFonts w:eastAsiaTheme="minorEastAsia"/>
+                <w:noProof/>
+                <w:sz w:val="24"/>
+                <w:szCs w:val="24"/>
+                <w:lang w:eastAsia="pt-BR"/>
+              </w:rPr>
+              <w:tab/>
+            </w:r>
+            <w:r>
+              <w:rPr>
+                <w:rStyle w:val="Hyperlink"/>
+                <w:noProof/>
+              </w:rPr>
+              <w:t>Escolaridade</w:t>
+            </w:r>
+            <w:r>
+              <w:rPr>
+                <w:noProof/>
+                <w:webHidden/>
+              </w:rPr>
+              <w:tab/>
+            </w:r>
+            <w:r>
+              <w:rPr>
+                <w:noProof/>
+                <w:webHidden/>
+              </w:rPr>
+              <w:fldChar w:fldCharType="begin"/>
+            </w:r>
+            <w:r>
+              <w:rPr>
+                <w:noProof/>
+                <w:webHidden/>
+              </w:rPr>
+              <w:instrText xml:space="preserve"> PAGEREF _Toc210246063 \h </w:instrText>
+            </w:r>
+            <w:r>
+              <w:rPr>
+                <w:noProof/>
+                <w:webHidden/>
+              </w:rPr>
+            </w:r>
+            <w:r>
+              <w:rPr>
+                <w:noProof/>
+                <w:webHidden/>
+              </w:rPr>
+              <w:fldChar w:fldCharType="separate"/>
+            </w:r>
+            <w:r>
+              <w:rPr>
+                <w:noProof/>
+                <w:webHidden/>
+              </w:rPr>
+              <w:t>5</w:t>
+            </w:r>
+            <w:r>
+              <w:rPr>
+                <w:noProof/>
+                <w:webHidden/>
+              </w:rPr>
+              <w:fldChar w:fldCharType="end"/>
+            </w:r>
+          </w:hyperlink>
+        </w:p>
+        <w:p>
+          <w:pPr>
+            <w:pStyle w:val="Sumrio2"/>
+            <w:tabs>
+              <w:tab w:val="left" w:pos="960"/>
+              <w:tab w:val="right" w:leader="dot" w:pos="8494"/>
+            </w:tabs>
+            <w:rPr>
+              <w:rFonts w:eastAsiaTheme="minorEastAsia"/>
+              <w:noProof/>
+              <w:sz w:val="24"/>
+              <w:szCs w:val="24"/>
+              <w:lang w:eastAsia="pt-BR"/>
+            </w:rPr>
+          </w:pPr>
+          <w:hyperlink w:anchor="_Toc210246064" w:history="1">
+            <w:r>
+              <w:rPr>
+                <w:rStyle w:val="Hyperlink"/>
+                <w:noProof/>
+              </w:rPr>
+              <w:t>4.4</w:t>
+            </w:r>
+            <w:r>
+              <w:rPr>
+                <w:rFonts w:eastAsiaTheme="minorEastAsia"/>
+                <w:noProof/>
+                <w:sz w:val="24"/>
+                <w:szCs w:val="24"/>
+                <w:lang w:eastAsia="pt-BR"/>
+              </w:rPr>
+              <w:tab/>
+            </w:r>
+            <w:r>
+              <w:rPr>
+                <w:rStyle w:val="Hyperlink"/>
+                <w:noProof/>
+              </w:rPr>
+              <w:t>Este domicílio é:</w:t>
+            </w:r>
+            <w:r>
+              <w:rPr>
+                <w:noProof/>
+                <w:webHidden/>
+              </w:rPr>
+              <w:tab/>
+            </w:r>
+            <w:r>
+              <w:rPr>
+                <w:noProof/>
+                <w:webHidden/>
+              </w:rPr>
+              <w:fldChar w:fldCharType="begin"/>
+            </w:r>
+            <w:r>
+              <w:rPr>
+                <w:noProof/>
+                <w:webHidden/>
+              </w:rPr>
+              <w:instrText xml:space="preserve"> PAGEREF _Toc210246064 \h </w:instrText>
+            </w:r>
+            <w:r>
+              <w:rPr>
+                <w:noProof/>
+                <w:webHidden/>
+              </w:rPr>
+            </w:r>
+            <w:r>
+              <w:rPr>
+                <w:noProof/>
+                <w:webHidden/>
+              </w:rPr>
+              <w:fldChar w:fldCharType="separate"/>
+            </w:r>
+            <w:r>
+              <w:rPr>
+                <w:noProof/>
+                <w:webHidden/>
+              </w:rPr>
+              <w:t>5</w:t>
+            </w:r>
+            <w:r>
+              <w:rPr>
+                <w:noProof/>
+                <w:webHidden/>
+              </w:rPr>
+              <w:fldChar w:fldCharType="end"/>
+            </w:r>
+          </w:hyperlink>
+        </w:p>
+        <w:p>
+          <w:pPr>
+            <w:pStyle w:val="Sumrio2"/>
+            <w:tabs>
+              <w:tab w:val="left" w:pos="960"/>
+              <w:tab w:val="right" w:leader="dot" w:pos="8494"/>
+            </w:tabs>
+            <w:rPr>
+              <w:rFonts w:eastAsiaTheme="minorEastAsia"/>
+              <w:noProof/>
+              <w:sz w:val="24"/>
+              <w:szCs w:val="24"/>
+              <w:lang w:eastAsia="pt-BR"/>
+            </w:rPr>
+          </w:pPr>
+          <w:hyperlink w:anchor="_Toc210246065" w:history="1">
+            <w:r>
+              <w:rPr>
+                <w:rStyle w:val="Hyperlink"/>
+                <w:noProof/>
+              </w:rPr>
+              <w:t>4.5</w:t>
+            </w:r>
+            <w:r>
+              <w:rPr>
+                <w:rFonts w:eastAsiaTheme="minorEastAsia"/>
+                <w:noProof/>
+                <w:sz w:val="24"/>
+                <w:szCs w:val="24"/>
+                <w:lang w:eastAsia="pt-BR"/>
+              </w:rPr>
+              <w:tab/>
+            </w:r>
+            <w:r>
+              <w:rPr>
+                <w:rStyle w:val="Hyperlink"/>
+                <w:noProof/>
+              </w:rPr>
+              <w:t>Na semana passada teve dificuldade para respirar?</w:t>
+            </w:r>
+            <w:r>
+              <w:rPr>
+                <w:noProof/>
+                <w:webHidden/>
+              </w:rPr>
+              <w:tab/>
+            </w:r>
+            <w:r>
+              <w:rPr>
+                <w:noProof/>
+                <w:webHidden/>
+              </w:rPr>
+              <w:fldChar w:fldCharType="begin"/>
+            </w:r>
+            <w:r>
+              <w:rPr>
+                <w:noProof/>
+                <w:webHidden/>
+              </w:rPr>
+              <w:instrText xml:space="preserve"> PAGEREF _Toc210246065 \h </w:instrText>
+            </w:r>
+            <w:r>
+              <w:rPr>
+                <w:noProof/>
+                <w:webHidden/>
+              </w:rPr>
+            </w:r>
+            <w:r>
+              <w:rPr>
+                <w:noProof/>
+                <w:webHidden/>
+              </w:rPr>
+              <w:fldChar w:fldCharType="separate"/>
+            </w:r>
+            <w:r>
+              <w:rPr>
+                <w:noProof/>
+                <w:webHidden/>
+              </w:rPr>
+              <w:t>6</w:t>
+            </w:r>
+            <w:r>
+              <w:rPr>
+                <w:noProof/>
+                <w:webHidden/>
+              </w:rPr>
+              <w:fldChar w:fldCharType="end"/>
+            </w:r>
+          </w:hyperlink>
+        </w:p>
+        <w:p>
+          <w:pPr>
+            <w:pStyle w:val="Sumrio2"/>
+            <w:tabs>
+              <w:tab w:val="left" w:pos="960"/>
+              <w:tab w:val="right" w:leader="dot" w:pos="8494"/>
+            </w:tabs>
+            <w:rPr>
+              <w:rFonts w:eastAsiaTheme="minorEastAsia"/>
+              <w:noProof/>
+              <w:sz w:val="24"/>
+              <w:szCs w:val="24"/>
+              <w:lang w:eastAsia="pt-BR"/>
+            </w:rPr>
+          </w:pPr>
+          <w:hyperlink w:anchor="_Toc210246066" w:history="1">
+            <w:r>
+              <w:rPr>
+                <w:rStyle w:val="Hyperlink"/>
+                <w:noProof/>
+              </w:rPr>
+              <w:t>4.6</w:t>
+            </w:r>
+            <w:r>
+              <w:rPr>
+                <w:rFonts w:eastAsiaTheme="minorEastAsia"/>
+                <w:noProof/>
+                <w:sz w:val="24"/>
+                <w:szCs w:val="24"/>
+                <w:lang w:eastAsia="pt-BR"/>
+              </w:rPr>
+              <w:tab/>
+            </w:r>
+            <w:r>
+              <w:rPr>
+                <w:rStyle w:val="Hyperlink"/>
+                <w:noProof/>
+              </w:rPr>
+              <w:t>Na semana passada teve dor de cabeça?</w:t>
+            </w:r>
+            <w:r>
+              <w:rPr>
+                <w:noProof/>
+                <w:webHidden/>
+              </w:rPr>
+              <w:tab/>
+            </w:r>
+            <w:r>
+              <w:rPr>
+                <w:noProof/>
+                <w:webHidden/>
+              </w:rPr>
+              <w:fldChar w:fldCharType="begin"/>
+            </w:r>
+            <w:r>
+              <w:rPr>
+                <w:noProof/>
+                <w:webHidden/>
+              </w:rPr>
+              <w:instrText xml:space="preserve"> PAGEREF _Toc210246066 \h </w:instrText>
+            </w:r>
+            <w:r>
+              <w:rPr>
+                <w:noProof/>
+                <w:webHidden/>
+              </w:rPr>
+            </w:r>
+            <w:r>
+              <w:rPr>
+                <w:noProof/>
+                <w:webHidden/>
+              </w:rPr>
+              <w:fldChar w:fldCharType="separate"/>
+            </w:r>
+            <w:r>
+              <w:rPr>
+                <w:noProof/>
+                <w:webHidden/>
+              </w:rPr>
+              <w:t>6</w:t>
+            </w:r>
+            <w:r>
+              <w:rPr>
+                <w:noProof/>
+                <w:webHidden/>
+              </w:rPr>
+              <w:fldChar w:fldCharType="end"/>
+            </w:r>
+          </w:hyperlink>
+        </w:p>
+        <w:p>
+          <w:pPr>
+            <w:pStyle w:val="Sumrio2"/>
+            <w:tabs>
+              <w:tab w:val="left" w:pos="960"/>
+              <w:tab w:val="right" w:leader="dot" w:pos="8494"/>
+            </w:tabs>
+            <w:rPr>
+              <w:rFonts w:eastAsiaTheme="minorEastAsia"/>
+              <w:noProof/>
+              <w:sz w:val="24"/>
+              <w:szCs w:val="24"/>
+              <w:lang w:eastAsia="pt-BR"/>
+            </w:rPr>
+          </w:pPr>
+          <w:hyperlink w:anchor="_Toc210246067" w:history="1">
+            <w:r>
+              <w:rPr>
+                <w:rStyle w:val="Hyperlink"/>
+                <w:noProof/>
+              </w:rPr>
+              <w:t>4.7</w:t>
+            </w:r>
+            <w:r>
+              <w:rPr>
+                <w:rFonts w:eastAsiaTheme="minorEastAsia"/>
+                <w:noProof/>
+                <w:sz w:val="24"/>
+                <w:szCs w:val="24"/>
+                <w:lang w:eastAsia="pt-BR"/>
+              </w:rPr>
+              <w:tab/>
+            </w:r>
+            <w:r>
+              <w:rPr>
+                <w:rStyle w:val="Hyperlink"/>
+                <w:noProof/>
+              </w:rPr>
+              <w:t>Na semana passada teve dor de garganta?</w:t>
+            </w:r>
+            <w:r>
+              <w:rPr>
+                <w:noProof/>
+                <w:webHidden/>
+              </w:rPr>
+              <w:tab/>
+            </w:r>
+            <w:r>
+              <w:rPr>
+                <w:noProof/>
+                <w:webHidden/>
+              </w:rPr>
+              <w:fldChar w:fldCharType="begin"/>
+            </w:r>
+            <w:r>
+              <w:rPr>
+                <w:noProof/>
+                <w:webHidden/>
+              </w:rPr>
+              <w:instrText xml:space="preserve"> PAGEREF _Toc210246067 \h </w:instrText>
+            </w:r>
+            <w:r>
+              <w:rPr>
+                <w:noProof/>
+                <w:webHidden/>
+              </w:rPr>
+            </w:r>
+            <w:r>
+              <w:rPr>
+                <w:noProof/>
+                <w:webHidden/>
+              </w:rPr>
+              <w:fldChar w:fldCharType="separate"/>
+            </w:r>
+            <w:r>
+              <w:rPr>
+                <w:noProof/>
+                <w:webHidden/>
+              </w:rPr>
+              <w:t>6</w:t>
+            </w:r>
+            <w:r>
+              <w:rPr>
+                <w:noProof/>
+                <w:webHidden/>
+              </w:rPr>
+              <w:fldChar w:fldCharType="end"/>
+            </w:r>
+          </w:hyperlink>
+        </w:p>
+        <w:p>
+          <w:pPr>
+            <w:pStyle w:val="Sumrio2"/>
+            <w:tabs>
+              <w:tab w:val="left" w:pos="960"/>
+              <w:tab w:val="right" w:leader="dot" w:pos="8494"/>
+            </w:tabs>
+            <w:rPr>
+              <w:rFonts w:eastAsiaTheme="minorEastAsia"/>
+              <w:noProof/>
+              <w:sz w:val="24"/>
+              <w:szCs w:val="24"/>
+              <w:lang w:eastAsia="pt-BR"/>
+            </w:rPr>
+          </w:pPr>
+          <w:hyperlink w:anchor="_Toc210246068" w:history="1">
+            <w:r>
+              <w:rPr>
+                <w:rStyle w:val="Hyperlink"/>
+                <w:noProof/>
+              </w:rPr>
+              <w:t>4.8</w:t>
+            </w:r>
+            <w:r>
+              <w:rPr>
+                <w:rFonts w:eastAsiaTheme="minorEastAsia"/>
+                <w:noProof/>
+                <w:sz w:val="24"/>
+                <w:szCs w:val="24"/>
+                <w:lang w:eastAsia="pt-BR"/>
+              </w:rPr>
+              <w:tab/>
+            </w:r>
+            <w:r>
+              <w:rPr>
+                <w:rStyle w:val="Hyperlink"/>
+                <w:noProof/>
+              </w:rPr>
+              <w:t>Na semana passada teve febre?</w:t>
+            </w:r>
+            <w:r>
+              <w:rPr>
+                <w:noProof/>
+                <w:webHidden/>
+              </w:rPr>
+              <w:tab/>
+            </w:r>
+            <w:r>
+              <w:rPr>
+                <w:noProof/>
+                <w:webHidden/>
+              </w:rPr>
+              <w:fldChar w:fldCharType="begin"/>
+            </w:r>
+            <w:r>
+              <w:rPr>
+                <w:noProof/>
+                <w:webHidden/>
+              </w:rPr>
+              <w:instrText xml:space="preserve"> PAGEREF _Toc210246068 \h </w:instrText>
+            </w:r>
+            <w:r>
+              <w:rPr>
+                <w:noProof/>
+                <w:webHidden/>
+              </w:rPr>
+            </w:r>
+            <w:r>
+              <w:rPr>
+                <w:noProof/>
+                <w:webHidden/>
+              </w:rPr>
+              <w:fldChar w:fldCharType="separate"/>
+            </w:r>
+            <w:r>
+              <w:rPr>
+                <w:noProof/>
+                <w:webHidden/>
+              </w:rPr>
+              <w:t>6</w:t>
+            </w:r>
+            <w:r>
+              <w:rPr>
+                <w:noProof/>
+                <w:webHidden/>
+              </w:rPr>
+              <w:fldChar w:fldCharType="end"/>
+            </w:r>
+          </w:hyperlink>
+        </w:p>
+        <w:p>
+          <w:pPr>
+            <w:pStyle w:val="Sumrio2"/>
+            <w:tabs>
+              <w:tab w:val="left" w:pos="960"/>
+              <w:tab w:val="right" w:leader="dot" w:pos="8494"/>
+            </w:tabs>
+            <w:rPr>
+              <w:rFonts w:eastAsiaTheme="minorEastAsia"/>
+              <w:noProof/>
+              <w:sz w:val="24"/>
+              <w:szCs w:val="24"/>
+              <w:lang w:eastAsia="pt-BR"/>
+            </w:rPr>
+          </w:pPr>
+          <w:hyperlink w:anchor="_Toc210246069" w:history="1">
+            <w:r>
+              <w:rPr>
+                <w:rStyle w:val="Hyperlink"/>
+                <w:noProof/>
+              </w:rPr>
+              <w:t>4.9</w:t>
+            </w:r>
+            <w:r>
+              <w:rPr>
+                <w:rFonts w:eastAsiaTheme="minorEastAsia"/>
+                <w:noProof/>
+                <w:sz w:val="24"/>
+                <w:szCs w:val="24"/>
+                <w:lang w:eastAsia="pt-BR"/>
+              </w:rPr>
+              <w:tab/>
+            </w:r>
+            <w:r>
+              <w:rPr>
+                <w:rStyle w:val="Hyperlink"/>
+                <w:noProof/>
+              </w:rPr>
+              <w:t>Na semana passada teve perda de cheiro ou sabor?</w:t>
+            </w:r>
+            <w:r>
+              <w:rPr>
+                <w:noProof/>
+                <w:webHidden/>
+              </w:rPr>
+              <w:tab/>
+            </w:r>
+            <w:r>
+              <w:rPr>
+                <w:noProof/>
+                <w:webHidden/>
+              </w:rPr>
+              <w:fldChar w:fldCharType="begin"/>
+            </w:r>
+            <w:r>
+              <w:rPr>
+                <w:noProof/>
+                <w:webHidden/>
+              </w:rPr>
+              <w:instrText xml:space="preserve"> PAGEREF _Toc210246069 \h </w:instrText>
+            </w:r>
+            <w:r>
+              <w:rPr>
+                <w:noProof/>
+                <w:webHidden/>
+              </w:rPr>
+            </w:r>
+            <w:r>
+              <w:rPr>
+                <w:noProof/>
+                <w:webHidden/>
+              </w:rPr>
+              <w:fldChar w:fldCharType="separate"/>
+            </w:r>
+            <w:r>
+              <w:rPr>
+                <w:noProof/>
+                <w:webHidden/>
+              </w:rPr>
+              <w:t>6</w:t>
+            </w:r>
+            <w:r>
+              <w:rPr>
+                <w:noProof/>
+                <w:webHidden/>
+              </w:rPr>
+              <w:fldChar w:fldCharType="end"/>
+            </w:r>
+          </w:hyperlink>
+        </w:p>
+        <w:p>
+          <w:pPr>
+            <w:pStyle w:val="Sumrio2"/>
+            <w:tabs>
+              <w:tab w:val="left" w:pos="960"/>
+              <w:tab w:val="right" w:leader="dot" w:pos="8494"/>
+            </w:tabs>
+            <w:rPr>
+              <w:rFonts w:eastAsiaTheme="minorEastAsia"/>
+              <w:noProof/>
+              <w:sz w:val="24"/>
+              <w:szCs w:val="24"/>
+              <w:lang w:eastAsia="pt-BR"/>
+            </w:rPr>
+          </w:pPr>
+          <w:hyperlink w:anchor="_Toc210246070" w:history="1">
+            <w:r>
+              <w:rPr>
+                <w:rStyle w:val="Hyperlink"/>
+                <w:noProof/>
+              </w:rPr>
+              <w:t>4.10</w:t>
+            </w:r>
+            <w:r>
+              <w:rPr>
+                <w:rFonts w:eastAsiaTheme="minorEastAsia"/>
+                <w:noProof/>
+                <w:sz w:val="24"/>
+                <w:szCs w:val="24"/>
+                <w:lang w:eastAsia="pt-BR"/>
+              </w:rPr>
+              <w:tab/>
+            </w:r>
+            <w:r>
+              <w:rPr>
+                <w:rStyle w:val="Hyperlink"/>
+                <w:noProof/>
+              </w:rPr>
+              <w:t>Na semana passada teve tosse?</w:t>
+            </w:r>
+            <w:r>
+              <w:rPr>
+                <w:noProof/>
+                <w:webHidden/>
+              </w:rPr>
+              <w:tab/>
+            </w:r>
+            <w:r>
+              <w:rPr>
+                <w:noProof/>
+                <w:webHidden/>
+              </w:rPr>
+              <w:fldChar w:fldCharType="begin"/>
+            </w:r>
+            <w:r>
+              <w:rPr>
+                <w:noProof/>
+                <w:webHidden/>
+              </w:rPr>
+              <w:instrText xml:space="preserve"> PAGEREF _Toc210246070 \h </w:instrText>
+            </w:r>
+            <w:r>
+              <w:rPr>
+                <w:noProof/>
+                <w:webHidden/>
+              </w:rPr>
+            </w:r>
+            <w:r>
+              <w:rPr>
+                <w:noProof/>
+                <w:webHidden/>
+              </w:rPr>
+              <w:fldChar w:fldCharType="separate"/>
+            </w:r>
+            <w:r>
+              <w:rPr>
+                <w:noProof/>
+                <w:webHidden/>
+              </w:rPr>
+              <w:t>6</w:t>
+            </w:r>
+            <w:r>
+              <w:rPr>
+                <w:noProof/>
+                <w:webHidden/>
+              </w:rPr>
+              <w:fldChar w:fldCharType="end"/>
+            </w:r>
+          </w:hyperlink>
+        </w:p>
+        <w:p>
+          <w:pPr>
+            <w:pStyle w:val="Sumrio2"/>
+            <w:tabs>
+              <w:tab w:val="left" w:pos="960"/>
+              <w:tab w:val="right" w:leader="dot" w:pos="8494"/>
+            </w:tabs>
+            <w:rPr>
+              <w:rFonts w:eastAsiaTheme="minorEastAsia"/>
+              <w:noProof/>
+              <w:sz w:val="24"/>
+              <w:szCs w:val="24"/>
+              <w:lang w:eastAsia="pt-BR"/>
+            </w:rPr>
+          </w:pPr>
+          <w:hyperlink w:anchor="_Toc210246071" w:history="1">
+            <w:r>
+              <w:rPr>
+                <w:rStyle w:val="Hyperlink"/>
+                <w:noProof/>
+              </w:rPr>
+              <w:t>4.11</w:t>
+            </w:r>
+            <w:r>
+              <w:rPr>
+                <w:rFonts w:eastAsiaTheme="minorEastAsia"/>
+                <w:noProof/>
+                <w:sz w:val="24"/>
+                <w:szCs w:val="24"/>
+                <w:lang w:eastAsia="pt-BR"/>
+              </w:rPr>
+              <w:tab/>
+            </w:r>
+            <w:r>
+              <w:rPr>
+                <w:rStyle w:val="Hyperlink"/>
+                <w:noProof/>
+              </w:rPr>
+              <w:t>Número da faixa do rendimento/retirada em dinheiro</w:t>
+            </w:r>
+            <w:r>
+              <w:rPr>
+                <w:noProof/>
+                <w:webHidden/>
+              </w:rPr>
+              <w:tab/>
+            </w:r>
+            <w:r>
+              <w:rPr>
+                <w:noProof/>
+                <w:webHidden/>
+              </w:rPr>
+              <w:fldChar w:fldCharType="begin"/>
+            </w:r>
+            <w:r>
+              <w:rPr>
+                <w:noProof/>
+                <w:webHidden/>
+              </w:rPr>
+              <w:instrText xml:space="preserve"> PAGEREF _Toc210246071 \h </w:instrText>
+            </w:r>
+            <w:r>
+              <w:rPr>
+                <w:noProof/>
+                <w:webHidden/>
+              </w:rPr>
+            </w:r>
+            <w:r>
+              <w:rPr>
+                <w:noProof/>
+                <w:webHidden/>
+              </w:rPr>
+              <w:fldChar w:fldCharType="separate"/>
+            </w:r>
+            <w:r>
+              <w:rPr>
+                <w:noProof/>
+                <w:webHidden/>
+              </w:rPr>
+              <w:t>6</w:t>
+            </w:r>
+            <w:r>
+              <w:rPr>
+                <w:noProof/>
+                <w:webHidden/>
+              </w:rPr>
+              <w:fldChar w:fldCharType="end"/>
+            </w:r>
+          </w:hyperlink>
+        </w:p>
+        <w:p>
+          <w:pPr>
+            <w:pStyle w:val="Sumrio2"/>
+            <w:tabs>
+              <w:tab w:val="left" w:pos="960"/>
+              <w:tab w:val="right" w:leader="dot" w:pos="8494"/>
+            </w:tabs>
+            <w:rPr>
+              <w:rFonts w:eastAsiaTheme="minorEastAsia"/>
+              <w:noProof/>
+              <w:sz w:val="24"/>
+              <w:szCs w:val="24"/>
+              <w:lang w:eastAsia="pt-BR"/>
+            </w:rPr>
+          </w:pPr>
+          <w:hyperlink w:anchor="_Toc210246072" w:history="1">
+            <w:r>
+              <w:rPr>
+                <w:rStyle w:val="Hyperlink"/>
+                <w:noProof/>
+              </w:rPr>
+              <w:t>4.12</w:t>
+            </w:r>
+            <w:r>
+              <w:rPr>
+                <w:rFonts w:eastAsiaTheme="minorEastAsia"/>
+                <w:noProof/>
+                <w:sz w:val="24"/>
+                <w:szCs w:val="24"/>
+                <w:lang w:eastAsia="pt-BR"/>
+              </w:rPr>
+              <w:tab/>
+            </w:r>
+            <w:r>
+              <w:rPr>
+                <w:rStyle w:val="Hyperlink"/>
+                <w:noProof/>
+              </w:rPr>
+              <w:t>Qual é a principal atividade do local ou empresa em que você trabalha?</w:t>
+            </w:r>
+            <w:r>
+              <w:rPr>
+                <w:noProof/>
+                <w:webHidden/>
+              </w:rPr>
+              <w:tab/>
+            </w:r>
+            <w:r>
+              <w:rPr>
+                <w:noProof/>
+                <w:webHidden/>
+              </w:rPr>
+              <w:fldChar w:fldCharType="begin"/>
+            </w:r>
+            <w:r>
+              <w:rPr>
+                <w:noProof/>
+                <w:webHidden/>
+              </w:rPr>
+              <w:instrText xml:space="preserve"> PAGEREF _Toc210246072 \h </w:instrText>
+            </w:r>
+            <w:r>
+              <w:rPr>
+                <w:noProof/>
+                <w:webHidden/>
+              </w:rPr>
+            </w:r>
+            <w:r>
+              <w:rPr>
+                <w:noProof/>
+                <w:webHidden/>
+              </w:rPr>
+              <w:fldChar w:fldCharType="separate"/>
+            </w:r>
+            <w:r>
+              <w:rPr>
+                <w:noProof/>
+                <w:webHidden/>
+              </w:rPr>
+              <w:t>6</w:t>
+            </w:r>
+            <w:r>
+              <w:rPr>
+                <w:noProof/>
+                <w:webHidden/>
+              </w:rPr>
+              <w:fldChar w:fldCharType="end"/>
+            </w:r>
+          </w:hyperlink>
+        </w:p>
+        <w:p>
+          <w:pPr>
+            <w:pStyle w:val="Sumrio2"/>
+            <w:tabs>
+              <w:tab w:val="left" w:pos="960"/>
+              <w:tab w:val="right" w:leader="dot" w:pos="8494"/>
+            </w:tabs>
+            <w:rPr>
+              <w:rFonts w:eastAsiaTheme="minorEastAsia"/>
+              <w:noProof/>
+              <w:sz w:val="24"/>
+              <w:szCs w:val="24"/>
+              <w:lang w:eastAsia="pt-BR"/>
+            </w:rPr>
+          </w:pPr>
+          <w:hyperlink w:anchor="_Toc210246073" w:history="1">
+            <w:r>
+              <w:rPr>
+                <w:rStyle w:val="Hyperlink"/>
+                <w:noProof/>
+              </w:rPr>
+              <w:t>4.13</w:t>
+            </w:r>
+            <w:r>
+              <w:rPr>
+                <w:rFonts w:eastAsiaTheme="minorEastAsia"/>
+                <w:noProof/>
+                <w:sz w:val="24"/>
+                <w:szCs w:val="24"/>
+                <w:lang w:eastAsia="pt-BR"/>
+              </w:rPr>
+              <w:tab/>
+            </w:r>
+            <w:r>
+              <w:rPr>
+                <w:rStyle w:val="Hyperlink"/>
+                <w:noProof/>
+              </w:rPr>
+              <w:t>Qual o principal motivo deste afastamento temporário?</w:t>
+            </w:r>
+            <w:r>
+              <w:rPr>
+                <w:noProof/>
+                <w:webHidden/>
+              </w:rPr>
+              <w:tab/>
+            </w:r>
+            <w:r>
+              <w:rPr>
+                <w:noProof/>
+                <w:webHidden/>
+              </w:rPr>
+              <w:fldChar w:fldCharType="begin"/>
+            </w:r>
+            <w:r>
+              <w:rPr>
+                <w:noProof/>
+                <w:webHidden/>
+              </w:rPr>
+              <w:instrText xml:space="preserve"> PAGEREF _Toc210246073 \h </w:instrText>
+            </w:r>
+            <w:r>
+              <w:rPr>
+                <w:noProof/>
+                <w:webHidden/>
+              </w:rPr>
+            </w:r>
+            <w:r>
+              <w:rPr>
+                <w:noProof/>
+                <w:webHidden/>
+              </w:rPr>
+              <w:fldChar w:fldCharType="separate"/>
+            </w:r>
+            <w:r>
+              <w:rPr>
+                <w:noProof/>
+                <w:webHidden/>
+              </w:rPr>
+              <w:t>6</w:t>
+            </w:r>
+            <w:r>
+              <w:rPr>
+                <w:noProof/>
+                <w:webHidden/>
+              </w:rPr>
+              <w:fldChar w:fldCharType="end"/>
+            </w:r>
+          </w:hyperlink>
+        </w:p>
+        <w:p>
+          <w:pPr>
+            <w:pStyle w:val="Sumrio2"/>
+            <w:tabs>
+              <w:tab w:val="left" w:pos="960"/>
+              <w:tab w:val="right" w:leader="dot" w:pos="8494"/>
+            </w:tabs>
+            <w:rPr>
+              <w:rFonts w:eastAsiaTheme="minorEastAsia"/>
+              <w:noProof/>
+              <w:sz w:val="24"/>
+              <w:szCs w:val="24"/>
+              <w:lang w:eastAsia="pt-BR"/>
+            </w:rPr>
+          </w:pPr>
+          <w:hyperlink w:anchor="_Toc210246074" w:history="1">
+            <w:r>
+              <w:rPr>
+                <w:rStyle w:val="Hyperlink"/>
+                <w:noProof/>
+              </w:rPr>
+              <w:t>4.14</w:t>
+            </w:r>
+            <w:r>
+              <w:rPr>
+                <w:rFonts w:eastAsiaTheme="minorEastAsia"/>
+                <w:noProof/>
+                <w:sz w:val="24"/>
+                <w:szCs w:val="24"/>
+                <w:lang w:eastAsia="pt-BR"/>
+              </w:rPr>
+              <w:tab/>
+            </w:r>
+            <w:r>
+              <w:rPr>
+                <w:rStyle w:val="Hyperlink"/>
+                <w:noProof/>
+              </w:rPr>
+              <w:t>Que tipo de trabalho, cargo ou função você realiza no seu trabalho (único ou principal)?</w:t>
+            </w:r>
+            <w:r>
+              <w:rPr>
+                <w:noProof/>
+                <w:webHidden/>
+              </w:rPr>
+              <w:tab/>
+            </w:r>
+            <w:r>
+              <w:rPr>
+                <w:noProof/>
+                <w:webHidden/>
+              </w:rPr>
+              <w:fldChar w:fldCharType="begin"/>
+            </w:r>
+            <w:r>
+              <w:rPr>
+                <w:noProof/>
+                <w:webHidden/>
+              </w:rPr>
+              <w:instrText xml:space="preserve"> PAGEREF _Toc210246074 \h </w:instrText>
+            </w:r>
+            <w:r>
+              <w:rPr>
+                <w:noProof/>
+                <w:webHidden/>
+              </w:rPr>
+            </w:r>
+            <w:r>
+              <w:rPr>
+                <w:noProof/>
+                <w:webHidden/>
+              </w:rPr>
+              <w:fldChar w:fldCharType="separate"/>
+            </w:r>
+            <w:r>
+              <w:rPr>
+                <w:noProof/>
+                <w:webHidden/>
+              </w:rPr>
+              <w:t>6</w:t>
+            </w:r>
+            <w:r>
+              <w:rPr>
+                <w:noProof/>
+                <w:webHidden/>
+              </w:rPr>
+              <w:fldChar w:fldCharType="end"/>
+            </w:r>
+          </w:hyperlink>
+        </w:p>
+        <w:p>
+          <w:pPr>
+            <w:pStyle w:val="Sumrio2"/>
+            <w:tabs>
+              <w:tab w:val="left" w:pos="960"/>
+              <w:tab w:val="right" w:leader="dot" w:pos="8494"/>
+            </w:tabs>
+            <w:rPr>
+              <w:rFonts w:eastAsiaTheme="minorEastAsia"/>
+              <w:noProof/>
+              <w:sz w:val="24"/>
+              <w:szCs w:val="24"/>
+              <w:lang w:eastAsia="pt-BR"/>
+            </w:rPr>
+          </w:pPr>
+          <w:hyperlink w:anchor="_Toc210246075" w:history="1">
+            <w:r>
+              <w:rPr>
+                <w:rStyle w:val="Hyperlink"/>
+                <w:noProof/>
+              </w:rPr>
+              <w:t>4.15</w:t>
+            </w:r>
+            <w:r>
+              <w:rPr>
+                <w:rFonts w:eastAsiaTheme="minorEastAsia"/>
+                <w:noProof/>
+                <w:sz w:val="24"/>
+                <w:szCs w:val="24"/>
+                <w:lang w:eastAsia="pt-BR"/>
+              </w:rPr>
+              <w:tab/>
+            </w:r>
+            <w:r>
+              <w:rPr>
+                <w:rStyle w:val="Hyperlink"/>
+                <w:noProof/>
+              </w:rPr>
+              <w:t>Quem respondeu ao questionário?</w:t>
+            </w:r>
+            <w:r>
+              <w:rPr>
+                <w:noProof/>
+                <w:webHidden/>
+              </w:rPr>
+              <w:tab/>
+            </w:r>
+            <w:r>
+              <w:rPr>
+                <w:noProof/>
+                <w:webHidden/>
+              </w:rPr>
+              <w:fldChar w:fldCharType="begin"/>
+            </w:r>
+            <w:r>
+              <w:rPr>
+                <w:noProof/>
+                <w:webHidden/>
+              </w:rPr>
+              <w:instrText xml:space="preserve"> PAGEREF _Toc210246075 \h </w:instrText>
+            </w:r>
+            <w:r>
+              <w:rPr>
+                <w:noProof/>
+                <w:webHidden/>
+              </w:rPr>
+            </w:r>
+            <w:r>
+              <w:rPr>
+                <w:noProof/>
+                <w:webHidden/>
+              </w:rPr>
+              <w:fldChar w:fldCharType="separate"/>
+            </w:r>
+            <w:r>
+              <w:rPr>
+                <w:noProof/>
+                <w:webHidden/>
+              </w:rPr>
+              <w:t>6</w:t>
+            </w:r>
+            <w:r>
+              <w:rPr>
+                <w:noProof/>
+                <w:webHidden/>
+              </w:rPr>
+              <w:fldChar w:fldCharType="end"/>
+            </w:r>
+          </w:hyperlink>
+        </w:p>
+        <w:p>
+          <w:pPr>
+            <w:pStyle w:val="Sumrio2"/>
+            <w:tabs>
+              <w:tab w:val="left" w:pos="960"/>
+              <w:tab w:val="right" w:leader="dot" w:pos="8494"/>
+            </w:tabs>
+            <w:rPr>
+              <w:rFonts w:eastAsiaTheme="minorEastAsia"/>
+              <w:noProof/>
+              <w:sz w:val="24"/>
+              <w:szCs w:val="24"/>
+              <w:lang w:eastAsia="pt-BR"/>
+            </w:rPr>
+          </w:pPr>
+          <w:hyperlink w:anchor="_Toc210246076" w:history="1">
+            <w:r>
+              <w:rPr>
+                <w:rStyle w:val="Hyperlink"/>
+                <w:noProof/>
+              </w:rPr>
+              <w:t>4.16</w:t>
+            </w:r>
+            <w:r>
+              <w:rPr>
+                <w:rFonts w:eastAsiaTheme="minorEastAsia"/>
+                <w:noProof/>
+                <w:sz w:val="24"/>
+                <w:szCs w:val="24"/>
+                <w:lang w:eastAsia="pt-BR"/>
+              </w:rPr>
+              <w:tab/>
+            </w:r>
+            <w:r>
+              <w:rPr>
+                <w:rStyle w:val="Hyperlink"/>
+                <w:noProof/>
+              </w:rPr>
+              <w:t>Rendimento de pensão alimentícia, doação ou mesada em dinheiro de pessoa que não morava no domicílio</w:t>
+            </w:r>
+            <w:r>
+              <w:rPr>
+                <w:noProof/>
+                <w:webHidden/>
+              </w:rPr>
+              <w:tab/>
+            </w:r>
+            <w:r>
+              <w:rPr>
+                <w:noProof/>
+                <w:webHidden/>
+              </w:rPr>
+              <w:fldChar w:fldCharType="begin"/>
+            </w:r>
+            <w:r>
+              <w:rPr>
+                <w:noProof/>
+                <w:webHidden/>
+              </w:rPr>
+              <w:instrText xml:space="preserve"> PAGEREF _Toc210246076 \h </w:instrText>
+            </w:r>
+            <w:r>
+              <w:rPr>
+                <w:noProof/>
+                <w:webHidden/>
+              </w:rPr>
+            </w:r>
+            <w:r>
+              <w:rPr>
+                <w:noProof/>
+                <w:webHidden/>
+              </w:rPr>
+              <w:fldChar w:fldCharType="separate"/>
+            </w:r>
+            <w:r>
+              <w:rPr>
+                <w:noProof/>
+                <w:webHidden/>
+              </w:rPr>
+              <w:t>7</w:t>
+            </w:r>
+            <w:r>
+              <w:rPr>
+                <w:noProof/>
+                <w:webHidden/>
+              </w:rPr>
+              <w:fldChar w:fldCharType="end"/>
+            </w:r>
+          </w:hyperlink>
+        </w:p>
+        <w:p>
+          <w:pPr>
+            <w:pStyle w:val="Sumrio2"/>
+            <w:tabs>
+              <w:tab w:val="left" w:pos="960"/>
+              <w:tab w:val="right" w:leader="dot" w:pos="8494"/>
+            </w:tabs>
+            <w:rPr>
+              <w:rFonts w:eastAsiaTheme="minorEastAsia"/>
+              <w:noProof/>
+              <w:sz w:val="24"/>
+              <w:szCs w:val="24"/>
+              <w:lang w:eastAsia="pt-BR"/>
+            </w:rPr>
+          </w:pPr>
+          <w:hyperlink w:anchor="_Toc210246077" w:history="1">
+            <w:r>
+              <w:rPr>
+                <w:rStyle w:val="Hyperlink"/>
+                <w:noProof/>
+              </w:rPr>
+              <w:t>4.17</w:t>
+            </w:r>
+            <w:r>
+              <w:rPr>
+                <w:rFonts w:eastAsiaTheme="minorEastAsia"/>
+                <w:noProof/>
+                <w:sz w:val="24"/>
+                <w:szCs w:val="24"/>
+                <w:lang w:eastAsia="pt-BR"/>
+              </w:rPr>
+              <w:tab/>
+            </w:r>
+            <w:r>
+              <w:rPr>
+                <w:rStyle w:val="Hyperlink"/>
+                <w:noProof/>
+              </w:rPr>
+              <w:t>Rendimentos de Programa Bolsa Família</w:t>
+            </w:r>
+            <w:r>
+              <w:rPr>
+                <w:noProof/>
+                <w:webHidden/>
+              </w:rPr>
+              <w:tab/>
+            </w:r>
+            <w:r>
+              <w:rPr>
+                <w:noProof/>
+                <w:webHidden/>
+              </w:rPr>
+              <w:fldChar w:fldCharType="begin"/>
+            </w:r>
+            <w:r>
+              <w:rPr>
+                <w:noProof/>
+                <w:webHidden/>
+              </w:rPr>
+              <w:instrText xml:space="preserve"> PAGEREF _Toc210246077 \h </w:instrText>
+            </w:r>
+            <w:r>
+              <w:rPr>
+                <w:noProof/>
+                <w:webHidden/>
+              </w:rPr>
+            </w:r>
+            <w:r>
+              <w:rPr>
+                <w:noProof/>
+                <w:webHidden/>
+              </w:rPr>
+              <w:fldChar w:fldCharType="separate"/>
+            </w:r>
+            <w:r>
+              <w:rPr>
+                <w:noProof/>
+                <w:webHidden/>
+              </w:rPr>
+              <w:t>7</w:t>
+            </w:r>
+            <w:r>
+              <w:rPr>
+                <w:noProof/>
+                <w:webHidden/>
+              </w:rPr>
+              <w:fldChar w:fldCharType="end"/>
+            </w:r>
+          </w:hyperlink>
+        </w:p>
+        <w:p>
+          <w:pPr>
+            <w:pStyle w:val="Sumrio2"/>
+            <w:tabs>
+              <w:tab w:val="left" w:pos="960"/>
+              <w:tab w:val="right" w:leader="dot" w:pos="8494"/>
+            </w:tabs>
+            <w:rPr>
+              <w:rFonts w:eastAsiaTheme="minorEastAsia"/>
+              <w:noProof/>
+              <w:sz w:val="24"/>
+              <w:szCs w:val="24"/>
+              <w:lang w:eastAsia="pt-BR"/>
+            </w:rPr>
+          </w:pPr>
+          <w:hyperlink w:anchor="_Toc210246078" w:history="1">
+            <w:r>
+              <w:rPr>
+                <w:rStyle w:val="Hyperlink"/>
+                <w:noProof/>
+              </w:rPr>
+              <w:t>4.18</w:t>
+            </w:r>
+            <w:r>
+              <w:rPr>
+                <w:rFonts w:eastAsiaTheme="minorEastAsia"/>
+                <w:noProof/>
+                <w:sz w:val="24"/>
+                <w:szCs w:val="24"/>
+                <w:lang w:eastAsia="pt-BR"/>
+              </w:rPr>
+              <w:tab/>
+            </w:r>
+            <w:r>
+              <w:rPr>
+                <w:rStyle w:val="Hyperlink"/>
+                <w:noProof/>
+              </w:rPr>
+              <w:t>Sexo</w:t>
+            </w:r>
+            <w:r>
+              <w:rPr>
+                <w:noProof/>
+                <w:webHidden/>
+              </w:rPr>
+              <w:tab/>
+            </w:r>
+            <w:r>
+              <w:rPr>
+                <w:noProof/>
+                <w:webHidden/>
+              </w:rPr>
+              <w:fldChar w:fldCharType="begin"/>
+            </w:r>
+            <w:r>
+              <w:rPr>
+                <w:noProof/>
+                <w:webHidden/>
+              </w:rPr>
+              <w:instrText xml:space="preserve"> PAGEREF _Toc210246078 \h </w:instrText>
+            </w:r>
+            <w:r>
+              <w:rPr>
+                <w:noProof/>
+                <w:webHidden/>
+              </w:rPr>
+            </w:r>
+            <w:r>
+              <w:rPr>
+                <w:noProof/>
+                <w:webHidden/>
+              </w:rPr>
+              <w:fldChar w:fldCharType="separate"/>
+            </w:r>
+            <w:r>
+              <w:rPr>
+                <w:noProof/>
+                <w:webHidden/>
+              </w:rPr>
+              <w:t>7</w:t>
+            </w:r>
+            <w:r>
+              <w:rPr>
+                <w:noProof/>
+                <w:webHidden/>
+              </w:rPr>
+              <w:fldChar w:fldCharType="end"/>
+            </w:r>
+          </w:hyperlink>
+        </w:p>
+        <w:p>
+          <w:pPr>
+            <w:pStyle w:val="Sumrio2"/>
+            <w:tabs>
+              <w:tab w:val="left" w:pos="960"/>
+              <w:tab w:val="right" w:leader="dot" w:pos="8494"/>
+            </w:tabs>
+            <w:rPr>
+              <w:rFonts w:eastAsiaTheme="minorEastAsia"/>
+              <w:noProof/>
+              <w:sz w:val="24"/>
+              <w:szCs w:val="24"/>
+              <w:lang w:eastAsia="pt-BR"/>
+            </w:rPr>
+          </w:pPr>
+          <w:hyperlink w:anchor="_Toc210246079" w:history="1">
+            <w:r>
+              <w:rPr>
+                <w:rStyle w:val="Hyperlink"/>
+                <w:noProof/>
+              </w:rPr>
+              <w:t>4.19</w:t>
+            </w:r>
+            <w:r>
+              <w:rPr>
+                <w:rFonts w:eastAsiaTheme="minorEastAsia"/>
+                <w:noProof/>
+                <w:sz w:val="24"/>
+                <w:szCs w:val="24"/>
+                <w:lang w:eastAsia="pt-BR"/>
+              </w:rPr>
+              <w:tab/>
+            </w:r>
+            <w:r>
+              <w:rPr>
+                <w:rStyle w:val="Hyperlink"/>
+                <w:noProof/>
+              </w:rPr>
+              <w:t>Tem carteira de trabalho assinada ou é funcionário público estatutário?</w:t>
+            </w:r>
+            <w:r>
+              <w:rPr>
+                <w:noProof/>
+                <w:webHidden/>
+              </w:rPr>
+              <w:tab/>
+            </w:r>
+            <w:r>
+              <w:rPr>
+                <w:noProof/>
+                <w:webHidden/>
+              </w:rPr>
+              <w:fldChar w:fldCharType="begin"/>
+            </w:r>
+            <w:r>
+              <w:rPr>
+                <w:noProof/>
+                <w:webHidden/>
+              </w:rPr>
+              <w:instrText xml:space="preserve"> PAGEREF _Toc210246079 \h </w:instrText>
+            </w:r>
+            <w:r>
+              <w:rPr>
+                <w:noProof/>
+                <w:webHidden/>
+              </w:rPr>
+            </w:r>
+            <w:r>
+              <w:rPr>
+                <w:noProof/>
+                <w:webHidden/>
+              </w:rPr>
+              <w:fldChar w:fldCharType="separate"/>
+            </w:r>
+            <w:r>
+              <w:rPr>
+                <w:noProof/>
+                <w:webHidden/>
+              </w:rPr>
+              <w:t>7</w:t>
+            </w:r>
+            <w:r>
+              <w:rPr>
+                <w:noProof/>
+                <w:webHidden/>
+              </w:rPr>
+              <w:fldChar w:fldCharType="end"/>
+            </w:r>
+          </w:hyperlink>
+        </w:p>
+        <w:p>
+          <w:pPr>
+            <w:pStyle w:val="Sumrio2"/>
+            <w:tabs>
+              <w:tab w:val="left" w:pos="960"/>
+              <w:tab w:val="right" w:leader="dot" w:pos="8494"/>
+            </w:tabs>
+            <w:rPr>
+              <w:rFonts w:eastAsiaTheme="minorEastAsia"/>
+              <w:noProof/>
+              <w:sz w:val="24"/>
+              <w:szCs w:val="24"/>
+              <w:lang w:eastAsia="pt-BR"/>
+            </w:rPr>
+          </w:pPr>
+          <w:hyperlink w:anchor="_Toc210246080" w:history="1">
+            <w:r>
+              <w:rPr>
+                <w:rStyle w:val="Hyperlink"/>
+                <w:noProof/>
+              </w:rPr>
+              <w:t>4.20</w:t>
+            </w:r>
+            <w:r>
+              <w:rPr>
+                <w:rFonts w:eastAsiaTheme="minorEastAsia"/>
+                <w:noProof/>
+                <w:sz w:val="24"/>
+                <w:szCs w:val="24"/>
+                <w:lang w:eastAsia="pt-BR"/>
+              </w:rPr>
+              <w:tab/>
+            </w:r>
+            <w:r>
+              <w:rPr>
+                <w:rStyle w:val="Hyperlink"/>
+                <w:noProof/>
+              </w:rPr>
+              <w:t>Tem mais de um trabalho</w:t>
+            </w:r>
+            <w:r>
+              <w:rPr>
+                <w:noProof/>
+                <w:webHidden/>
+              </w:rPr>
+              <w:tab/>
+            </w:r>
+            <w:r>
+              <w:rPr>
+                <w:noProof/>
+                <w:webHidden/>
+              </w:rPr>
+              <w:fldChar w:fldCharType="begin"/>
+            </w:r>
+            <w:r>
+              <w:rPr>
+                <w:noProof/>
+                <w:webHidden/>
+              </w:rPr>
+              <w:instrText xml:space="preserve"> PAGEREF _Toc210246080 \h </w:instrText>
+            </w:r>
+            <w:r>
+              <w:rPr>
+                <w:noProof/>
+                <w:webHidden/>
+              </w:rPr>
+            </w:r>
+            <w:r>
+              <w:rPr>
+                <w:noProof/>
+                <w:webHidden/>
+              </w:rPr>
+              <w:fldChar w:fldCharType="separate"/>
+            </w:r>
+            <w:r>
+              <w:rPr>
+                <w:noProof/>
+                <w:webHidden/>
+              </w:rPr>
+              <w:t>7</w:t>
             </w:r>
             <w:r>
               <w:rPr>
@@ -618,7 +2418,7 @@
               <w:lang w:eastAsia="pt-BR"/>
             </w:rPr>
           </w:pPr>
-          <w:hyperlink w:anchor="_Toc209817506" w:history="1">
+          <w:hyperlink w:anchor="_Toc210246081" w:history="1">
             <w:r>
               <w:rPr>
                 <w:rStyle w:val="Hyperlink"/>
@@ -641,7 +2441,7 @@
                 <w:rStyle w:val="Hyperlink"/>
                 <w:noProof/>
               </w:rPr>
-              <w:t>Variáveis</w:t>
+              <w:t>Análise exploratória (gráficos e explicações)</w:t>
             </w:r>
             <w:r>
               <w:rPr>
@@ -662,7 +2462,7 @@
                 <w:noProof/>
                 <w:webHidden/>
               </w:rPr>
-              <w:instrText xml:space="preserve"> PAGEREF _Toc209817506 \h </w:instrText>
+              <w:instrText xml:space="preserve"> PAGEREF _Toc210246081 \h </w:instrText>
             </w:r>
             <w:r>
               <w:rPr>
@@ -682,1807 +2482,7 @@
                 <w:noProof/>
                 <w:webHidden/>
               </w:rPr>
-              <w:t>5</w:t>
-            </w:r>
-            <w:r>
-              <w:rPr>
-                <w:noProof/>
-                <w:webHidden/>
-              </w:rPr>
-              <w:fldChar w:fldCharType="end"/>
-            </w:r>
-          </w:hyperlink>
-        </w:p>
-        <w:p>
-          <w:pPr>
-            <w:pStyle w:val="Sumrio2"/>
-            <w:tabs>
-              <w:tab w:val="left" w:pos="960"/>
-              <w:tab w:val="right" w:leader="dot" w:pos="8494"/>
-            </w:tabs>
-            <w:rPr>
-              <w:rFonts w:eastAsiaTheme="minorEastAsia"/>
-              <w:noProof/>
-              <w:sz w:val="24"/>
-              <w:szCs w:val="24"/>
-              <w:lang w:eastAsia="pt-BR"/>
-            </w:rPr>
-          </w:pPr>
-          <w:hyperlink w:anchor="_Toc209817507" w:history="1">
-            <w:r>
-              <w:rPr>
-                <w:rStyle w:val="Hyperlink"/>
-                <w:noProof/>
-              </w:rPr>
-              <w:t>5.1</w:t>
-            </w:r>
-            <w:r>
-              <w:rPr>
-                <w:rFonts w:eastAsiaTheme="minorEastAsia"/>
-                <w:noProof/>
-                <w:sz w:val="24"/>
-                <w:szCs w:val="24"/>
-                <w:lang w:eastAsia="pt-BR"/>
-              </w:rPr>
-              <w:tab/>
-            </w:r>
-            <w:r>
-              <w:rPr>
-                <w:rStyle w:val="Hyperlink"/>
-                <w:noProof/>
-              </w:rPr>
-              <w:t>Auxílios emergenciais relacionados ao coronavírus</w:t>
-            </w:r>
-            <w:r>
-              <w:rPr>
-                <w:noProof/>
-                <w:webHidden/>
-              </w:rPr>
-              <w:tab/>
-            </w:r>
-            <w:r>
-              <w:rPr>
-                <w:noProof/>
-                <w:webHidden/>
-              </w:rPr>
-              <w:fldChar w:fldCharType="begin"/>
-            </w:r>
-            <w:r>
-              <w:rPr>
-                <w:noProof/>
-                <w:webHidden/>
-              </w:rPr>
-              <w:instrText xml:space="preserve"> PAGEREF _Toc209817507 \h </w:instrText>
-            </w:r>
-            <w:r>
-              <w:rPr>
-                <w:noProof/>
-                <w:webHidden/>
-              </w:rPr>
-            </w:r>
-            <w:r>
-              <w:rPr>
-                <w:noProof/>
-                <w:webHidden/>
-              </w:rPr>
-              <w:fldChar w:fldCharType="separate"/>
-            </w:r>
-            <w:r>
-              <w:rPr>
-                <w:noProof/>
-                <w:webHidden/>
-              </w:rPr>
-              <w:t>5</w:t>
-            </w:r>
-            <w:r>
-              <w:rPr>
-                <w:noProof/>
-                <w:webHidden/>
-              </w:rPr>
-              <w:fldChar w:fldCharType="end"/>
-            </w:r>
-          </w:hyperlink>
-        </w:p>
-        <w:p>
-          <w:pPr>
-            <w:pStyle w:val="Sumrio2"/>
-            <w:tabs>
-              <w:tab w:val="left" w:pos="960"/>
-              <w:tab w:val="right" w:leader="dot" w:pos="8494"/>
-            </w:tabs>
-            <w:rPr>
-              <w:rFonts w:eastAsiaTheme="minorEastAsia"/>
-              <w:noProof/>
-              <w:sz w:val="24"/>
-              <w:szCs w:val="24"/>
-              <w:lang w:eastAsia="pt-BR"/>
-            </w:rPr>
-          </w:pPr>
-          <w:hyperlink w:anchor="_Toc209817508" w:history="1">
-            <w:r>
-              <w:rPr>
-                <w:rStyle w:val="Hyperlink"/>
-                <w:noProof/>
-              </w:rPr>
-              <w:t>5.2</w:t>
-            </w:r>
-            <w:r>
-              <w:rPr>
-                <w:rFonts w:eastAsiaTheme="minorEastAsia"/>
-                <w:noProof/>
-                <w:sz w:val="24"/>
-                <w:szCs w:val="24"/>
-                <w:lang w:eastAsia="pt-BR"/>
-              </w:rPr>
-              <w:tab/>
-            </w:r>
-            <w:r>
-              <w:rPr>
-                <w:rStyle w:val="Hyperlink"/>
-                <w:noProof/>
-              </w:rPr>
-              <w:t>Cor ou raça</w:t>
-            </w:r>
-            <w:r>
-              <w:rPr>
-                <w:noProof/>
-                <w:webHidden/>
-              </w:rPr>
-              <w:tab/>
-            </w:r>
-            <w:r>
-              <w:rPr>
-                <w:noProof/>
-                <w:webHidden/>
-              </w:rPr>
-              <w:fldChar w:fldCharType="begin"/>
-            </w:r>
-            <w:r>
-              <w:rPr>
-                <w:noProof/>
-                <w:webHidden/>
-              </w:rPr>
-              <w:instrText xml:space="preserve"> PAGEREF _Toc209817508 \h </w:instrText>
-            </w:r>
-            <w:r>
-              <w:rPr>
-                <w:noProof/>
-                <w:webHidden/>
-              </w:rPr>
-            </w:r>
-            <w:r>
-              <w:rPr>
-                <w:noProof/>
-                <w:webHidden/>
-              </w:rPr>
-              <w:fldChar w:fldCharType="separate"/>
-            </w:r>
-            <w:r>
-              <w:rPr>
-                <w:noProof/>
-                <w:webHidden/>
-              </w:rPr>
-              <w:t>5</w:t>
-            </w:r>
-            <w:r>
-              <w:rPr>
-                <w:noProof/>
-                <w:webHidden/>
-              </w:rPr>
-              <w:fldChar w:fldCharType="end"/>
-            </w:r>
-          </w:hyperlink>
-        </w:p>
-        <w:p>
-          <w:pPr>
-            <w:pStyle w:val="Sumrio2"/>
-            <w:tabs>
-              <w:tab w:val="left" w:pos="960"/>
-              <w:tab w:val="right" w:leader="dot" w:pos="8494"/>
-            </w:tabs>
-            <w:rPr>
-              <w:rFonts w:eastAsiaTheme="minorEastAsia"/>
-              <w:noProof/>
-              <w:sz w:val="24"/>
-              <w:szCs w:val="24"/>
-              <w:lang w:eastAsia="pt-BR"/>
-            </w:rPr>
-          </w:pPr>
-          <w:hyperlink w:anchor="_Toc209817509" w:history="1">
-            <w:r>
-              <w:rPr>
-                <w:rStyle w:val="Hyperlink"/>
-                <w:noProof/>
-              </w:rPr>
-              <w:t>5.3</w:t>
-            </w:r>
-            <w:r>
-              <w:rPr>
-                <w:rFonts w:eastAsiaTheme="minorEastAsia"/>
-                <w:noProof/>
-                <w:sz w:val="24"/>
-                <w:szCs w:val="24"/>
-                <w:lang w:eastAsia="pt-BR"/>
-              </w:rPr>
-              <w:tab/>
-            </w:r>
-            <w:r>
-              <w:rPr>
-                <w:rStyle w:val="Hyperlink"/>
-                <w:noProof/>
-              </w:rPr>
-              <w:t>Escolaridade</w:t>
-            </w:r>
-            <w:r>
-              <w:rPr>
-                <w:noProof/>
-                <w:webHidden/>
-              </w:rPr>
-              <w:tab/>
-            </w:r>
-            <w:r>
-              <w:rPr>
-                <w:noProof/>
-                <w:webHidden/>
-              </w:rPr>
-              <w:fldChar w:fldCharType="begin"/>
-            </w:r>
-            <w:r>
-              <w:rPr>
-                <w:noProof/>
-                <w:webHidden/>
-              </w:rPr>
-              <w:instrText xml:space="preserve"> PAGEREF _Toc209817509 \h </w:instrText>
-            </w:r>
-            <w:r>
-              <w:rPr>
-                <w:noProof/>
-                <w:webHidden/>
-              </w:rPr>
-            </w:r>
-            <w:r>
-              <w:rPr>
-                <w:noProof/>
-                <w:webHidden/>
-              </w:rPr>
-              <w:fldChar w:fldCharType="separate"/>
-            </w:r>
-            <w:r>
-              <w:rPr>
-                <w:noProof/>
-                <w:webHidden/>
-              </w:rPr>
-              <w:t>5</w:t>
-            </w:r>
-            <w:r>
-              <w:rPr>
-                <w:noProof/>
-                <w:webHidden/>
-              </w:rPr>
-              <w:fldChar w:fldCharType="end"/>
-            </w:r>
-          </w:hyperlink>
-        </w:p>
-        <w:p>
-          <w:pPr>
-            <w:pStyle w:val="Sumrio2"/>
-            <w:tabs>
-              <w:tab w:val="left" w:pos="960"/>
-              <w:tab w:val="right" w:leader="dot" w:pos="8494"/>
-            </w:tabs>
-            <w:rPr>
-              <w:rFonts w:eastAsiaTheme="minorEastAsia"/>
-              <w:noProof/>
-              <w:sz w:val="24"/>
-              <w:szCs w:val="24"/>
-              <w:lang w:eastAsia="pt-BR"/>
-            </w:rPr>
-          </w:pPr>
-          <w:hyperlink w:anchor="_Toc209817510" w:history="1">
-            <w:r>
-              <w:rPr>
-                <w:rStyle w:val="Hyperlink"/>
-                <w:noProof/>
-              </w:rPr>
-              <w:t>5.4</w:t>
-            </w:r>
-            <w:r>
-              <w:rPr>
-                <w:rFonts w:eastAsiaTheme="minorEastAsia"/>
-                <w:noProof/>
-                <w:sz w:val="24"/>
-                <w:szCs w:val="24"/>
-                <w:lang w:eastAsia="pt-BR"/>
-              </w:rPr>
-              <w:tab/>
-            </w:r>
-            <w:r>
-              <w:rPr>
-                <w:rStyle w:val="Hyperlink"/>
-                <w:noProof/>
-              </w:rPr>
-              <w:t>Este domicílio é:</w:t>
-            </w:r>
-            <w:r>
-              <w:rPr>
-                <w:noProof/>
-                <w:webHidden/>
-              </w:rPr>
-              <w:tab/>
-            </w:r>
-            <w:r>
-              <w:rPr>
-                <w:noProof/>
-                <w:webHidden/>
-              </w:rPr>
-              <w:fldChar w:fldCharType="begin"/>
-            </w:r>
-            <w:r>
-              <w:rPr>
-                <w:noProof/>
-                <w:webHidden/>
-              </w:rPr>
-              <w:instrText xml:space="preserve"> PAGEREF _Toc209817510 \h </w:instrText>
-            </w:r>
-            <w:r>
-              <w:rPr>
-                <w:noProof/>
-                <w:webHidden/>
-              </w:rPr>
-            </w:r>
-            <w:r>
-              <w:rPr>
-                <w:noProof/>
-                <w:webHidden/>
-              </w:rPr>
-              <w:fldChar w:fldCharType="separate"/>
-            </w:r>
-            <w:r>
-              <w:rPr>
-                <w:noProof/>
-                <w:webHidden/>
-              </w:rPr>
-              <w:t>5</w:t>
-            </w:r>
-            <w:r>
-              <w:rPr>
-                <w:noProof/>
-                <w:webHidden/>
-              </w:rPr>
-              <w:fldChar w:fldCharType="end"/>
-            </w:r>
-          </w:hyperlink>
-        </w:p>
-        <w:p>
-          <w:pPr>
-            <w:pStyle w:val="Sumrio2"/>
-            <w:tabs>
-              <w:tab w:val="left" w:pos="960"/>
-              <w:tab w:val="right" w:leader="dot" w:pos="8494"/>
-            </w:tabs>
-            <w:rPr>
-              <w:rFonts w:eastAsiaTheme="minorEastAsia"/>
-              <w:noProof/>
-              <w:sz w:val="24"/>
-              <w:szCs w:val="24"/>
-              <w:lang w:eastAsia="pt-BR"/>
-            </w:rPr>
-          </w:pPr>
-          <w:hyperlink w:anchor="_Toc209817511" w:history="1">
-            <w:r>
-              <w:rPr>
-                <w:rStyle w:val="Hyperlink"/>
-                <w:noProof/>
-              </w:rPr>
-              <w:t>5.5</w:t>
-            </w:r>
-            <w:r>
-              <w:rPr>
-                <w:rFonts w:eastAsiaTheme="minorEastAsia"/>
-                <w:noProof/>
-                <w:sz w:val="24"/>
-                <w:szCs w:val="24"/>
-                <w:lang w:eastAsia="pt-BR"/>
-              </w:rPr>
-              <w:tab/>
-            </w:r>
-            <w:r>
-              <w:rPr>
-                <w:rStyle w:val="Hyperlink"/>
-                <w:noProof/>
-              </w:rPr>
-              <w:t>Na semana passada teve dificuldade para respirar?</w:t>
-            </w:r>
-            <w:r>
-              <w:rPr>
-                <w:noProof/>
-                <w:webHidden/>
-              </w:rPr>
-              <w:tab/>
-            </w:r>
-            <w:r>
-              <w:rPr>
-                <w:noProof/>
-                <w:webHidden/>
-              </w:rPr>
-              <w:fldChar w:fldCharType="begin"/>
-            </w:r>
-            <w:r>
-              <w:rPr>
-                <w:noProof/>
-                <w:webHidden/>
-              </w:rPr>
-              <w:instrText xml:space="preserve"> PAGEREF _Toc209817511 \h </w:instrText>
-            </w:r>
-            <w:r>
-              <w:rPr>
-                <w:noProof/>
-                <w:webHidden/>
-              </w:rPr>
-            </w:r>
-            <w:r>
-              <w:rPr>
-                <w:noProof/>
-                <w:webHidden/>
-              </w:rPr>
-              <w:fldChar w:fldCharType="separate"/>
-            </w:r>
-            <w:r>
-              <w:rPr>
-                <w:noProof/>
-                <w:webHidden/>
-              </w:rPr>
-              <w:t>5</w:t>
-            </w:r>
-            <w:r>
-              <w:rPr>
-                <w:noProof/>
-                <w:webHidden/>
-              </w:rPr>
-              <w:fldChar w:fldCharType="end"/>
-            </w:r>
-          </w:hyperlink>
-        </w:p>
-        <w:p>
-          <w:pPr>
-            <w:pStyle w:val="Sumrio2"/>
-            <w:tabs>
-              <w:tab w:val="left" w:pos="960"/>
-              <w:tab w:val="right" w:leader="dot" w:pos="8494"/>
-            </w:tabs>
-            <w:rPr>
-              <w:rFonts w:eastAsiaTheme="minorEastAsia"/>
-              <w:noProof/>
-              <w:sz w:val="24"/>
-              <w:szCs w:val="24"/>
-              <w:lang w:eastAsia="pt-BR"/>
-            </w:rPr>
-          </w:pPr>
-          <w:hyperlink w:anchor="_Toc209817512" w:history="1">
-            <w:r>
-              <w:rPr>
-                <w:rStyle w:val="Hyperlink"/>
-                <w:noProof/>
-              </w:rPr>
-              <w:t>5.6</w:t>
-            </w:r>
-            <w:r>
-              <w:rPr>
-                <w:rFonts w:eastAsiaTheme="minorEastAsia"/>
-                <w:noProof/>
-                <w:sz w:val="24"/>
-                <w:szCs w:val="24"/>
-                <w:lang w:eastAsia="pt-BR"/>
-              </w:rPr>
-              <w:tab/>
-            </w:r>
-            <w:r>
-              <w:rPr>
-                <w:rStyle w:val="Hyperlink"/>
-                <w:noProof/>
-              </w:rPr>
-              <w:t>Na semana passada teve dor de cabeça?</w:t>
-            </w:r>
-            <w:r>
-              <w:rPr>
-                <w:noProof/>
-                <w:webHidden/>
-              </w:rPr>
-              <w:tab/>
-            </w:r>
-            <w:r>
-              <w:rPr>
-                <w:noProof/>
-                <w:webHidden/>
-              </w:rPr>
-              <w:fldChar w:fldCharType="begin"/>
-            </w:r>
-            <w:r>
-              <w:rPr>
-                <w:noProof/>
-                <w:webHidden/>
-              </w:rPr>
-              <w:instrText xml:space="preserve"> PAGEREF _Toc209817512 \h </w:instrText>
-            </w:r>
-            <w:r>
-              <w:rPr>
-                <w:noProof/>
-                <w:webHidden/>
-              </w:rPr>
-            </w:r>
-            <w:r>
-              <w:rPr>
-                <w:noProof/>
-                <w:webHidden/>
-              </w:rPr>
-              <w:fldChar w:fldCharType="separate"/>
-            </w:r>
-            <w:r>
-              <w:rPr>
-                <w:noProof/>
-                <w:webHidden/>
-              </w:rPr>
-              <w:t>5</w:t>
-            </w:r>
-            <w:r>
-              <w:rPr>
-                <w:noProof/>
-                <w:webHidden/>
-              </w:rPr>
-              <w:fldChar w:fldCharType="end"/>
-            </w:r>
-          </w:hyperlink>
-        </w:p>
-        <w:p>
-          <w:pPr>
-            <w:pStyle w:val="Sumrio2"/>
-            <w:tabs>
-              <w:tab w:val="left" w:pos="960"/>
-              <w:tab w:val="right" w:leader="dot" w:pos="8494"/>
-            </w:tabs>
-            <w:rPr>
-              <w:rFonts w:eastAsiaTheme="minorEastAsia"/>
-              <w:noProof/>
-              <w:sz w:val="24"/>
-              <w:szCs w:val="24"/>
-              <w:lang w:eastAsia="pt-BR"/>
-            </w:rPr>
-          </w:pPr>
-          <w:hyperlink w:anchor="_Toc209817513" w:history="1">
-            <w:r>
-              <w:rPr>
-                <w:rStyle w:val="Hyperlink"/>
-                <w:noProof/>
-              </w:rPr>
-              <w:t>5.7</w:t>
-            </w:r>
-            <w:r>
-              <w:rPr>
-                <w:rFonts w:eastAsiaTheme="minorEastAsia"/>
-                <w:noProof/>
-                <w:sz w:val="24"/>
-                <w:szCs w:val="24"/>
-                <w:lang w:eastAsia="pt-BR"/>
-              </w:rPr>
-              <w:tab/>
-            </w:r>
-            <w:r>
-              <w:rPr>
-                <w:rStyle w:val="Hyperlink"/>
-                <w:noProof/>
-              </w:rPr>
-              <w:t>Na semana passada teve dor de garganta?</w:t>
-            </w:r>
-            <w:r>
-              <w:rPr>
-                <w:noProof/>
-                <w:webHidden/>
-              </w:rPr>
-              <w:tab/>
-            </w:r>
-            <w:r>
-              <w:rPr>
-                <w:noProof/>
-                <w:webHidden/>
-              </w:rPr>
-              <w:fldChar w:fldCharType="begin"/>
-            </w:r>
-            <w:r>
-              <w:rPr>
-                <w:noProof/>
-                <w:webHidden/>
-              </w:rPr>
-              <w:instrText xml:space="preserve"> PAGEREF _Toc209817513 \h </w:instrText>
-            </w:r>
-            <w:r>
-              <w:rPr>
-                <w:noProof/>
-                <w:webHidden/>
-              </w:rPr>
-            </w:r>
-            <w:r>
-              <w:rPr>
-                <w:noProof/>
-                <w:webHidden/>
-              </w:rPr>
-              <w:fldChar w:fldCharType="separate"/>
-            </w:r>
-            <w:r>
-              <w:rPr>
-                <w:noProof/>
-                <w:webHidden/>
-              </w:rPr>
-              <w:t>5</w:t>
-            </w:r>
-            <w:r>
-              <w:rPr>
-                <w:noProof/>
-                <w:webHidden/>
-              </w:rPr>
-              <w:fldChar w:fldCharType="end"/>
-            </w:r>
-          </w:hyperlink>
-        </w:p>
-        <w:p>
-          <w:pPr>
-            <w:pStyle w:val="Sumrio2"/>
-            <w:tabs>
-              <w:tab w:val="left" w:pos="960"/>
-              <w:tab w:val="right" w:leader="dot" w:pos="8494"/>
-            </w:tabs>
-            <w:rPr>
-              <w:rFonts w:eastAsiaTheme="minorEastAsia"/>
-              <w:noProof/>
-              <w:sz w:val="24"/>
-              <w:szCs w:val="24"/>
-              <w:lang w:eastAsia="pt-BR"/>
-            </w:rPr>
-          </w:pPr>
-          <w:hyperlink w:anchor="_Toc209817514" w:history="1">
-            <w:r>
-              <w:rPr>
-                <w:rStyle w:val="Hyperlink"/>
-                <w:noProof/>
-              </w:rPr>
-              <w:t>5.8</w:t>
-            </w:r>
-            <w:r>
-              <w:rPr>
-                <w:rFonts w:eastAsiaTheme="minorEastAsia"/>
-                <w:noProof/>
-                <w:sz w:val="24"/>
-                <w:szCs w:val="24"/>
-                <w:lang w:eastAsia="pt-BR"/>
-              </w:rPr>
-              <w:tab/>
-            </w:r>
-            <w:r>
-              <w:rPr>
-                <w:rStyle w:val="Hyperlink"/>
-                <w:noProof/>
-              </w:rPr>
-              <w:t>Na semana passada teve febre?</w:t>
-            </w:r>
-            <w:r>
-              <w:rPr>
-                <w:noProof/>
-                <w:webHidden/>
-              </w:rPr>
-              <w:tab/>
-            </w:r>
-            <w:r>
-              <w:rPr>
-                <w:noProof/>
-                <w:webHidden/>
-              </w:rPr>
-              <w:fldChar w:fldCharType="begin"/>
-            </w:r>
-            <w:r>
-              <w:rPr>
-                <w:noProof/>
-                <w:webHidden/>
-              </w:rPr>
-              <w:instrText xml:space="preserve"> PAGEREF _Toc209817514 \h </w:instrText>
-            </w:r>
-            <w:r>
-              <w:rPr>
-                <w:noProof/>
-                <w:webHidden/>
-              </w:rPr>
-            </w:r>
-            <w:r>
-              <w:rPr>
-                <w:noProof/>
-                <w:webHidden/>
-              </w:rPr>
-              <w:fldChar w:fldCharType="separate"/>
-            </w:r>
-            <w:r>
-              <w:rPr>
-                <w:noProof/>
-                <w:webHidden/>
-              </w:rPr>
-              <w:t>5</w:t>
-            </w:r>
-            <w:r>
-              <w:rPr>
-                <w:noProof/>
-                <w:webHidden/>
-              </w:rPr>
-              <w:fldChar w:fldCharType="end"/>
-            </w:r>
-          </w:hyperlink>
-        </w:p>
-        <w:p>
-          <w:pPr>
-            <w:pStyle w:val="Sumrio2"/>
-            <w:tabs>
-              <w:tab w:val="left" w:pos="960"/>
-              <w:tab w:val="right" w:leader="dot" w:pos="8494"/>
-            </w:tabs>
-            <w:rPr>
-              <w:rFonts w:eastAsiaTheme="minorEastAsia"/>
-              <w:noProof/>
-              <w:sz w:val="24"/>
-              <w:szCs w:val="24"/>
-              <w:lang w:eastAsia="pt-BR"/>
-            </w:rPr>
-          </w:pPr>
-          <w:hyperlink w:anchor="_Toc209817515" w:history="1">
-            <w:r>
-              <w:rPr>
-                <w:rStyle w:val="Hyperlink"/>
-                <w:noProof/>
-              </w:rPr>
-              <w:t>5.9</w:t>
-            </w:r>
-            <w:r>
-              <w:rPr>
-                <w:rFonts w:eastAsiaTheme="minorEastAsia"/>
-                <w:noProof/>
-                <w:sz w:val="24"/>
-                <w:szCs w:val="24"/>
-                <w:lang w:eastAsia="pt-BR"/>
-              </w:rPr>
-              <w:tab/>
-            </w:r>
-            <w:r>
-              <w:rPr>
-                <w:rStyle w:val="Hyperlink"/>
-                <w:noProof/>
-              </w:rPr>
-              <w:t>Na semana passada teve perda de cheiro ou sabor?</w:t>
-            </w:r>
-            <w:r>
-              <w:rPr>
-                <w:noProof/>
-                <w:webHidden/>
-              </w:rPr>
-              <w:tab/>
-            </w:r>
-            <w:r>
-              <w:rPr>
-                <w:noProof/>
-                <w:webHidden/>
-              </w:rPr>
-              <w:fldChar w:fldCharType="begin"/>
-            </w:r>
-            <w:r>
-              <w:rPr>
-                <w:noProof/>
-                <w:webHidden/>
-              </w:rPr>
-              <w:instrText xml:space="preserve"> PAGEREF _Toc209817515 \h </w:instrText>
-            </w:r>
-            <w:r>
-              <w:rPr>
-                <w:noProof/>
-                <w:webHidden/>
-              </w:rPr>
-            </w:r>
-            <w:r>
-              <w:rPr>
-                <w:noProof/>
-                <w:webHidden/>
-              </w:rPr>
-              <w:fldChar w:fldCharType="separate"/>
-            </w:r>
-            <w:r>
-              <w:rPr>
-                <w:noProof/>
-                <w:webHidden/>
-              </w:rPr>
-              <w:t>5</w:t>
-            </w:r>
-            <w:r>
-              <w:rPr>
-                <w:noProof/>
-                <w:webHidden/>
-              </w:rPr>
-              <w:fldChar w:fldCharType="end"/>
-            </w:r>
-          </w:hyperlink>
-        </w:p>
-        <w:p>
-          <w:pPr>
-            <w:pStyle w:val="Sumrio2"/>
-            <w:tabs>
-              <w:tab w:val="left" w:pos="960"/>
-              <w:tab w:val="right" w:leader="dot" w:pos="8494"/>
-            </w:tabs>
-            <w:rPr>
-              <w:rFonts w:eastAsiaTheme="minorEastAsia"/>
-              <w:noProof/>
-              <w:sz w:val="24"/>
-              <w:szCs w:val="24"/>
-              <w:lang w:eastAsia="pt-BR"/>
-            </w:rPr>
-          </w:pPr>
-          <w:hyperlink w:anchor="_Toc209817516" w:history="1">
-            <w:r>
-              <w:rPr>
-                <w:rStyle w:val="Hyperlink"/>
-                <w:noProof/>
-              </w:rPr>
-              <w:t>5.10</w:t>
-            </w:r>
-            <w:r>
-              <w:rPr>
-                <w:rFonts w:eastAsiaTheme="minorEastAsia"/>
-                <w:noProof/>
-                <w:sz w:val="24"/>
-                <w:szCs w:val="24"/>
-                <w:lang w:eastAsia="pt-BR"/>
-              </w:rPr>
-              <w:tab/>
-            </w:r>
-            <w:r>
-              <w:rPr>
-                <w:rStyle w:val="Hyperlink"/>
-                <w:noProof/>
-              </w:rPr>
-              <w:t>Na semana passada teve tosse?</w:t>
-            </w:r>
-            <w:r>
-              <w:rPr>
-                <w:noProof/>
-                <w:webHidden/>
-              </w:rPr>
-              <w:tab/>
-            </w:r>
-            <w:r>
-              <w:rPr>
-                <w:noProof/>
-                <w:webHidden/>
-              </w:rPr>
-              <w:fldChar w:fldCharType="begin"/>
-            </w:r>
-            <w:r>
-              <w:rPr>
-                <w:noProof/>
-                <w:webHidden/>
-              </w:rPr>
-              <w:instrText xml:space="preserve"> PAGEREF _Toc209817516 \h </w:instrText>
-            </w:r>
-            <w:r>
-              <w:rPr>
-                <w:noProof/>
-                <w:webHidden/>
-              </w:rPr>
-            </w:r>
-            <w:r>
-              <w:rPr>
-                <w:noProof/>
-                <w:webHidden/>
-              </w:rPr>
-              <w:fldChar w:fldCharType="separate"/>
-            </w:r>
-            <w:r>
-              <w:rPr>
-                <w:noProof/>
-                <w:webHidden/>
-              </w:rPr>
-              <w:t>6</w:t>
-            </w:r>
-            <w:r>
-              <w:rPr>
-                <w:noProof/>
-                <w:webHidden/>
-              </w:rPr>
-              <w:fldChar w:fldCharType="end"/>
-            </w:r>
-          </w:hyperlink>
-        </w:p>
-        <w:p>
-          <w:pPr>
-            <w:pStyle w:val="Sumrio2"/>
-            <w:tabs>
-              <w:tab w:val="left" w:pos="960"/>
-              <w:tab w:val="right" w:leader="dot" w:pos="8494"/>
-            </w:tabs>
-            <w:rPr>
-              <w:rFonts w:eastAsiaTheme="minorEastAsia"/>
-              <w:noProof/>
-              <w:sz w:val="24"/>
-              <w:szCs w:val="24"/>
-              <w:lang w:eastAsia="pt-BR"/>
-            </w:rPr>
-          </w:pPr>
-          <w:hyperlink w:anchor="_Toc209817517" w:history="1">
-            <w:r>
-              <w:rPr>
-                <w:rStyle w:val="Hyperlink"/>
-                <w:noProof/>
-              </w:rPr>
-              <w:t>5.11</w:t>
-            </w:r>
-            <w:r>
-              <w:rPr>
-                <w:rFonts w:eastAsiaTheme="minorEastAsia"/>
-                <w:noProof/>
-                <w:sz w:val="24"/>
-                <w:szCs w:val="24"/>
-                <w:lang w:eastAsia="pt-BR"/>
-              </w:rPr>
-              <w:tab/>
-            </w:r>
-            <w:r>
-              <w:rPr>
-                <w:rStyle w:val="Hyperlink"/>
-                <w:noProof/>
-              </w:rPr>
-              <w:t>Número da faixa do rendimento/retirada em dinheiro</w:t>
-            </w:r>
-            <w:r>
-              <w:rPr>
-                <w:noProof/>
-                <w:webHidden/>
-              </w:rPr>
-              <w:tab/>
-            </w:r>
-            <w:r>
-              <w:rPr>
-                <w:noProof/>
-                <w:webHidden/>
-              </w:rPr>
-              <w:fldChar w:fldCharType="begin"/>
-            </w:r>
-            <w:r>
-              <w:rPr>
-                <w:noProof/>
-                <w:webHidden/>
-              </w:rPr>
-              <w:instrText xml:space="preserve"> PAGEREF _Toc209817517 \h </w:instrText>
-            </w:r>
-            <w:r>
-              <w:rPr>
-                <w:noProof/>
-                <w:webHidden/>
-              </w:rPr>
-            </w:r>
-            <w:r>
-              <w:rPr>
-                <w:noProof/>
-                <w:webHidden/>
-              </w:rPr>
-              <w:fldChar w:fldCharType="separate"/>
-            </w:r>
-            <w:r>
-              <w:rPr>
-                <w:noProof/>
-                <w:webHidden/>
-              </w:rPr>
-              <w:t>6</w:t>
-            </w:r>
-            <w:r>
-              <w:rPr>
-                <w:noProof/>
-                <w:webHidden/>
-              </w:rPr>
-              <w:fldChar w:fldCharType="end"/>
-            </w:r>
-          </w:hyperlink>
-        </w:p>
-        <w:p>
-          <w:pPr>
-            <w:pStyle w:val="Sumrio2"/>
-            <w:tabs>
-              <w:tab w:val="left" w:pos="960"/>
-              <w:tab w:val="right" w:leader="dot" w:pos="8494"/>
-            </w:tabs>
-            <w:rPr>
-              <w:rFonts w:eastAsiaTheme="minorEastAsia"/>
-              <w:noProof/>
-              <w:sz w:val="24"/>
-              <w:szCs w:val="24"/>
-              <w:lang w:eastAsia="pt-BR"/>
-            </w:rPr>
-          </w:pPr>
-          <w:hyperlink w:anchor="_Toc209817518" w:history="1">
-            <w:r>
-              <w:rPr>
-                <w:rStyle w:val="Hyperlink"/>
-                <w:noProof/>
-              </w:rPr>
-              <w:t>5.12</w:t>
-            </w:r>
-            <w:r>
-              <w:rPr>
-                <w:rFonts w:eastAsiaTheme="minorEastAsia"/>
-                <w:noProof/>
-                <w:sz w:val="24"/>
-                <w:szCs w:val="24"/>
-                <w:lang w:eastAsia="pt-BR"/>
-              </w:rPr>
-              <w:tab/>
-            </w:r>
-            <w:r>
-              <w:rPr>
-                <w:rStyle w:val="Hyperlink"/>
-                <w:noProof/>
-              </w:rPr>
-              <w:t>Qual é a principal atividade do local ou empresa em que você trabalha?</w:t>
-            </w:r>
-            <w:r>
-              <w:rPr>
-                <w:noProof/>
-                <w:webHidden/>
-              </w:rPr>
-              <w:tab/>
-            </w:r>
-            <w:r>
-              <w:rPr>
-                <w:noProof/>
-                <w:webHidden/>
-              </w:rPr>
-              <w:fldChar w:fldCharType="begin"/>
-            </w:r>
-            <w:r>
-              <w:rPr>
-                <w:noProof/>
-                <w:webHidden/>
-              </w:rPr>
-              <w:instrText xml:space="preserve"> PAGEREF _Toc209817518 \h </w:instrText>
-            </w:r>
-            <w:r>
-              <w:rPr>
-                <w:noProof/>
-                <w:webHidden/>
-              </w:rPr>
-            </w:r>
-            <w:r>
-              <w:rPr>
-                <w:noProof/>
-                <w:webHidden/>
-              </w:rPr>
-              <w:fldChar w:fldCharType="separate"/>
-            </w:r>
-            <w:r>
-              <w:rPr>
-                <w:noProof/>
-                <w:webHidden/>
-              </w:rPr>
-              <w:t>6</w:t>
-            </w:r>
-            <w:r>
-              <w:rPr>
-                <w:noProof/>
-                <w:webHidden/>
-              </w:rPr>
-              <w:fldChar w:fldCharType="end"/>
-            </w:r>
-          </w:hyperlink>
-        </w:p>
-        <w:p>
-          <w:pPr>
-            <w:pStyle w:val="Sumrio2"/>
-            <w:tabs>
-              <w:tab w:val="left" w:pos="960"/>
-              <w:tab w:val="right" w:leader="dot" w:pos="8494"/>
-            </w:tabs>
-            <w:rPr>
-              <w:rFonts w:eastAsiaTheme="minorEastAsia"/>
-              <w:noProof/>
-              <w:sz w:val="24"/>
-              <w:szCs w:val="24"/>
-              <w:lang w:eastAsia="pt-BR"/>
-            </w:rPr>
-          </w:pPr>
-          <w:hyperlink w:anchor="_Toc209817519" w:history="1">
-            <w:r>
-              <w:rPr>
-                <w:rStyle w:val="Hyperlink"/>
-                <w:noProof/>
-              </w:rPr>
-              <w:t>5.13</w:t>
-            </w:r>
-            <w:r>
-              <w:rPr>
-                <w:rFonts w:eastAsiaTheme="minorEastAsia"/>
-                <w:noProof/>
-                <w:sz w:val="24"/>
-                <w:szCs w:val="24"/>
-                <w:lang w:eastAsia="pt-BR"/>
-              </w:rPr>
-              <w:tab/>
-            </w:r>
-            <w:r>
-              <w:rPr>
-                <w:rStyle w:val="Hyperlink"/>
-                <w:noProof/>
-              </w:rPr>
-              <w:t>Qual o principal motivo deste afastamento temporário?</w:t>
-            </w:r>
-            <w:r>
-              <w:rPr>
-                <w:noProof/>
-                <w:webHidden/>
-              </w:rPr>
-              <w:tab/>
-            </w:r>
-            <w:r>
-              <w:rPr>
-                <w:noProof/>
-                <w:webHidden/>
-              </w:rPr>
-              <w:fldChar w:fldCharType="begin"/>
-            </w:r>
-            <w:r>
-              <w:rPr>
-                <w:noProof/>
-                <w:webHidden/>
-              </w:rPr>
-              <w:instrText xml:space="preserve"> PAGEREF _Toc209817519 \h </w:instrText>
-            </w:r>
-            <w:r>
-              <w:rPr>
-                <w:noProof/>
-                <w:webHidden/>
-              </w:rPr>
-            </w:r>
-            <w:r>
-              <w:rPr>
-                <w:noProof/>
-                <w:webHidden/>
-              </w:rPr>
-              <w:fldChar w:fldCharType="separate"/>
-            </w:r>
-            <w:r>
-              <w:rPr>
-                <w:noProof/>
-                <w:webHidden/>
-              </w:rPr>
-              <w:t>6</w:t>
-            </w:r>
-            <w:r>
-              <w:rPr>
-                <w:noProof/>
-                <w:webHidden/>
-              </w:rPr>
-              <w:fldChar w:fldCharType="end"/>
-            </w:r>
-          </w:hyperlink>
-        </w:p>
-        <w:p>
-          <w:pPr>
-            <w:pStyle w:val="Sumrio2"/>
-            <w:tabs>
-              <w:tab w:val="left" w:pos="960"/>
-              <w:tab w:val="right" w:leader="dot" w:pos="8494"/>
-            </w:tabs>
-            <w:rPr>
-              <w:rFonts w:eastAsiaTheme="minorEastAsia"/>
-              <w:noProof/>
-              <w:sz w:val="24"/>
-              <w:szCs w:val="24"/>
-              <w:lang w:eastAsia="pt-BR"/>
-            </w:rPr>
-          </w:pPr>
-          <w:hyperlink w:anchor="_Toc209817520" w:history="1">
-            <w:r>
-              <w:rPr>
-                <w:rStyle w:val="Hyperlink"/>
-                <w:noProof/>
-              </w:rPr>
-              <w:t>5.14</w:t>
-            </w:r>
-            <w:r>
-              <w:rPr>
-                <w:rFonts w:eastAsiaTheme="minorEastAsia"/>
-                <w:noProof/>
-                <w:sz w:val="24"/>
-                <w:szCs w:val="24"/>
-                <w:lang w:eastAsia="pt-BR"/>
-              </w:rPr>
-              <w:tab/>
-            </w:r>
-            <w:r>
-              <w:rPr>
-                <w:rStyle w:val="Hyperlink"/>
-                <w:noProof/>
-              </w:rPr>
-              <w:t>Que tipo de trabalho, cargo ou função você realiza no seu trabalho (único ou principal)?</w:t>
-            </w:r>
-            <w:r>
-              <w:rPr>
-                <w:noProof/>
-                <w:webHidden/>
-              </w:rPr>
-              <w:tab/>
-            </w:r>
-            <w:r>
-              <w:rPr>
-                <w:noProof/>
-                <w:webHidden/>
-              </w:rPr>
-              <w:fldChar w:fldCharType="begin"/>
-            </w:r>
-            <w:r>
-              <w:rPr>
-                <w:noProof/>
-                <w:webHidden/>
-              </w:rPr>
-              <w:instrText xml:space="preserve"> PAGEREF _Toc209817520 \h </w:instrText>
-            </w:r>
-            <w:r>
-              <w:rPr>
-                <w:noProof/>
-                <w:webHidden/>
-              </w:rPr>
-            </w:r>
-            <w:r>
-              <w:rPr>
-                <w:noProof/>
-                <w:webHidden/>
-              </w:rPr>
-              <w:fldChar w:fldCharType="separate"/>
-            </w:r>
-            <w:r>
-              <w:rPr>
-                <w:noProof/>
-                <w:webHidden/>
-              </w:rPr>
-              <w:t>6</w:t>
-            </w:r>
-            <w:r>
-              <w:rPr>
-                <w:noProof/>
-                <w:webHidden/>
-              </w:rPr>
-              <w:fldChar w:fldCharType="end"/>
-            </w:r>
-          </w:hyperlink>
-        </w:p>
-        <w:p>
-          <w:pPr>
-            <w:pStyle w:val="Sumrio2"/>
-            <w:tabs>
-              <w:tab w:val="left" w:pos="960"/>
-              <w:tab w:val="right" w:leader="dot" w:pos="8494"/>
-            </w:tabs>
-            <w:rPr>
-              <w:rFonts w:eastAsiaTheme="minorEastAsia"/>
-              <w:noProof/>
-              <w:sz w:val="24"/>
-              <w:szCs w:val="24"/>
-              <w:lang w:eastAsia="pt-BR"/>
-            </w:rPr>
-          </w:pPr>
-          <w:hyperlink w:anchor="_Toc209817521" w:history="1">
-            <w:r>
-              <w:rPr>
-                <w:rStyle w:val="Hyperlink"/>
-                <w:noProof/>
-              </w:rPr>
-              <w:t>5.15</w:t>
-            </w:r>
-            <w:r>
-              <w:rPr>
-                <w:rFonts w:eastAsiaTheme="minorEastAsia"/>
-                <w:noProof/>
-                <w:sz w:val="24"/>
-                <w:szCs w:val="24"/>
-                <w:lang w:eastAsia="pt-BR"/>
-              </w:rPr>
-              <w:tab/>
-            </w:r>
-            <w:r>
-              <w:rPr>
-                <w:rStyle w:val="Hyperlink"/>
-                <w:noProof/>
-              </w:rPr>
-              <w:t>Quem respondeu ao questionário?</w:t>
-            </w:r>
-            <w:r>
-              <w:rPr>
-                <w:noProof/>
-                <w:webHidden/>
-              </w:rPr>
-              <w:tab/>
-            </w:r>
-            <w:r>
-              <w:rPr>
-                <w:noProof/>
-                <w:webHidden/>
-              </w:rPr>
-              <w:fldChar w:fldCharType="begin"/>
-            </w:r>
-            <w:r>
-              <w:rPr>
-                <w:noProof/>
-                <w:webHidden/>
-              </w:rPr>
-              <w:instrText xml:space="preserve"> PAGEREF _Toc209817521 \h </w:instrText>
-            </w:r>
-            <w:r>
-              <w:rPr>
-                <w:noProof/>
-                <w:webHidden/>
-              </w:rPr>
-            </w:r>
-            <w:r>
-              <w:rPr>
-                <w:noProof/>
-                <w:webHidden/>
-              </w:rPr>
-              <w:fldChar w:fldCharType="separate"/>
-            </w:r>
-            <w:r>
-              <w:rPr>
-                <w:noProof/>
-                <w:webHidden/>
-              </w:rPr>
-              <w:t>6</w:t>
-            </w:r>
-            <w:r>
-              <w:rPr>
-                <w:noProof/>
-                <w:webHidden/>
-              </w:rPr>
-              <w:fldChar w:fldCharType="end"/>
-            </w:r>
-          </w:hyperlink>
-        </w:p>
-        <w:p>
-          <w:pPr>
-            <w:pStyle w:val="Sumrio2"/>
-            <w:tabs>
-              <w:tab w:val="left" w:pos="960"/>
-              <w:tab w:val="right" w:leader="dot" w:pos="8494"/>
-            </w:tabs>
-            <w:rPr>
-              <w:rFonts w:eastAsiaTheme="minorEastAsia"/>
-              <w:noProof/>
-              <w:sz w:val="24"/>
-              <w:szCs w:val="24"/>
-              <w:lang w:eastAsia="pt-BR"/>
-            </w:rPr>
-          </w:pPr>
-          <w:hyperlink w:anchor="_Toc209817522" w:history="1">
-            <w:r>
-              <w:rPr>
-                <w:rStyle w:val="Hyperlink"/>
-                <w:noProof/>
-              </w:rPr>
-              <w:t>5.16</w:t>
-            </w:r>
-            <w:r>
-              <w:rPr>
-                <w:rFonts w:eastAsiaTheme="minorEastAsia"/>
-                <w:noProof/>
-                <w:sz w:val="24"/>
-                <w:szCs w:val="24"/>
-                <w:lang w:eastAsia="pt-BR"/>
-              </w:rPr>
-              <w:tab/>
-            </w:r>
-            <w:r>
-              <w:rPr>
-                <w:rStyle w:val="Hyperlink"/>
-                <w:noProof/>
-              </w:rPr>
-              <w:t>Rendimento de pensão alimentícia, doação ou mesada em dinheiro de pessoa que não morava no domicílio</w:t>
-            </w:r>
-            <w:r>
-              <w:rPr>
-                <w:noProof/>
-                <w:webHidden/>
-              </w:rPr>
-              <w:tab/>
-            </w:r>
-            <w:r>
-              <w:rPr>
-                <w:noProof/>
-                <w:webHidden/>
-              </w:rPr>
-              <w:fldChar w:fldCharType="begin"/>
-            </w:r>
-            <w:r>
-              <w:rPr>
-                <w:noProof/>
-                <w:webHidden/>
-              </w:rPr>
-              <w:instrText xml:space="preserve"> PAGEREF _Toc209817522 \h </w:instrText>
-            </w:r>
-            <w:r>
-              <w:rPr>
-                <w:noProof/>
-                <w:webHidden/>
-              </w:rPr>
-            </w:r>
-            <w:r>
-              <w:rPr>
-                <w:noProof/>
-                <w:webHidden/>
-              </w:rPr>
-              <w:fldChar w:fldCharType="separate"/>
-            </w:r>
-            <w:r>
-              <w:rPr>
-                <w:noProof/>
-                <w:webHidden/>
-              </w:rPr>
-              <w:t>6</w:t>
-            </w:r>
-            <w:r>
-              <w:rPr>
-                <w:noProof/>
-                <w:webHidden/>
-              </w:rPr>
-              <w:fldChar w:fldCharType="end"/>
-            </w:r>
-          </w:hyperlink>
-        </w:p>
-        <w:p>
-          <w:pPr>
-            <w:pStyle w:val="Sumrio2"/>
-            <w:tabs>
-              <w:tab w:val="left" w:pos="960"/>
-              <w:tab w:val="right" w:leader="dot" w:pos="8494"/>
-            </w:tabs>
-            <w:rPr>
-              <w:rFonts w:eastAsiaTheme="minorEastAsia"/>
-              <w:noProof/>
-              <w:sz w:val="24"/>
-              <w:szCs w:val="24"/>
-              <w:lang w:eastAsia="pt-BR"/>
-            </w:rPr>
-          </w:pPr>
-          <w:hyperlink w:anchor="_Toc209817523" w:history="1">
-            <w:r>
-              <w:rPr>
-                <w:rStyle w:val="Hyperlink"/>
-                <w:noProof/>
-              </w:rPr>
-              <w:t>5.17</w:t>
-            </w:r>
-            <w:r>
-              <w:rPr>
-                <w:rFonts w:eastAsiaTheme="minorEastAsia"/>
-                <w:noProof/>
-                <w:sz w:val="24"/>
-                <w:szCs w:val="24"/>
-                <w:lang w:eastAsia="pt-BR"/>
-              </w:rPr>
-              <w:tab/>
-            </w:r>
-            <w:r>
-              <w:rPr>
-                <w:rStyle w:val="Hyperlink"/>
-                <w:noProof/>
-              </w:rPr>
-              <w:t>Rendimentos de Programa Bolsa Família</w:t>
-            </w:r>
-            <w:r>
-              <w:rPr>
-                <w:noProof/>
-                <w:webHidden/>
-              </w:rPr>
-              <w:tab/>
-            </w:r>
-            <w:r>
-              <w:rPr>
-                <w:noProof/>
-                <w:webHidden/>
-              </w:rPr>
-              <w:fldChar w:fldCharType="begin"/>
-            </w:r>
-            <w:r>
-              <w:rPr>
-                <w:noProof/>
-                <w:webHidden/>
-              </w:rPr>
-              <w:instrText xml:space="preserve"> PAGEREF _Toc209817523 \h </w:instrText>
-            </w:r>
-            <w:r>
-              <w:rPr>
-                <w:noProof/>
-                <w:webHidden/>
-              </w:rPr>
-            </w:r>
-            <w:r>
-              <w:rPr>
-                <w:noProof/>
-                <w:webHidden/>
-              </w:rPr>
-              <w:fldChar w:fldCharType="separate"/>
-            </w:r>
-            <w:r>
-              <w:rPr>
-                <w:noProof/>
-                <w:webHidden/>
-              </w:rPr>
-              <w:t>6</w:t>
-            </w:r>
-            <w:r>
-              <w:rPr>
-                <w:noProof/>
-                <w:webHidden/>
-              </w:rPr>
-              <w:fldChar w:fldCharType="end"/>
-            </w:r>
-          </w:hyperlink>
-        </w:p>
-        <w:p>
-          <w:pPr>
-            <w:pStyle w:val="Sumrio2"/>
-            <w:tabs>
-              <w:tab w:val="left" w:pos="960"/>
-              <w:tab w:val="right" w:leader="dot" w:pos="8494"/>
-            </w:tabs>
-            <w:rPr>
-              <w:rFonts w:eastAsiaTheme="minorEastAsia"/>
-              <w:noProof/>
-              <w:sz w:val="24"/>
-              <w:szCs w:val="24"/>
-              <w:lang w:eastAsia="pt-BR"/>
-            </w:rPr>
-          </w:pPr>
-          <w:hyperlink w:anchor="_Toc209817524" w:history="1">
-            <w:r>
-              <w:rPr>
-                <w:rStyle w:val="Hyperlink"/>
-                <w:noProof/>
-              </w:rPr>
-              <w:t>5.18</w:t>
-            </w:r>
-            <w:r>
-              <w:rPr>
-                <w:rFonts w:eastAsiaTheme="minorEastAsia"/>
-                <w:noProof/>
-                <w:sz w:val="24"/>
-                <w:szCs w:val="24"/>
-                <w:lang w:eastAsia="pt-BR"/>
-              </w:rPr>
-              <w:tab/>
-            </w:r>
-            <w:r>
-              <w:rPr>
-                <w:rStyle w:val="Hyperlink"/>
-                <w:noProof/>
-              </w:rPr>
-              <w:t>Sexo</w:t>
-            </w:r>
-            <w:r>
-              <w:rPr>
-                <w:noProof/>
-                <w:webHidden/>
-              </w:rPr>
-              <w:tab/>
-            </w:r>
-            <w:r>
-              <w:rPr>
-                <w:noProof/>
-                <w:webHidden/>
-              </w:rPr>
-              <w:fldChar w:fldCharType="begin"/>
-            </w:r>
-            <w:r>
-              <w:rPr>
-                <w:noProof/>
-                <w:webHidden/>
-              </w:rPr>
-              <w:instrText xml:space="preserve"> PAGEREF _Toc209817524 \h </w:instrText>
-            </w:r>
-            <w:r>
-              <w:rPr>
-                <w:noProof/>
-                <w:webHidden/>
-              </w:rPr>
-            </w:r>
-            <w:r>
-              <w:rPr>
-                <w:noProof/>
-                <w:webHidden/>
-              </w:rPr>
-              <w:fldChar w:fldCharType="separate"/>
-            </w:r>
-            <w:r>
-              <w:rPr>
-                <w:noProof/>
-                <w:webHidden/>
-              </w:rPr>
-              <w:t>6</w:t>
-            </w:r>
-            <w:r>
-              <w:rPr>
-                <w:noProof/>
-                <w:webHidden/>
-              </w:rPr>
-              <w:fldChar w:fldCharType="end"/>
-            </w:r>
-          </w:hyperlink>
-        </w:p>
-        <w:p>
-          <w:pPr>
-            <w:pStyle w:val="Sumrio2"/>
-            <w:tabs>
-              <w:tab w:val="left" w:pos="960"/>
-              <w:tab w:val="right" w:leader="dot" w:pos="8494"/>
-            </w:tabs>
-            <w:rPr>
-              <w:rFonts w:eastAsiaTheme="minorEastAsia"/>
-              <w:noProof/>
-              <w:sz w:val="24"/>
-              <w:szCs w:val="24"/>
-              <w:lang w:eastAsia="pt-BR"/>
-            </w:rPr>
-          </w:pPr>
-          <w:hyperlink w:anchor="_Toc209817525" w:history="1">
-            <w:r>
-              <w:rPr>
-                <w:rStyle w:val="Hyperlink"/>
-                <w:noProof/>
-              </w:rPr>
-              <w:t>5.19</w:t>
-            </w:r>
-            <w:r>
-              <w:rPr>
-                <w:rFonts w:eastAsiaTheme="minorEastAsia"/>
-                <w:noProof/>
-                <w:sz w:val="24"/>
-                <w:szCs w:val="24"/>
-                <w:lang w:eastAsia="pt-BR"/>
-              </w:rPr>
-              <w:tab/>
-            </w:r>
-            <w:r>
-              <w:rPr>
-                <w:rStyle w:val="Hyperlink"/>
-                <w:noProof/>
-              </w:rPr>
-              <w:t>Tem carteira de trabalho assinada ou é funcionário público estatutário?</w:t>
-            </w:r>
-            <w:r>
-              <w:rPr>
-                <w:noProof/>
-                <w:webHidden/>
-              </w:rPr>
-              <w:tab/>
-            </w:r>
-            <w:r>
-              <w:rPr>
-                <w:noProof/>
-                <w:webHidden/>
-              </w:rPr>
-              <w:fldChar w:fldCharType="begin"/>
-            </w:r>
-            <w:r>
-              <w:rPr>
-                <w:noProof/>
-                <w:webHidden/>
-              </w:rPr>
-              <w:instrText xml:space="preserve"> PAGEREF _Toc209817525 \h </w:instrText>
-            </w:r>
-            <w:r>
-              <w:rPr>
-                <w:noProof/>
-                <w:webHidden/>
-              </w:rPr>
-            </w:r>
-            <w:r>
-              <w:rPr>
-                <w:noProof/>
-                <w:webHidden/>
-              </w:rPr>
-              <w:fldChar w:fldCharType="separate"/>
-            </w:r>
-            <w:r>
-              <w:rPr>
-                <w:noProof/>
-                <w:webHidden/>
-              </w:rPr>
-              <w:t>6</w:t>
-            </w:r>
-            <w:r>
-              <w:rPr>
-                <w:noProof/>
-                <w:webHidden/>
-              </w:rPr>
-              <w:fldChar w:fldCharType="end"/>
-            </w:r>
-          </w:hyperlink>
-        </w:p>
-        <w:p>
-          <w:pPr>
-            <w:pStyle w:val="Sumrio2"/>
-            <w:tabs>
-              <w:tab w:val="left" w:pos="960"/>
-              <w:tab w:val="right" w:leader="dot" w:pos="8494"/>
-            </w:tabs>
-            <w:rPr>
-              <w:rFonts w:eastAsiaTheme="minorEastAsia"/>
-              <w:noProof/>
-              <w:sz w:val="24"/>
-              <w:szCs w:val="24"/>
-              <w:lang w:eastAsia="pt-BR"/>
-            </w:rPr>
-          </w:pPr>
-          <w:hyperlink w:anchor="_Toc209817526" w:history="1">
-            <w:r>
-              <w:rPr>
-                <w:rStyle w:val="Hyperlink"/>
-                <w:noProof/>
-              </w:rPr>
-              <w:t>5.20</w:t>
-            </w:r>
-            <w:r>
-              <w:rPr>
-                <w:rFonts w:eastAsiaTheme="minorEastAsia"/>
-                <w:noProof/>
-                <w:sz w:val="24"/>
-                <w:szCs w:val="24"/>
-                <w:lang w:eastAsia="pt-BR"/>
-              </w:rPr>
-              <w:tab/>
-            </w:r>
-            <w:r>
-              <w:rPr>
-                <w:rStyle w:val="Hyperlink"/>
-                <w:noProof/>
-              </w:rPr>
-              <w:t>Tem mais de um trabalho</w:t>
-            </w:r>
-            <w:r>
-              <w:rPr>
-                <w:noProof/>
-                <w:webHidden/>
-              </w:rPr>
-              <w:tab/>
-            </w:r>
-            <w:r>
-              <w:rPr>
-                <w:noProof/>
-                <w:webHidden/>
-              </w:rPr>
-              <w:fldChar w:fldCharType="begin"/>
-            </w:r>
-            <w:r>
-              <w:rPr>
-                <w:noProof/>
-                <w:webHidden/>
-              </w:rPr>
-              <w:instrText xml:space="preserve"> PAGEREF _Toc209817526 \h </w:instrText>
-            </w:r>
-            <w:r>
-              <w:rPr>
-                <w:noProof/>
-                <w:webHidden/>
-              </w:rPr>
-            </w:r>
-            <w:r>
-              <w:rPr>
-                <w:noProof/>
-                <w:webHidden/>
-              </w:rPr>
-              <w:fldChar w:fldCharType="separate"/>
-            </w:r>
-            <w:r>
-              <w:rPr>
-                <w:noProof/>
-                <w:webHidden/>
-              </w:rPr>
-              <w:t>6</w:t>
+              <w:t>7</w:t>
             </w:r>
             <w:r>
               <w:rPr>
@@ -2508,7 +2508,7 @@
               <w:lang w:eastAsia="pt-BR"/>
             </w:rPr>
           </w:pPr>
-          <w:hyperlink w:anchor="_Toc209817527" w:history="1">
+          <w:hyperlink w:anchor="_Toc210246082" w:history="1">
             <w:r>
               <w:rPr>
                 <w:rStyle w:val="Hyperlink"/>
@@ -2531,7 +2531,7 @@
                 <w:rStyle w:val="Hyperlink"/>
                 <w:noProof/>
               </w:rPr>
-              <w:t>Análise exploratória (gráficos e explicações)</w:t>
+              <w:t>Conclusão</w:t>
             </w:r>
             <w:r>
               <w:rPr>
@@ -2552,7 +2552,7 @@
                 <w:noProof/>
                 <w:webHidden/>
               </w:rPr>
-              <w:instrText xml:space="preserve"> PAGEREF _Toc209817527 \h </w:instrText>
+              <w:instrText xml:space="preserve"> PAGEREF _Toc210246082 \h </w:instrText>
             </w:r>
             <w:r>
               <w:rPr>
@@ -2572,97 +2572,7 @@
                 <w:noProof/>
                 <w:webHidden/>
               </w:rPr>
-              <w:t>7</w:t>
-            </w:r>
-            <w:r>
-              <w:rPr>
-                <w:noProof/>
-                <w:webHidden/>
-              </w:rPr>
-              <w:fldChar w:fldCharType="end"/>
-            </w:r>
-          </w:hyperlink>
-        </w:p>
-        <w:p>
-          <w:pPr>
-            <w:pStyle w:val="Sumrio1"/>
-            <w:tabs>
-              <w:tab w:val="left" w:pos="480"/>
-              <w:tab w:val="right" w:leader="dot" w:pos="8494"/>
-            </w:tabs>
-            <w:rPr>
-              <w:rFonts w:eastAsiaTheme="minorEastAsia"/>
-              <w:noProof/>
-              <w:sz w:val="24"/>
-              <w:szCs w:val="24"/>
-              <w:lang w:eastAsia="pt-BR"/>
-            </w:rPr>
-          </w:pPr>
-          <w:hyperlink w:anchor="_Toc209817528" w:history="1">
-            <w:r>
-              <w:rPr>
-                <w:rStyle w:val="Hyperlink"/>
-                <w:noProof/>
-              </w:rPr>
-              <w:t>7</w:t>
-            </w:r>
-            <w:r>
-              <w:rPr>
-                <w:rFonts w:eastAsiaTheme="minorEastAsia"/>
-                <w:noProof/>
-                <w:sz w:val="24"/>
-                <w:szCs w:val="24"/>
-                <w:lang w:eastAsia="pt-BR"/>
-              </w:rPr>
-              <w:tab/>
-            </w:r>
-            <w:r>
-              <w:rPr>
-                <w:rStyle w:val="Hyperlink"/>
-                <w:noProof/>
-              </w:rPr>
-              <w:t>Conclusão</w:t>
-            </w:r>
-            <w:r>
-              <w:rPr>
-                <w:noProof/>
-                <w:webHidden/>
-              </w:rPr>
-              <w:tab/>
-            </w:r>
-            <w:r>
-              <w:rPr>
-                <w:noProof/>
-                <w:webHidden/>
-              </w:rPr>
-              <w:fldChar w:fldCharType="begin"/>
-            </w:r>
-            <w:r>
-              <w:rPr>
-                <w:noProof/>
-                <w:webHidden/>
-              </w:rPr>
-              <w:instrText xml:space="preserve"> PAGEREF _Toc209817528 \h </w:instrText>
-            </w:r>
-            <w:r>
-              <w:rPr>
-                <w:noProof/>
-                <w:webHidden/>
-              </w:rPr>
-            </w:r>
-            <w:r>
-              <w:rPr>
-                <w:noProof/>
-                <w:webHidden/>
-              </w:rPr>
-              <w:fldChar w:fldCharType="separate"/>
-            </w:r>
-            <w:r>
-              <w:rPr>
-                <w:noProof/>
-                <w:webHidden/>
-              </w:rPr>
-              <w:t>9</w:t>
+              <w:t>17</w:t>
             </w:r>
             <w:r>
               <w:rPr>
@@ -2702,25 +2612,9 @@
     </w:p>
     <w:p>
       <w:pPr>
-        <w:rPr>
-          <w:b/>
-          <w:bCs/>
-        </w:rPr>
-      </w:pPr>
-    </w:p>
-    <w:p>
-      <w:pPr>
-        <w:rPr>
-          <w:b/>
-          <w:bCs/>
-        </w:rPr>
-      </w:pPr>
-    </w:p>
-    <w:p>
-      <w:pPr>
         <w:pStyle w:val="Ttulo1"/>
       </w:pPr>
-      <w:bookmarkStart w:id="0" w:name="_Toc209817503"/>
+      <w:bookmarkStart w:id="0" w:name="_Toc210246058"/>
       <w:r>
         <w:lastRenderedPageBreak/>
         <w:t>Introdução</w:t>
@@ -3003,7 +2897,7 @@
       <w:pPr>
         <w:pStyle w:val="Ttulo1"/>
       </w:pPr>
-      <w:bookmarkStart w:id="1" w:name="_Toc209817504"/>
+      <w:bookmarkStart w:id="1" w:name="_Toc210246059"/>
       <w:r>
         <w:t>Objetivo do Projeto</w:t>
       </w:r>
@@ -3081,555 +2975,32 @@
       </w:r>
     </w:p>
     <w:p>
+      <w:r>
+        <w:br w:type="page"/>
+      </w:r>
+    </w:p>
+    <w:p>
       <w:pPr>
         <w:jc w:val="both"/>
       </w:pPr>
       <w:r>
-        <w:t>A partir desse recorte temporal, busca-se compreender como a pandemia afetou diferentes dimensões da vida da população brasileira, incluindo aspectos relacionados ao mercado de trabalho, condições de saúde, renda domiciliar e dinâmica social, oferecendo evidências empíricas que podem subsidiar discussões acadêmicas e políticas públicas.</w:t>
-      </w:r>
-    </w:p>
-    <w:p>
-      <w:pPr>
-        <w:pStyle w:val="Ttulo1"/>
-        <w:rPr>
-          <w:b w:val="0"/>
-          <w:bCs/>
-        </w:rPr>
-      </w:pPr>
-      <w:bookmarkStart w:id="2" w:name="_Toc209817505"/>
-      <w:r>
         <w:lastRenderedPageBreak/>
-        <w:t>Metodol</w:t>
-      </w:r>
-      <w:r>
-        <w:t>ogia</w:t>
-      </w:r>
-      <w:bookmarkEnd w:id="2"/>
-    </w:p>
-    <w:p>
-      <w:pPr>
-        <w:pStyle w:val="Ttulo1"/>
-      </w:pPr>
-      <w:bookmarkStart w:id="3" w:name="_Toc209817506"/>
-      <w:r>
-        <w:t>Variáveis</w:t>
-      </w:r>
-      <w:bookmarkEnd w:id="3"/>
+        <w:t xml:space="preserve">A pesquisa realizada abrangeu diferente graus de instrução de cada gênero, o que possibilitou analisar diferentes realidades. </w:t>
+      </w:r>
     </w:p>
     <w:p>
       <w:pPr>
         <w:jc w:val="both"/>
       </w:pPr>
       <w:r>
-        <w:t>Para o desenvolvimento deste estudo, foram definidas 20 variáveis, as quais orientarão a análise exploratória e subsidiarão a interpretação dos resultados</w:t>
-      </w:r>
-      <w:r>
-        <w:t>, são elas:</w:t>
-      </w:r>
-    </w:p>
-    <w:p/>
-    <w:p>
-      <w:pPr>
-        <w:pStyle w:val="Ttulo2"/>
-      </w:pPr>
-      <w:bookmarkStart w:id="4" w:name="_Toc209817507"/>
-      <w:r>
-        <w:rPr>
-          <w:rFonts w:eastAsiaTheme="minorHAnsi"/>
-          <w:b/>
-          <w:bCs/>
-        </w:rPr>
-        <w:t>Auxílios emergenciais relacionados ao coronavírus</w:t>
-      </w:r>
-      <w:bookmarkEnd w:id="4"/>
-    </w:p>
-    <w:p>
-      <w:pPr>
-        <w:jc w:val="both"/>
-      </w:pPr>
-      <w:r>
-        <w:t>Variável que identifica se o domicílio ou indivíduo recebeu algum tipo de benefício emergencial concedido pelo governo durante a pandemia (como o Auxílio Emergencial). É relevante para avaliar os efeitos das políticas públicas de mitigação econômica.</w:t>
-      </w:r>
-    </w:p>
-    <w:p>
-      <w:pPr>
-        <w:pStyle w:val="Ttulo2"/>
-        <w:rPr>
-          <w:rStyle w:val="Ttulo2Char"/>
-          <w:b/>
-          <w:bCs/>
-        </w:rPr>
-      </w:pPr>
-      <w:bookmarkStart w:id="5" w:name="_Toc209817508"/>
-      <w:r>
-        <w:rPr>
-          <w:rFonts w:eastAsiaTheme="minorHAnsi"/>
-          <w:b/>
-          <w:bCs/>
-        </w:rPr>
-        <w:t>Cor ou raça</w:t>
-      </w:r>
-      <w:bookmarkEnd w:id="5"/>
-    </w:p>
-    <w:p>
-      <w:pPr>
-        <w:jc w:val="both"/>
-      </w:pPr>
-      <w:r>
-        <w:t>Classificação autodeclarada segundo as categorias utilizadas pelo IBGE (branca, preta, parda, amarela, indígena). Essa variável permite examinar desigualdades raciais na forma como a pandemia impactou diferentes grupos populacionais.</w:t>
-      </w:r>
-    </w:p>
-    <w:p>
-      <w:pPr>
-        <w:pStyle w:val="Ttulo2"/>
-      </w:pPr>
-      <w:bookmarkStart w:id="6" w:name="_Toc209817509"/>
-      <w:r>
-        <w:rPr>
-          <w:rStyle w:val="Ttulo2Char"/>
-          <w:b/>
-          <w:bCs/>
-        </w:rPr>
-        <w:t>Escolaridade</w:t>
-      </w:r>
-      <w:bookmarkEnd w:id="6"/>
-    </w:p>
-    <w:p>
-      <w:pPr>
-        <w:jc w:val="both"/>
-      </w:pPr>
-      <w:r>
-        <w:t>Refere-se ao nível de instrução do indivíduo, podendo variar desde sem instrução até ensino superior completo. Permite analisar a relação entre educação e vulnerabilidade social no contexto da pandemia.</w:t>
-      </w:r>
-    </w:p>
-    <w:p>
-      <w:pPr>
-        <w:pStyle w:val="Ttulo2"/>
-      </w:pPr>
-      <w:bookmarkStart w:id="7" w:name="_Toc209817510"/>
-      <w:r>
-        <w:rPr>
-          <w:rStyle w:val="Ttulo2Char"/>
-          <w:b/>
-          <w:bCs/>
-        </w:rPr>
-        <w:t>Este domicílio é:</w:t>
-      </w:r>
-      <w:bookmarkEnd w:id="7"/>
-    </w:p>
-    <w:p>
-      <w:pPr>
-        <w:jc w:val="both"/>
-      </w:pPr>
-      <w:r>
-        <w:t xml:space="preserve">Especifica a condição de ocupação do domicílio (próprio, alugado, </w:t>
-      </w:r>
-      <w:proofErr w:type="gramStart"/>
-      <w:r>
-        <w:t>cedido, etc.</w:t>
-      </w:r>
-      <w:proofErr w:type="gramEnd"/>
-      <w:r>
-        <w:t>). Auxilia na análise do perfil socioeconômico e na caracterização da segurança habitacional durante a crise sanitária.</w:t>
-      </w:r>
-    </w:p>
-    <w:p>
-      <w:pPr>
-        <w:pStyle w:val="Ttulo2"/>
-      </w:pPr>
-      <w:bookmarkStart w:id="8" w:name="_Toc209817511"/>
-      <w:r>
-        <w:rPr>
-          <w:b/>
-          <w:bCs/>
-        </w:rPr>
-        <w:t>Na semana passada teve dificuldade para respirar?</w:t>
-      </w:r>
-      <w:bookmarkEnd w:id="8"/>
-    </w:p>
-    <w:p>
-      <w:pPr>
-        <w:jc w:val="both"/>
-      </w:pPr>
-      <w:r>
-        <w:t>Variável relacionada à presença de sintomas respiratórios. Essencial para compreender possíveis indícios de contaminação por COVID-19 na população.</w:t>
-      </w:r>
-    </w:p>
-    <w:p>
-      <w:pPr>
-        <w:pStyle w:val="Ttulo2"/>
-      </w:pPr>
-      <w:bookmarkStart w:id="9" w:name="_Toc209817512"/>
-      <w:r>
-        <w:rPr>
-          <w:b/>
-          <w:bCs/>
-        </w:rPr>
-        <w:t>Na semana passada teve dor de cabeça?</w:t>
-      </w:r>
-      <w:bookmarkEnd w:id="9"/>
-    </w:p>
-    <w:p>
-      <w:pPr>
-        <w:jc w:val="both"/>
-      </w:pPr>
-      <w:r>
-        <w:t>Captura sintomas inespecíficos, mas relevantes para caracterizar o estado de saúde dos entrevistados durante a pandemia.</w:t>
-      </w:r>
-    </w:p>
-    <w:p>
-      <w:pPr>
-        <w:pStyle w:val="Ttulo2"/>
-      </w:pPr>
-      <w:bookmarkStart w:id="10" w:name="_Toc209817513"/>
-      <w:r>
-        <w:rPr>
-          <w:b/>
-          <w:bCs/>
-        </w:rPr>
-        <w:t>Na semana passada teve dor de garganta?</w:t>
-      </w:r>
-      <w:bookmarkEnd w:id="10"/>
-    </w:p>
-    <w:p>
-      <w:pPr>
-        <w:jc w:val="both"/>
-      </w:pPr>
-      <w:r>
-        <w:t>Indica ocorrência de sintomas comuns associados a infecções respiratórias, incluindo a COVID-19.</w:t>
-      </w:r>
-    </w:p>
-    <w:p>
-      <w:pPr>
-        <w:pStyle w:val="Ttulo2"/>
-      </w:pPr>
-      <w:bookmarkStart w:id="11" w:name="_Toc209817514"/>
-      <w:r>
-        <w:rPr>
-          <w:b/>
-          <w:bCs/>
-        </w:rPr>
-        <w:t>Na semana passada teve febre?</w:t>
-      </w:r>
-      <w:bookmarkEnd w:id="11"/>
-    </w:p>
-    <w:p>
-      <w:pPr>
-        <w:jc w:val="both"/>
-      </w:pPr>
-      <w:r>
-        <w:t>Febre é um dos sintomas mais frequentes da COVID-19, sendo um indicador importante na análise de saúde.</w:t>
-      </w:r>
-    </w:p>
-    <w:p>
-      <w:pPr>
-        <w:pStyle w:val="Ttulo2"/>
-      </w:pPr>
-      <w:bookmarkStart w:id="12" w:name="_Toc209817515"/>
-      <w:r>
-        <w:rPr>
-          <w:b/>
-          <w:bCs/>
-        </w:rPr>
-        <w:t>Na semana passada teve perda de cheiro ou sabor?</w:t>
-      </w:r>
-      <w:bookmarkEnd w:id="12"/>
-    </w:p>
-    <w:p>
-      <w:pPr>
-        <w:jc w:val="both"/>
-      </w:pPr>
-      <w:r>
-        <w:t>Considerado um sintoma característico da COVID-19, essa variável é útil para identificar potenciais casos não diagnosticados.</w:t>
-      </w:r>
-    </w:p>
-    <w:p>
-      <w:pPr>
-        <w:pStyle w:val="Ttulo2"/>
-      </w:pPr>
-      <w:bookmarkStart w:id="13" w:name="_Toc209817516"/>
-      <w:r>
-        <w:rPr>
-          <w:b/>
-          <w:bCs/>
-        </w:rPr>
-        <w:lastRenderedPageBreak/>
-        <w:t>Na semana passada teve tosse?</w:t>
-      </w:r>
-      <w:bookmarkEnd w:id="13"/>
-    </w:p>
-    <w:p>
-      <w:pPr>
-        <w:jc w:val="both"/>
-      </w:pPr>
-      <w:r>
-        <w:t>Sintoma clássico de infecções respiratórias, utilizado como proxy para identificar possíveis quadros relacionados à COVID-19.</w:t>
-      </w:r>
-    </w:p>
-    <w:p>
-      <w:pPr>
-        <w:pStyle w:val="Ttulo2"/>
-      </w:pPr>
-      <w:bookmarkStart w:id="14" w:name="_Toc209817517"/>
-      <w:r>
-        <w:rPr>
-          <w:b/>
-          <w:bCs/>
-        </w:rPr>
-        <w:t>Número da faixa do rendimento/retirada em dinheiro</w:t>
-      </w:r>
-      <w:bookmarkEnd w:id="14"/>
-    </w:p>
-    <w:p>
-      <w:pPr>
-        <w:jc w:val="both"/>
-      </w:pPr>
-      <w:r>
-        <w:t>Representa a classificação do rendimento em faixas de valores. Essa variável é fundamental para avaliar desigualdades econômicas e os impactos da pandemia sobre a renda domiciliar e individual.</w:t>
-      </w:r>
-    </w:p>
-    <w:p>
-      <w:pPr>
-        <w:pStyle w:val="Ttulo2"/>
-      </w:pPr>
-      <w:bookmarkStart w:id="15" w:name="_Toc209817518"/>
-      <w:r>
-        <w:rPr>
-          <w:b/>
-          <w:bCs/>
-        </w:rPr>
-        <w:t>Qual é a principal atividade do local ou empresa em que você trabalha?</w:t>
-      </w:r>
-      <w:bookmarkEnd w:id="15"/>
-    </w:p>
-    <w:p>
-      <w:pPr>
-        <w:jc w:val="both"/>
-      </w:pPr>
-      <w:r>
-        <w:t>Indica o setor econômico em que o indivíduo está inserido. Permite observar quais setores foram mais afetados pela pandemia, tanto em termos de estabilidade de emprego quanto de exposição ao risco.</w:t>
-      </w:r>
-    </w:p>
-    <w:p>
-      <w:pPr>
-        <w:pStyle w:val="Ttulo2"/>
-      </w:pPr>
-      <w:bookmarkStart w:id="16" w:name="_Toc209817519"/>
-      <w:r>
-        <w:rPr>
-          <w:b/>
-          <w:bCs/>
-        </w:rPr>
-        <w:t>Qual o principal motivo deste afastamento temporário?</w:t>
-      </w:r>
-      <w:bookmarkEnd w:id="16"/>
-    </w:p>
-    <w:p>
-      <w:pPr>
-        <w:jc w:val="both"/>
-      </w:pPr>
-      <w:r>
-        <w:t xml:space="preserve">Identifica a razão pela qual o trabalhador esteve afastado de sua atividade (doença, medidas de isolamento, </w:t>
-      </w:r>
-      <w:proofErr w:type="gramStart"/>
-      <w:r>
-        <w:t>férias, etc.</w:t>
-      </w:r>
-      <w:proofErr w:type="gramEnd"/>
-      <w:r>
-        <w:t>). Essencial para mensurar os efeitos diretos da pandemia sobre o mercado de trabalho.</w:t>
-      </w:r>
-    </w:p>
-    <w:p>
-      <w:pPr>
-        <w:pStyle w:val="Ttulo2"/>
-      </w:pPr>
-      <w:bookmarkStart w:id="17" w:name="_Toc209817520"/>
-      <w:r>
-        <w:rPr>
-          <w:b/>
-          <w:bCs/>
-        </w:rPr>
-        <w:t>Que tipo de trabalho, cargo ou função você realiza no seu trabalho (único ou principal)?</w:t>
-      </w:r>
-      <w:bookmarkEnd w:id="17"/>
-    </w:p>
-    <w:p>
-      <w:pPr>
-        <w:jc w:val="both"/>
-      </w:pPr>
-      <w:r>
-        <w:t>Variável que detalha a ocupação exercida, possibilitando análises por categorias profissionais e vulnerabilidades associadas a diferentes funções.</w:t>
-      </w:r>
-    </w:p>
-    <w:p>
-      <w:pPr>
-        <w:pStyle w:val="Ttulo2"/>
-      </w:pPr>
-      <w:bookmarkStart w:id="18" w:name="_Toc209817521"/>
-      <w:r>
-        <w:rPr>
-          <w:b/>
-          <w:bCs/>
-        </w:rPr>
-        <w:t>Quem respondeu ao questionário?</w:t>
-      </w:r>
-      <w:bookmarkEnd w:id="18"/>
-    </w:p>
-    <w:p>
-      <w:pPr>
-        <w:jc w:val="both"/>
-      </w:pPr>
-      <w:r>
-        <w:t>Registra se o próprio entrevistado ou outro morador prestou as informações. Relevante para avaliar a qualidade e confiabilidade das respostas.</w:t>
-      </w:r>
-    </w:p>
-    <w:p>
-      <w:pPr>
-        <w:pStyle w:val="Ttulo2"/>
-      </w:pPr>
-      <w:bookmarkStart w:id="19" w:name="_Toc209817522"/>
-      <w:r>
-        <w:rPr>
-          <w:b/>
-          <w:bCs/>
-        </w:rPr>
-        <w:t>Rendimento de pensão alimentícia, doação ou mesada em dinheiro de pessoa que não morava no domicílio</w:t>
-      </w:r>
-      <w:bookmarkEnd w:id="19"/>
-    </w:p>
-    <w:p>
-      <w:pPr>
-        <w:jc w:val="both"/>
-      </w:pPr>
-      <w:r>
-        <w:t>Refere-se a fontes de renda oriundas de transferências privadas. Importante para identificar estratégias de sobrevivência financeira durante a pandemia.</w:t>
-      </w:r>
-    </w:p>
-    <w:p>
-      <w:pPr>
-        <w:pStyle w:val="Ttulo2"/>
-      </w:pPr>
-      <w:bookmarkStart w:id="20" w:name="_Toc209817523"/>
-      <w:r>
-        <w:rPr>
-          <w:b/>
-          <w:bCs/>
-        </w:rPr>
-        <w:t>Rendimentos de Programa Bolsa Família</w:t>
-      </w:r>
-      <w:bookmarkEnd w:id="20"/>
-    </w:p>
-    <w:p>
-      <w:pPr>
-        <w:jc w:val="both"/>
-      </w:pPr>
-      <w:r>
-        <w:t>Identifica se o domicílio recebia benefícios do Programa Bolsa Família, permitindo análises sobre a sobreposição de políticas sociais no enfrentamento da crise.</w:t>
-      </w:r>
-    </w:p>
-    <w:p>
-      <w:pPr>
-        <w:pStyle w:val="Ttulo2"/>
-      </w:pPr>
-      <w:bookmarkStart w:id="21" w:name="_Toc209817524"/>
-      <w:r>
-        <w:rPr>
-          <w:b/>
-          <w:bCs/>
-        </w:rPr>
-        <w:t>Sexo</w:t>
-      </w:r>
-      <w:bookmarkEnd w:id="21"/>
-    </w:p>
-    <w:p>
-      <w:pPr>
-        <w:jc w:val="both"/>
-      </w:pPr>
-      <w:r>
-        <w:t>Variável básica de caracterização demográfica. Permite recortes de análise relacionados a desigualdades de gênero na pandemia.</w:t>
-      </w:r>
-    </w:p>
-    <w:p>
-      <w:pPr>
-        <w:pStyle w:val="Ttulo2"/>
-      </w:pPr>
-      <w:bookmarkStart w:id="22" w:name="_Toc209817525"/>
-      <w:r>
-        <w:rPr>
-          <w:b/>
-          <w:bCs/>
-        </w:rPr>
-        <w:t>Tem carteira de trabalho assinada ou é funcionário público estatutário?</w:t>
-      </w:r>
-      <w:bookmarkEnd w:id="22"/>
-    </w:p>
-    <w:p>
-      <w:pPr>
-        <w:jc w:val="both"/>
-      </w:pPr>
-      <w:r>
-        <w:t>Aponta a formalização da ocupação. Importante para avaliar a diferença de impactos entre trabalhadores formais e informais.</w:t>
-      </w:r>
-    </w:p>
-    <w:p>
-      <w:pPr>
-        <w:pStyle w:val="Ttulo2"/>
-      </w:pPr>
-      <w:bookmarkStart w:id="23" w:name="_Toc209817526"/>
-      <w:r>
-        <w:rPr>
-          <w:b/>
-          <w:bCs/>
-        </w:rPr>
-        <w:t>Tem mais de um trabalho</w:t>
-      </w:r>
-      <w:bookmarkEnd w:id="23"/>
-    </w:p>
-    <w:p>
-      <w:pPr>
-        <w:jc w:val="both"/>
-      </w:pPr>
-      <w:r>
-        <w:t>Indica se o indivíduo exerce múltiplas ocupações. Essa variável permite compreender estratégias de complementação de renda e a precarização das condições de trabalho no período.</w:t>
-      </w:r>
-    </w:p>
-    <w:p>
-      <w:pPr>
-        <w:pStyle w:val="Ttulo1"/>
-        <w:jc w:val="both"/>
-      </w:pPr>
-      <w:bookmarkStart w:id="24" w:name="_Toc209817527"/>
-      <w:r>
-        <w:lastRenderedPageBreak/>
-        <w:t>Análise exploratória (gráficos e explicações)</w:t>
-      </w:r>
-      <w:bookmarkEnd w:id="24"/>
-    </w:p>
-    <w:p>
-      <w:pPr>
-        <w:jc w:val="both"/>
-      </w:pPr>
-      <w:r>
-        <w:t>A pandemia de COVID-19 teve impactos profundos e devastadores em todo o mundo, afetando tanto a saúde quanto a economia das populações. No Brasil, um dos programas adotados pelo governo para mitigar os efeitos socioeconômicos da crise foi o Auxílio Emergencial. Este benefício financeiro foi destinado principalmente a trabalhadores informais, microempreendedores individuais, desempregados e famílias de baixa renda, com o objetivo de garantir uma fonte mínima de renda para atender às necessidades básicas, como alimentação e moradia.</w:t>
-      </w:r>
-      <w:r>
-        <w:t xml:space="preserve"> O processo para solicitar era todo online e tinha cobertura no Brasil inteiro, a região sudeste por ser a mais populosa do país foi a que mais teve solicitações: </w:t>
-      </w:r>
-    </w:p>
-    <w:p>
-      <w:pPr>
-        <w:jc w:val="center"/>
-      </w:pPr>
-      <w:r>
         <w:rPr>
           <w:noProof/>
         </w:rPr>
         <w:drawing>
-          <wp:inline distT="0" distB="0" distL="0" distR="0" wp14:anchorId="4DBB51F3" wp14:editId="13864382">
-            <wp:extent cx="5316276" cy="2639353"/>
-            <wp:effectExtent l="19050" t="19050" r="17780" b="27940"/>
-            <wp:docPr id="671667682" name="Imagem 5" descr="Gráfico, Gráfico de barras&#10;&#10;O conteúdo gerado por IA pode estar incorreto."/>
+          <wp:inline distT="0" distB="0" distL="0" distR="0" wp14:anchorId="54823A28" wp14:editId="4F936D99">
+            <wp:extent cx="5629275" cy="2794458"/>
+            <wp:effectExtent l="19050" t="19050" r="9525" b="25400"/>
+            <wp:docPr id="407354038" name="Imagem 4" descr="Gráfico, Gráfico de barras&#10;&#10;O conteúdo gerado por IA pode estar incorreto."/>
             <wp:cNvGraphicFramePr>
               <a:graphicFrameLocks xmlns:a="http://schemas.openxmlformats.org/drawingml/2006/main" noChangeAspect="1"/>
             </wp:cNvGraphicFramePr>
@@ -3637,7 +3008,7 @@
               <a:graphicData uri="http://schemas.openxmlformats.org/drawingml/2006/picture">
                 <pic:pic xmlns:pic="http://schemas.openxmlformats.org/drawingml/2006/picture">
                   <pic:nvPicPr>
-                    <pic:cNvPr id="671667682" name="Imagem 5" descr="Gráfico, Gráfico de barras&#10;&#10;O conteúdo gerado por IA pode estar incorreto."/>
+                    <pic:cNvPr id="407354038" name="Imagem 4" descr="Gráfico, Gráfico de barras&#10;&#10;O conteúdo gerado por IA pode estar incorreto."/>
                     <pic:cNvPicPr>
                       <a:picLocks noChangeAspect="1" noChangeArrowheads="1"/>
                     </pic:cNvPicPr>
@@ -3658,7 +3029,7 @@
                   <pic:spPr bwMode="auto">
                     <a:xfrm>
                       <a:off x="0" y="0"/>
-                      <a:ext cx="5339110" cy="2650689"/>
+                      <a:ext cx="5632553" cy="2796085"/>
                     </a:xfrm>
                     <a:prstGeom prst="rect">
                       <a:avLst/>
@@ -3682,10 +3053,529 @@
         <w:jc w:val="both"/>
       </w:pPr>
       <w:r>
-        <w:t>Para garantir maior comparabilidade entre os estados, é recomendável analisar os dados em termos per capita, ou seja, dividindo a quantidade de solicitações de Auxílio Emergencial pela população de cada estado. Os dados populacionais utilizados foram obtidos junto ao IBGE, cuja última estimativa disponível corresponde a setembro de 2025</w:t>
-      </w:r>
-      <w:r>
-        <w:t>:</w:t>
+        <w:t>A partir desse recorte temporal, busca-se compreender como a pandemia afetou diferentes dimensões da vida da população brasileira, incluindo aspectos relacionados ao mercado de trabalho, condições de saúde, renda domiciliar e dinâmica social, oferecendo evidências empíricas que podem subsidiar discussões acadêmicas e políticas públicas.</w:t>
+      </w:r>
+    </w:p>
+    <w:p>
+      <w:pPr>
+        <w:pStyle w:val="Ttulo1"/>
+      </w:pPr>
+      <w:bookmarkStart w:id="2" w:name="_Toc210246060"/>
+      <w:r>
+        <w:t>Variáveis</w:t>
+      </w:r>
+      <w:bookmarkEnd w:id="2"/>
+    </w:p>
+    <w:p>
+      <w:pPr>
+        <w:jc w:val="both"/>
+      </w:pPr>
+      <w:r>
+        <w:t xml:space="preserve">Para o desenvolvimento deste estudo, foram definidas 20 variáveis </w:t>
+      </w:r>
+      <w:r>
+        <w:t>que orientaram</w:t>
+      </w:r>
+      <w:r>
+        <w:t xml:space="preserve"> a análise exploratória e </w:t>
+      </w:r>
+      <w:r>
+        <w:t>subsidiaram</w:t>
+      </w:r>
+      <w:r>
+        <w:t xml:space="preserve"> a interpretação dos resultados</w:t>
+      </w:r>
+      <w:r>
+        <w:t>, são elas:</w:t>
+      </w:r>
+    </w:p>
+    <w:p>
+      <w:pPr>
+        <w:pStyle w:val="Ttulo2"/>
+      </w:pPr>
+      <w:bookmarkStart w:id="3" w:name="_Toc210246061"/>
+      <w:r>
+        <w:rPr>
+          <w:rFonts w:eastAsiaTheme="minorHAnsi"/>
+          <w:b/>
+          <w:bCs/>
+        </w:rPr>
+        <w:t>Auxílios emergenciais relacionados ao coronavírus</w:t>
+      </w:r>
+      <w:bookmarkEnd w:id="3"/>
+    </w:p>
+    <w:p>
+      <w:pPr>
+        <w:jc w:val="both"/>
+      </w:pPr>
+      <w:r>
+        <w:t>Variável que identifica se o domicílio ou indivíduo recebeu algum tipo de benefício emergencial concedido pelo governo durante a pandemia (como o Auxílio Emergencial). É relevante para avaliar os efeitos das políticas públicas de mitigação econômica.</w:t>
+      </w:r>
+    </w:p>
+    <w:p>
+      <w:pPr>
+        <w:pStyle w:val="Ttulo2"/>
+        <w:rPr>
+          <w:rStyle w:val="Ttulo2Char"/>
+          <w:b/>
+          <w:bCs/>
+        </w:rPr>
+      </w:pPr>
+      <w:bookmarkStart w:id="4" w:name="_Toc210246062"/>
+      <w:r>
+        <w:rPr>
+          <w:rFonts w:eastAsiaTheme="minorHAnsi"/>
+          <w:b/>
+          <w:bCs/>
+        </w:rPr>
+        <w:t>Cor ou raça</w:t>
+      </w:r>
+      <w:bookmarkEnd w:id="4"/>
+    </w:p>
+    <w:p>
+      <w:pPr>
+        <w:jc w:val="both"/>
+      </w:pPr>
+      <w:r>
+        <w:t xml:space="preserve">Classificação autodeclarada segundo as categorias utilizadas pelo IBGE (branca, preta, parda, amarela, indígena). </w:t>
+      </w:r>
+      <w:r>
+        <w:t>Essa variável permite examinar as desigualdades raciais e como a pandemia impactou diferentes grupos populacionais.</w:t>
+      </w:r>
+    </w:p>
+    <w:p>
+      <w:pPr>
+        <w:pStyle w:val="Ttulo2"/>
+      </w:pPr>
+      <w:bookmarkStart w:id="5" w:name="_Toc210246063"/>
+      <w:r>
+        <w:rPr>
+          <w:rStyle w:val="Ttulo2Char"/>
+          <w:b/>
+          <w:bCs/>
+        </w:rPr>
+        <w:t>Escolaridade</w:t>
+      </w:r>
+      <w:bookmarkEnd w:id="5"/>
+    </w:p>
+    <w:p>
+      <w:pPr>
+        <w:jc w:val="both"/>
+      </w:pPr>
+      <w:r>
+        <w:t>Refere-se ao nível de instrução do indivíduo, podendo variar desde sem instrução até ensino superior completo. Permite analisar a relação entre educação e vulnerabilidade social no contexto da pandemia.</w:t>
+      </w:r>
+    </w:p>
+    <w:p>
+      <w:pPr>
+        <w:pStyle w:val="Ttulo2"/>
+      </w:pPr>
+      <w:bookmarkStart w:id="6" w:name="_Toc210246064"/>
+      <w:r>
+        <w:rPr>
+          <w:rStyle w:val="Ttulo2Char"/>
+          <w:b/>
+          <w:bCs/>
+        </w:rPr>
+        <w:t>Este domicílio é:</w:t>
+      </w:r>
+      <w:bookmarkEnd w:id="6"/>
+    </w:p>
+    <w:p>
+      <w:pPr>
+        <w:jc w:val="both"/>
+      </w:pPr>
+      <w:r>
+        <w:t xml:space="preserve">Especifica a condição de ocupação do domicílio (próprio, alugado, </w:t>
+      </w:r>
+      <w:proofErr w:type="gramStart"/>
+      <w:r>
+        <w:t>cedido, etc.</w:t>
+      </w:r>
+      <w:proofErr w:type="gramEnd"/>
+      <w:r>
+        <w:t>). Auxilia na análise do perfil socioeconômico e na caracterização da segurança habitacional durante a crise sanitária.</w:t>
+      </w:r>
+    </w:p>
+    <w:p>
+      <w:pPr>
+        <w:pStyle w:val="Ttulo2"/>
+      </w:pPr>
+      <w:bookmarkStart w:id="7" w:name="_Toc210246065"/>
+      <w:r>
+        <w:rPr>
+          <w:b/>
+          <w:bCs/>
+        </w:rPr>
+        <w:lastRenderedPageBreak/>
+        <w:t>Na semana passada teve dificuldade para respirar?</w:t>
+      </w:r>
+      <w:bookmarkEnd w:id="7"/>
+    </w:p>
+    <w:p>
+      <w:pPr>
+        <w:jc w:val="both"/>
+      </w:pPr>
+      <w:r>
+        <w:t>Variável relacionada à presença de sintomas respiratórios. Essencial para compreender possíveis indícios de contaminação por COVID-19 na população.</w:t>
+      </w:r>
+    </w:p>
+    <w:p>
+      <w:pPr>
+        <w:pStyle w:val="Ttulo2"/>
+      </w:pPr>
+      <w:bookmarkStart w:id="8" w:name="_Toc210246066"/>
+      <w:r>
+        <w:rPr>
+          <w:b/>
+          <w:bCs/>
+        </w:rPr>
+        <w:t>Na semana passada teve dor de cabeça?</w:t>
+      </w:r>
+      <w:bookmarkEnd w:id="8"/>
+    </w:p>
+    <w:p>
+      <w:pPr>
+        <w:jc w:val="both"/>
+      </w:pPr>
+      <w:r>
+        <w:t>Captura sintomas inespecíficos, mas relevantes para caracterizar o estado de saúde dos entrevistados durante a pandemia.</w:t>
+      </w:r>
+    </w:p>
+    <w:p>
+      <w:pPr>
+        <w:pStyle w:val="Ttulo2"/>
+      </w:pPr>
+      <w:bookmarkStart w:id="9" w:name="_Toc210246067"/>
+      <w:r>
+        <w:rPr>
+          <w:b/>
+          <w:bCs/>
+        </w:rPr>
+        <w:t>Na semana passada teve dor de garganta?</w:t>
+      </w:r>
+      <w:bookmarkEnd w:id="9"/>
+    </w:p>
+    <w:p>
+      <w:pPr>
+        <w:jc w:val="both"/>
+      </w:pPr>
+      <w:r>
+        <w:t>Indica ocorrência de sintomas comuns associados a infecções respiratórias, incluindo a COVID-19.</w:t>
+      </w:r>
+    </w:p>
+    <w:p>
+      <w:pPr>
+        <w:pStyle w:val="Ttulo2"/>
+      </w:pPr>
+      <w:bookmarkStart w:id="10" w:name="_Toc210246068"/>
+      <w:r>
+        <w:rPr>
+          <w:b/>
+          <w:bCs/>
+        </w:rPr>
+        <w:t>Na semana passada teve febre?</w:t>
+      </w:r>
+      <w:bookmarkEnd w:id="10"/>
+    </w:p>
+    <w:p>
+      <w:pPr>
+        <w:jc w:val="both"/>
+      </w:pPr>
+      <w:r>
+        <w:t>Febre é um dos sintomas mais frequentes da COVID-19, sendo um indicador importante na análise de saúde.</w:t>
+      </w:r>
+    </w:p>
+    <w:p>
+      <w:pPr>
+        <w:pStyle w:val="Ttulo2"/>
+      </w:pPr>
+      <w:bookmarkStart w:id="11" w:name="_Toc210246069"/>
+      <w:r>
+        <w:rPr>
+          <w:b/>
+          <w:bCs/>
+        </w:rPr>
+        <w:t>Na semana passada teve perda de cheiro ou sabor?</w:t>
+      </w:r>
+      <w:bookmarkEnd w:id="11"/>
+    </w:p>
+    <w:p>
+      <w:pPr>
+        <w:jc w:val="both"/>
+      </w:pPr>
+      <w:r>
+        <w:t>Considerado um sintoma característico da COVID-19, essa variável é útil para identificar potenciais casos não diagnosticados.</w:t>
+      </w:r>
+    </w:p>
+    <w:p>
+      <w:pPr>
+        <w:pStyle w:val="Ttulo2"/>
+      </w:pPr>
+      <w:bookmarkStart w:id="12" w:name="_Toc210246070"/>
+      <w:r>
+        <w:rPr>
+          <w:b/>
+          <w:bCs/>
+        </w:rPr>
+        <w:t>Na semana passada teve tosse?</w:t>
+      </w:r>
+      <w:bookmarkEnd w:id="12"/>
+    </w:p>
+    <w:p>
+      <w:pPr>
+        <w:jc w:val="both"/>
+      </w:pPr>
+      <w:r>
+        <w:t>Sintoma clássico de infecções respiratórias, utilizado como proxy para identificar possíveis quadros relacionados à COVID-19.</w:t>
+      </w:r>
+    </w:p>
+    <w:p>
+      <w:pPr>
+        <w:pStyle w:val="Ttulo2"/>
+      </w:pPr>
+      <w:bookmarkStart w:id="13" w:name="_Toc210246071"/>
+      <w:r>
+        <w:rPr>
+          <w:b/>
+          <w:bCs/>
+        </w:rPr>
+        <w:t>Número da faixa do rendimento/retirada em dinheiro</w:t>
+      </w:r>
+      <w:bookmarkEnd w:id="13"/>
+    </w:p>
+    <w:p>
+      <w:pPr>
+        <w:jc w:val="both"/>
+      </w:pPr>
+      <w:r>
+        <w:t>Representa a classificação do rendimento em faixas de valores. Essa variável é fundamental para avaliar desigualdades econômicas e os impactos da pandemia sobre a renda domiciliar e individual.</w:t>
+      </w:r>
+    </w:p>
+    <w:p>
+      <w:pPr>
+        <w:pStyle w:val="Ttulo2"/>
+      </w:pPr>
+      <w:bookmarkStart w:id="14" w:name="_Toc210246072"/>
+      <w:r>
+        <w:rPr>
+          <w:b/>
+          <w:bCs/>
+        </w:rPr>
+        <w:t>Qual é a principal atividade do local ou empresa em que você trabalha?</w:t>
+      </w:r>
+      <w:bookmarkEnd w:id="14"/>
+    </w:p>
+    <w:p>
+      <w:pPr>
+        <w:jc w:val="both"/>
+      </w:pPr>
+      <w:r>
+        <w:t>Indica o setor econômico em que o indivíduo está inserido. Permite observar quais setores foram mais afetados pela pandemia, tanto em termos de estabilidade de emprego quanto de exposição ao risco.</w:t>
+      </w:r>
+    </w:p>
+    <w:p>
+      <w:pPr>
+        <w:pStyle w:val="Ttulo2"/>
+      </w:pPr>
+      <w:bookmarkStart w:id="15" w:name="_Toc210246073"/>
+      <w:r>
+        <w:rPr>
+          <w:b/>
+          <w:bCs/>
+        </w:rPr>
+        <w:t>Qual o principal motivo deste afastamento temporário?</w:t>
+      </w:r>
+      <w:bookmarkEnd w:id="15"/>
+    </w:p>
+    <w:p>
+      <w:pPr>
+        <w:jc w:val="both"/>
+      </w:pPr>
+      <w:r>
+        <w:t xml:space="preserve">Identifica a razão pela qual o trabalhador esteve afastado de sua atividade (doença, medidas de isolamento, </w:t>
+      </w:r>
+      <w:proofErr w:type="gramStart"/>
+      <w:r>
+        <w:t>férias, etc.</w:t>
+      </w:r>
+      <w:proofErr w:type="gramEnd"/>
+      <w:r>
+        <w:t>). Essencial para mensurar os efeitos diretos da pandemia sobre o mercado de trabalho.</w:t>
+      </w:r>
+    </w:p>
+    <w:p>
+      <w:pPr>
+        <w:pStyle w:val="Ttulo2"/>
+      </w:pPr>
+      <w:bookmarkStart w:id="16" w:name="_Toc210246074"/>
+      <w:r>
+        <w:rPr>
+          <w:b/>
+          <w:bCs/>
+        </w:rPr>
+        <w:t>Que tipo de trabalho, cargo ou função você realiza no seu trabalho (único ou principal)?</w:t>
+      </w:r>
+      <w:bookmarkEnd w:id="16"/>
+    </w:p>
+    <w:p>
+      <w:pPr>
+        <w:jc w:val="both"/>
+      </w:pPr>
+      <w:r>
+        <w:t>Variável que detalha a ocupação exercida, possibilitando análises por categorias profissionais e vulnerabilidades associadas a diferentes funções.</w:t>
+      </w:r>
+    </w:p>
+    <w:p>
+      <w:pPr>
+        <w:pStyle w:val="Ttulo2"/>
+      </w:pPr>
+      <w:bookmarkStart w:id="17" w:name="_Toc210246075"/>
+      <w:r>
+        <w:rPr>
+          <w:b/>
+          <w:bCs/>
+        </w:rPr>
+        <w:t>Quem respondeu ao questionário?</w:t>
+      </w:r>
+      <w:bookmarkEnd w:id="17"/>
+    </w:p>
+    <w:p>
+      <w:pPr>
+        <w:jc w:val="both"/>
+      </w:pPr>
+      <w:r>
+        <w:t>Registra se o próprio entrevistado ou outro morador prestou as informações. Relevante para avaliar a qualidade e confiabilidade das respostas.</w:t>
+      </w:r>
+    </w:p>
+    <w:p>
+      <w:pPr>
+        <w:pStyle w:val="Ttulo2"/>
+      </w:pPr>
+      <w:bookmarkStart w:id="18" w:name="_Toc210246076"/>
+      <w:r>
+        <w:rPr>
+          <w:b/>
+          <w:bCs/>
+        </w:rPr>
+        <w:lastRenderedPageBreak/>
+        <w:t>Rendimento de pensão alimentícia, doação ou mesada em dinheiro de pessoa que não morava no domicílio</w:t>
+      </w:r>
+      <w:bookmarkEnd w:id="18"/>
+    </w:p>
+    <w:p>
+      <w:pPr>
+        <w:jc w:val="both"/>
+      </w:pPr>
+      <w:r>
+        <w:t>Refere-se a fontes de renda oriundas de transferências privadas. Importante para identificar estratégias de sobrevivência financeira durante a pandemia.</w:t>
+      </w:r>
+    </w:p>
+    <w:p>
+      <w:pPr>
+        <w:pStyle w:val="Ttulo2"/>
+      </w:pPr>
+      <w:bookmarkStart w:id="19" w:name="_Toc210246077"/>
+      <w:r>
+        <w:rPr>
+          <w:b/>
+          <w:bCs/>
+        </w:rPr>
+        <w:t>Rendimentos de Programa Bolsa Família</w:t>
+      </w:r>
+      <w:bookmarkEnd w:id="19"/>
+    </w:p>
+    <w:p>
+      <w:pPr>
+        <w:jc w:val="both"/>
+      </w:pPr>
+      <w:r>
+        <w:t>Identifica se o domicílio recebia benefícios do Programa Bolsa Família, permitindo análises sobre a sobreposição de políticas sociais no enfrentamento da crise.</w:t>
+      </w:r>
+    </w:p>
+    <w:p>
+      <w:pPr>
+        <w:pStyle w:val="Ttulo2"/>
+      </w:pPr>
+      <w:bookmarkStart w:id="20" w:name="_Toc210246078"/>
+      <w:r>
+        <w:rPr>
+          <w:b/>
+          <w:bCs/>
+        </w:rPr>
+        <w:t>Sexo</w:t>
+      </w:r>
+      <w:bookmarkEnd w:id="20"/>
+    </w:p>
+    <w:p>
+      <w:pPr>
+        <w:jc w:val="both"/>
+      </w:pPr>
+      <w:r>
+        <w:t>Variável básica de caracterização demográfica. Permite recortes de análise relacionados a desigualdades de gênero na pandemia.</w:t>
+      </w:r>
+    </w:p>
+    <w:p>
+      <w:pPr>
+        <w:pStyle w:val="Ttulo2"/>
+      </w:pPr>
+      <w:bookmarkStart w:id="21" w:name="_Toc210246079"/>
+      <w:r>
+        <w:rPr>
+          <w:b/>
+          <w:bCs/>
+        </w:rPr>
+        <w:t>Tem carteira de trabalho assinada ou é funcionário público estatutário?</w:t>
+      </w:r>
+      <w:bookmarkEnd w:id="21"/>
+    </w:p>
+    <w:p>
+      <w:pPr>
+        <w:jc w:val="both"/>
+      </w:pPr>
+      <w:r>
+        <w:t>Aponta a formalização da ocupação. Importante para avaliar a diferença de impactos entre trabalhadores formais e informais.</w:t>
+      </w:r>
+    </w:p>
+    <w:p>
+      <w:pPr>
+        <w:pStyle w:val="Ttulo2"/>
+      </w:pPr>
+      <w:bookmarkStart w:id="22" w:name="_Toc210246080"/>
+      <w:r>
+        <w:rPr>
+          <w:b/>
+          <w:bCs/>
+        </w:rPr>
+        <w:t>Tem mais de um trabalho</w:t>
+      </w:r>
+      <w:bookmarkEnd w:id="22"/>
+    </w:p>
+    <w:p>
+      <w:pPr>
+        <w:jc w:val="both"/>
+      </w:pPr>
+      <w:r>
+        <w:t>Indica se o indivíduo exerce múltiplas ocupações. Essa variável permite compreender estratégias de complementação de renda e a precarização das condições de trabalho no período.</w:t>
+      </w:r>
+    </w:p>
+    <w:p>
+      <w:pPr>
+        <w:pStyle w:val="Ttulo1"/>
+        <w:jc w:val="both"/>
+      </w:pPr>
+      <w:bookmarkStart w:id="23" w:name="_Toc210246081"/>
+      <w:r>
+        <w:t>Análise exploratória (gráficos e explicações)</w:t>
+      </w:r>
+      <w:bookmarkEnd w:id="23"/>
+    </w:p>
+    <w:p>
+      <w:pPr>
+        <w:jc w:val="both"/>
+      </w:pPr>
+      <w:r>
+        <w:t>No início do trimestre analisado a PNAD já havia alcançado 381.270 pessoas, representando um contingente expressivo de respondentes. Esse número continuou a crescer ao longo do período, atingindo 386.520 em agosto, o que reforça a abrangência e a robustez metodológica da pesquisa.</w:t>
       </w:r>
     </w:p>
     <w:p>
@@ -3697,10 +3587,10 @@
           <w:noProof/>
         </w:rPr>
         <w:drawing>
-          <wp:inline distT="0" distB="0" distL="0" distR="0" wp14:anchorId="29A5DAB8" wp14:editId="66F07913">
-            <wp:extent cx="5396499" cy="3069480"/>
-            <wp:effectExtent l="19050" t="19050" r="13970" b="17145"/>
-            <wp:docPr id="37246700" name="Imagem 4" descr="Gráfico, Gráfico de barras, Histograma&#10;&#10;O conteúdo gerado por IA pode estar incorreto."/>
+          <wp:inline distT="0" distB="0" distL="0" distR="0" wp14:anchorId="4B3B6C86" wp14:editId="19C0B5CE">
+            <wp:extent cx="5426210" cy="2698750"/>
+            <wp:effectExtent l="19050" t="19050" r="22225" b="25400"/>
+            <wp:docPr id="297880668" name="Imagem 7" descr="Gráfico, Gráfico de linhas, Gráfico de dispersão&#10;&#10;O conteúdo gerado por IA pode estar incorreto."/>
             <wp:cNvGraphicFramePr>
               <a:graphicFrameLocks xmlns:a="http://schemas.openxmlformats.org/drawingml/2006/main" noChangeAspect="1"/>
             </wp:cNvGraphicFramePr>
@@ -3708,7 +3598,7 @@
               <a:graphicData uri="http://schemas.openxmlformats.org/drawingml/2006/picture">
                 <pic:pic xmlns:pic="http://schemas.openxmlformats.org/drawingml/2006/picture">
                   <pic:nvPicPr>
-                    <pic:cNvPr id="37246700" name="Imagem 4" descr="Gráfico, Gráfico de barras, Histograma&#10;&#10;O conteúdo gerado por IA pode estar incorreto."/>
+                    <pic:cNvPr id="297880668" name="Imagem 7" descr="Gráfico, Gráfico de linhas, Gráfico de dispersão&#10;&#10;O conteúdo gerado por IA pode estar incorreto."/>
                     <pic:cNvPicPr>
                       <a:picLocks noChangeAspect="1" noChangeArrowheads="1"/>
                     </pic:cNvPicPr>
@@ -3729,7 +3619,7 @@
                   <pic:spPr bwMode="auto">
                     <a:xfrm>
                       <a:off x="0" y="0"/>
-                      <a:ext cx="5399803" cy="3071359"/>
+                      <a:ext cx="5451426" cy="2711291"/>
                     </a:xfrm>
                     <a:prstGeom prst="rect">
                       <a:avLst/>
@@ -3753,73 +3643,35 @@
         <w:jc w:val="both"/>
       </w:pPr>
       <w:r>
+        <w:t>Entre os entrevistados, verificou-se que a maioria estava ocupada em atividades relacionadas a serviços domésticos</w:t>
+      </w:r>
+      <w:r>
+        <w:t xml:space="preserve">, o que indica um maior risco de contágio do vírus, já que para chegar ao trabalho, as pessoas tinham que se locomover até a casa de seus </w:t>
+      </w:r>
+      <w:r>
         <w:lastRenderedPageBreak/>
-        <w:t>A análise per capita das solicitações do Auxílio Emergencial evidencia fortes disparidades regionais no Brasil. Observa-se que os maiores índices se concentram em estados da Região Norte, como Acre (1,39 por 1.000 habitantes), Roraima (1,26) e Amapá (0,80), além de estados do Nordeste, como Alagoas (0,79) e Sergipe (0,72). Em contrapartida, unidades da federação mais populosas e economicamente desenvolvidas, como São Paulo (0,09), Rio Grande do Sul (0,19) e Paraná (0,20), registraram os menores valores. Esse padrão sugere que a demanda pelo benefício esteve associada a maiores níveis de vulnerabilidade socioeconômica, reforçando desigualdades históricas entre as regiões brasileiras. A utilização da métrica per capita mostrou-se fundamental para evitar distorções provocadas por diferenças populacionais absolutas, permitindo uma comparação mais equitativa entre os estados.</w:t>
-      </w:r>
-    </w:p>
-    <w:p/>
-    <w:p/>
-    <w:p/>
-    <w:p/>
-    <w:p/>
-    <w:p/>
-    <w:p/>
-    <w:p/>
-    <w:p/>
-    <w:p/>
-    <w:p/>
-    <w:p/>
-    <w:p/>
-    <w:p/>
-    <w:p/>
-    <w:p/>
-    <w:p/>
-    <w:p/>
-    <w:p/>
-    <w:p/>
-    <w:p/>
-    <w:p/>
-    <w:p/>
-    <w:p>
-      <w:pPr>
-        <w:pStyle w:val="Ttulo1"/>
-        <w:ind w:left="0" w:firstLine="0"/>
-        <w:jc w:val="both"/>
-      </w:pPr>
-      <w:bookmarkStart w:id="25" w:name="_Toc209817528"/>
-      <w:r>
-        <w:lastRenderedPageBreak/>
-        <w:t>Conclusã</w:t>
-      </w:r>
-      <w:r>
-        <w:t>o</w:t>
-      </w:r>
-      <w:bookmarkEnd w:id="25"/>
-    </w:p>
-    <w:p>
-      <w:r>
-        <w:br w:type="page"/>
-      </w:r>
-    </w:p>
-    <w:p/>
-    <w:p>
-      <w:r>
-        <w:t xml:space="preserve">Gráficos: </w:t>
-      </w:r>
-    </w:p>
-    <w:p>
-      <w:pPr>
-        <w:jc w:val="both"/>
+        <w:t xml:space="preserve">empregadores e isso </w:t>
+      </w:r>
+      <w:r>
+        <w:t>as colocavam</w:t>
+      </w:r>
+      <w:r>
+        <w:t xml:space="preserve"> em um grau de exposição maior já que tinham que pegar transporte público.</w:t>
+      </w:r>
+    </w:p>
+    <w:p>
+      <w:pPr>
+        <w:jc w:val="center"/>
       </w:pPr>
       <w:r>
         <w:rPr>
           <w:noProof/>
         </w:rPr>
         <w:drawing>
-          <wp:inline distT="0" distB="0" distL="0" distR="0" wp14:anchorId="103DCD8D" wp14:editId="3895D3F0">
-            <wp:extent cx="5400675" cy="2686050"/>
-            <wp:effectExtent l="0" t="0" r="9525" b="0"/>
-            <wp:docPr id="1754388998" name="Imagem 7"/>
+          <wp:inline distT="0" distB="0" distL="0" distR="0" wp14:anchorId="4DA7DA66" wp14:editId="74D91C81">
+            <wp:extent cx="4627457" cy="3697071"/>
+            <wp:effectExtent l="19050" t="19050" r="20955" b="17780"/>
+            <wp:docPr id="833033423" name="Imagem 8" descr="Gráfico&#10;&#10;O conteúdo gerado por IA pode estar incorreto."/>
             <wp:cNvGraphicFramePr>
               <a:graphicFrameLocks xmlns:a="http://schemas.openxmlformats.org/drawingml/2006/main" noChangeAspect="1"/>
             </wp:cNvGraphicFramePr>
@@ -3827,13 +3679,13 @@
               <a:graphicData uri="http://schemas.openxmlformats.org/drawingml/2006/picture">
                 <pic:pic xmlns:pic="http://schemas.openxmlformats.org/drawingml/2006/picture">
                   <pic:nvPicPr>
-                    <pic:cNvPr id="0" name="Picture 9"/>
+                    <pic:cNvPr id="833033423" name="Imagem 8" descr="Gráfico&#10;&#10;O conteúdo gerado por IA pode estar incorreto."/>
                     <pic:cNvPicPr>
                       <a:picLocks noChangeAspect="1" noChangeArrowheads="1"/>
                     </pic:cNvPicPr>
                   </pic:nvPicPr>
                   <pic:blipFill>
-                    <a:blip r:embed="rId12" cstate="print">
+                    <a:blip r:embed="rId12">
                       <a:extLst>
                         <a:ext uri="{28A0092B-C50C-407E-A947-70E740481C1C}">
                           <a14:useLocalDpi xmlns:a14="http://schemas.microsoft.com/office/drawing/2010/main" val="0"/>
@@ -3848,14 +3700,16 @@
                   <pic:spPr bwMode="auto">
                     <a:xfrm>
                       <a:off x="0" y="0"/>
-                      <a:ext cx="5400675" cy="2686050"/>
+                      <a:ext cx="4659044" cy="3722308"/>
                     </a:xfrm>
                     <a:prstGeom prst="rect">
                       <a:avLst/>
                     </a:prstGeom>
                     <a:noFill/>
                     <a:ln>
-                      <a:noFill/>
+                      <a:solidFill>
+                        <a:schemeClr val="tx1"/>
+                      </a:solidFill>
                     </a:ln>
                   </pic:spPr>
                 </pic:pic>
@@ -3864,15 +3718,43 @@
           </wp:inline>
         </w:drawing>
       </w:r>
-      <w:r>
-        <w:rPr>
-          <w:noProof/>
-        </w:rPr>
+    </w:p>
+    <w:p>
+      <w:pPr>
+        <w:jc w:val="both"/>
+      </w:pPr>
+      <w:r>
+        <w:t xml:space="preserve">Analisando por setores, mesmo a agropecuária liderando o </w:t>
+      </w:r>
+      <w:r>
+        <w:rPr>
+          <w:i/>
+          <w:iCs/>
+        </w:rPr>
+        <w:t>ranking</w:t>
+      </w:r>
+      <w:r>
+        <w:t xml:space="preserve">, é possível observar que o comércio era a principal atividade das empresas dos entrevistados e foi um setor muito afetado pois boa parte dos comércios foram considerados serviços não essenciais (shoppings, lojas de </w:t>
+      </w:r>
+      <w:proofErr w:type="gramStart"/>
+      <w:r>
+        <w:t>roupa, etc.</w:t>
+      </w:r>
+      <w:proofErr w:type="gramEnd"/>
+      <w:r>
+        <w:t xml:space="preserve">) </w:t>
+      </w:r>
+    </w:p>
+    <w:p>
+      <w:pPr>
+        <w:jc w:val="center"/>
+      </w:pPr>
+      <w:r>
         <w:drawing>
-          <wp:inline distT="0" distB="0" distL="0" distR="0" wp14:anchorId="3C82923D" wp14:editId="47324C62">
-            <wp:extent cx="5400675" cy="4314825"/>
-            <wp:effectExtent l="0" t="0" r="9525" b="9525"/>
-            <wp:docPr id="1985530526" name="Imagem 8"/>
+          <wp:inline distT="0" distB="0" distL="0" distR="0" wp14:anchorId="42B3FF5A" wp14:editId="71188DEC">
+            <wp:extent cx="5400040" cy="3071676"/>
+            <wp:effectExtent l="19050" t="19050" r="10160" b="14605"/>
+            <wp:docPr id="1360598042" name="Imagem 1" descr="Gráfico, Gráfico de barras&#10;&#10;O conteúdo gerado por IA pode estar incorreto."/>
             <wp:cNvGraphicFramePr>
               <a:graphicFrameLocks xmlns:a="http://schemas.openxmlformats.org/drawingml/2006/main" noChangeAspect="1"/>
             </wp:cNvGraphicFramePr>
@@ -3880,13 +3762,78 @@
               <a:graphicData uri="http://schemas.openxmlformats.org/drawingml/2006/picture">
                 <pic:pic xmlns:pic="http://schemas.openxmlformats.org/drawingml/2006/picture">
                   <pic:nvPicPr>
-                    <pic:cNvPr id="0" name="Picture 10"/>
+                    <pic:cNvPr id="1704736623" name="Imagem 1" descr="Gráfico, Gráfico de barras&#10;&#10;O conteúdo gerado por IA pode estar incorreto."/>
+                    <pic:cNvPicPr/>
+                  </pic:nvPicPr>
+                  <pic:blipFill>
+                    <a:blip r:embed="rId13"/>
+                    <a:stretch>
+                      <a:fillRect/>
+                    </a:stretch>
+                  </pic:blipFill>
+                  <pic:spPr>
+                    <a:xfrm>
+                      <a:off x="0" y="0"/>
+                      <a:ext cx="5400040" cy="3071676"/>
+                    </a:xfrm>
+                    <a:prstGeom prst="rect">
+                      <a:avLst/>
+                    </a:prstGeom>
+                    <a:ln>
+                      <a:solidFill>
+                        <a:schemeClr val="tx1"/>
+                      </a:solidFill>
+                    </a:ln>
+                  </pic:spPr>
+                </pic:pic>
+              </a:graphicData>
+            </a:graphic>
+          </wp:inline>
+        </w:drawing>
+      </w:r>
+    </w:p>
+    <w:p>
+      <w:pPr>
+        <w:jc w:val="both"/>
+      </w:pPr>
+      <w:r>
+        <w:t xml:space="preserve">Analisando ainda </w:t>
+      </w:r>
+      <w:r>
+        <w:t xml:space="preserve">a situação socioeconômica dos respondentes, 15,4% contaram com a estabilidade do serviço público enquanto 58,8% tinham apenas a segurança dos direitos </w:t>
+      </w:r>
+      <w:r>
+        <w:lastRenderedPageBreak/>
+        <w:t>CLT (Consolidação das Leis Trabalhistas) e por fim, 25,8% não possuíam vínculos empregatícios.</w:t>
+      </w:r>
+    </w:p>
+    <w:p>
+      <w:pPr>
+        <w:jc w:val="center"/>
+      </w:pPr>
+      <w:r>
+        <w:rPr>
+          <w:noProof/>
+        </w:rPr>
+        <w:drawing>
+          <wp:inline distT="0" distB="0" distL="0" distR="0" wp14:anchorId="02B15B53" wp14:editId="59EC52D2">
+            <wp:extent cx="4216785" cy="3019425"/>
+            <wp:effectExtent l="19050" t="19050" r="12700" b="9525"/>
+            <wp:docPr id="366228406" name="Imagem 10" descr="Gráfico, Gráfico de pizza&#10;&#10;O conteúdo gerado por IA pode estar incorreto."/>
+            <wp:cNvGraphicFramePr>
+              <a:graphicFrameLocks xmlns:a="http://schemas.openxmlformats.org/drawingml/2006/main" noChangeAspect="1"/>
+            </wp:cNvGraphicFramePr>
+            <a:graphic xmlns:a="http://schemas.openxmlformats.org/drawingml/2006/main">
+              <a:graphicData uri="http://schemas.openxmlformats.org/drawingml/2006/picture">
+                <pic:pic xmlns:pic="http://schemas.openxmlformats.org/drawingml/2006/picture">
+                  <pic:nvPicPr>
+                    <pic:cNvPr id="366228406" name="Imagem 10" descr="Gráfico, Gráfico de pizza&#10;&#10;O conteúdo gerado por IA pode estar incorreto."/>
                     <pic:cNvPicPr>
                       <a:picLocks noChangeAspect="1" noChangeArrowheads="1"/>
                     </pic:cNvPicPr>
                   </pic:nvPicPr>
                   <pic:blipFill>
-                    <a:blip r:embed="rId13">
+                    <a:blip r:embed="rId14">
                       <a:extLst>
                         <a:ext uri="{28A0092B-C50C-407E-A947-70E740481C1C}">
                           <a14:useLocalDpi xmlns:a14="http://schemas.microsoft.com/office/drawing/2010/main" val="0"/>
@@ -3901,14 +3848,16 @@
                   <pic:spPr bwMode="auto">
                     <a:xfrm>
                       <a:off x="0" y="0"/>
-                      <a:ext cx="5400675" cy="4314825"/>
+                      <a:ext cx="4270192" cy="3057667"/>
                     </a:xfrm>
                     <a:prstGeom prst="rect">
                       <a:avLst/>
                     </a:prstGeom>
                     <a:noFill/>
                     <a:ln>
-                      <a:noFill/>
+                      <a:solidFill>
+                        <a:schemeClr val="tx1"/>
+                      </a:solidFill>
                     </a:ln>
                   </pic:spPr>
                 </pic:pic>
@@ -3917,16 +3866,43 @@
           </wp:inline>
         </w:drawing>
       </w:r>
+    </w:p>
+    <w:p>
+      <w:pPr>
+        <w:jc w:val="both"/>
+      </w:pPr>
+      <w:r>
+        <w:t xml:space="preserve">A proporção dos trabalhadores informais por região demonstra também a maior vulnerabilidade das pessoas nessa situação, é importante </w:t>
+      </w:r>
+      <w:r>
+        <w:t>dar</w:t>
+      </w:r>
+      <w:r>
+        <w:t xml:space="preserve"> </w:t>
+      </w:r>
+      <w:r>
+        <w:t>destaque a essa informação</w:t>
+      </w:r>
+      <w:r>
+        <w:t xml:space="preserve"> pois ao analisar os sintomas a região norte é uma das mais afetadas</w:t>
+      </w:r>
+      <w:r>
+        <w:t>, e é a que possui o maior índice de trabalhadores sem carteira assinada.</w:t>
+      </w:r>
+    </w:p>
+    <w:p>
+      <w:pPr>
+        <w:jc w:val="center"/>
+      </w:pPr>
       <w:r>
         <w:rPr>
           <w:noProof/>
         </w:rPr>
-        <w:lastRenderedPageBreak/>
         <w:drawing>
-          <wp:inline distT="0" distB="0" distL="0" distR="0" wp14:anchorId="49AEF00E" wp14:editId="541EB1BF">
-            <wp:extent cx="5400675" cy="2686050"/>
-            <wp:effectExtent l="0" t="0" r="9525" b="0"/>
-            <wp:docPr id="1831336964" name="Imagem 9"/>
+          <wp:inline distT="0" distB="0" distL="0" distR="0" wp14:anchorId="0DF08BE9" wp14:editId="24DE9849">
+            <wp:extent cx="5400040" cy="3523836"/>
+            <wp:effectExtent l="19050" t="19050" r="10160" b="19685"/>
+            <wp:docPr id="948096400" name="Imagem 14" descr="Gráfico, Gráfico de barras&#10;&#10;O conteúdo gerado por IA pode estar incorreto."/>
             <wp:cNvGraphicFramePr>
               <a:graphicFrameLocks xmlns:a="http://schemas.openxmlformats.org/drawingml/2006/main" noChangeAspect="1"/>
             </wp:cNvGraphicFramePr>
@@ -3934,60 +3910,7 @@
               <a:graphicData uri="http://schemas.openxmlformats.org/drawingml/2006/picture">
                 <pic:pic xmlns:pic="http://schemas.openxmlformats.org/drawingml/2006/picture">
                   <pic:nvPicPr>
-                    <pic:cNvPr id="0" name="Picture 11"/>
-                    <pic:cNvPicPr>
-                      <a:picLocks noChangeAspect="1" noChangeArrowheads="1"/>
-                    </pic:cNvPicPr>
-                  </pic:nvPicPr>
-                  <pic:blipFill>
-                    <a:blip r:embed="rId14" cstate="print">
-                      <a:extLst>
-                        <a:ext uri="{28A0092B-C50C-407E-A947-70E740481C1C}">
-                          <a14:useLocalDpi xmlns:a14="http://schemas.microsoft.com/office/drawing/2010/main" val="0"/>
-                        </a:ext>
-                      </a:extLst>
-                    </a:blip>
-                    <a:srcRect/>
-                    <a:stretch>
-                      <a:fillRect/>
-                    </a:stretch>
-                  </pic:blipFill>
-                  <pic:spPr bwMode="auto">
-                    <a:xfrm>
-                      <a:off x="0" y="0"/>
-                      <a:ext cx="5400675" cy="2686050"/>
-                    </a:xfrm>
-                    <a:prstGeom prst="rect">
-                      <a:avLst/>
-                    </a:prstGeom>
-                    <a:noFill/>
-                    <a:ln>
-                      <a:noFill/>
-                    </a:ln>
-                  </pic:spPr>
-                </pic:pic>
-              </a:graphicData>
-            </a:graphic>
-          </wp:inline>
-        </w:drawing>
-      </w:r>
-      <w:r>
-        <w:rPr>
-          <w:noProof/>
-        </w:rPr>
-        <w:drawing>
-          <wp:inline distT="0" distB="0" distL="0" distR="0" wp14:anchorId="62E00498" wp14:editId="5EFAA88B">
-            <wp:extent cx="5400675" cy="3867150"/>
-            <wp:effectExtent l="0" t="0" r="9525" b="0"/>
-            <wp:docPr id="1848805099" name="Imagem 10"/>
-            <wp:cNvGraphicFramePr>
-              <a:graphicFrameLocks xmlns:a="http://schemas.openxmlformats.org/drawingml/2006/main" noChangeAspect="1"/>
-            </wp:cNvGraphicFramePr>
-            <a:graphic xmlns:a="http://schemas.openxmlformats.org/drawingml/2006/main">
-              <a:graphicData uri="http://schemas.openxmlformats.org/drawingml/2006/picture">
-                <pic:pic xmlns:pic="http://schemas.openxmlformats.org/drawingml/2006/picture">
-                  <pic:nvPicPr>
-                    <pic:cNvPr id="0" name="Picture 12"/>
+                    <pic:cNvPr id="948096400" name="Imagem 14" descr="Gráfico, Gráfico de barras&#10;&#10;O conteúdo gerado por IA pode estar incorreto."/>
                     <pic:cNvPicPr>
                       <a:picLocks noChangeAspect="1" noChangeArrowheads="1"/>
                     </pic:cNvPicPr>
@@ -4008,14 +3931,16 @@
                   <pic:spPr bwMode="auto">
                     <a:xfrm>
                       <a:off x="0" y="0"/>
-                      <a:ext cx="5400675" cy="3867150"/>
+                      <a:ext cx="5400040" cy="3523836"/>
                     </a:xfrm>
                     <a:prstGeom prst="rect">
                       <a:avLst/>
                     </a:prstGeom>
                     <a:noFill/>
                     <a:ln>
-                      <a:noFill/>
+                      <a:solidFill>
+                        <a:schemeClr val="tx1"/>
+                      </a:solidFill>
                     </a:ln>
                   </pic:spPr>
                 </pic:pic>
@@ -4024,16 +3949,43 @@
           </wp:inline>
         </w:drawing>
       </w:r>
+    </w:p>
+    <w:p>
+      <w:pPr>
+        <w:jc w:val="both"/>
+      </w:pPr>
+    </w:p>
+    <w:p>
+      <w:pPr>
+        <w:jc w:val="both"/>
+      </w:pPr>
+      <w:r>
+        <w:t xml:space="preserve">É possível notar que dentre as pessoas que não possuem carteiras assinadas, a proporção dos entrevistados que tem mais de um emprego é muito maior quando comparada as </w:t>
+      </w:r>
+      <w:r>
+        <w:lastRenderedPageBreak/>
+        <w:t xml:space="preserve">pessoas com mais de um emprego e carteira assinada. Isso se dá devido a falta de segurança financeira que um trabalho informal possui e esse cenário aumenta </w:t>
+      </w:r>
+      <w:r>
+        <w:t>a probabilidade de contágio dos trabalhadores.</w:t>
+      </w:r>
+    </w:p>
+    <w:p>
+      <w:pPr>
+        <w:jc w:val="center"/>
+        <w:rPr>
+          <w:highlight w:val="yellow"/>
+        </w:rPr>
+      </w:pPr>
       <w:r>
         <w:rPr>
           <w:noProof/>
         </w:rPr>
-        <w:lastRenderedPageBreak/>
         <w:drawing>
-          <wp:inline distT="0" distB="0" distL="0" distR="0" wp14:anchorId="2A44A79A" wp14:editId="602ABD8C">
-            <wp:extent cx="5391150" cy="3467100"/>
-            <wp:effectExtent l="0" t="0" r="0" b="0"/>
-            <wp:docPr id="620496100" name="Imagem 11"/>
+          <wp:inline distT="0" distB="0" distL="0" distR="0" wp14:anchorId="0D1AD395" wp14:editId="5EE574E2">
+            <wp:extent cx="4577013" cy="2765616"/>
+            <wp:effectExtent l="19050" t="19050" r="14605" b="15875"/>
+            <wp:docPr id="1916421484" name="Imagem 4"/>
             <wp:cNvGraphicFramePr>
               <a:graphicFrameLocks xmlns:a="http://schemas.openxmlformats.org/drawingml/2006/main" noChangeAspect="1"/>
             </wp:cNvGraphicFramePr>
@@ -4041,7 +3993,7 @@
               <a:graphicData uri="http://schemas.openxmlformats.org/drawingml/2006/picture">
                 <pic:pic xmlns:pic="http://schemas.openxmlformats.org/drawingml/2006/picture">
                   <pic:nvPicPr>
-                    <pic:cNvPr id="0" name="Picture 13"/>
+                    <pic:cNvPr id="0" name="Picture 3"/>
                     <pic:cNvPicPr>
                       <a:picLocks noChangeAspect="1" noChangeArrowheads="1"/>
                     </pic:cNvPicPr>
@@ -4062,14 +4014,16 @@
                   <pic:spPr bwMode="auto">
                     <a:xfrm>
                       <a:off x="0" y="0"/>
-                      <a:ext cx="5391150" cy="3467100"/>
+                      <a:ext cx="4587997" cy="2772253"/>
                     </a:xfrm>
                     <a:prstGeom prst="rect">
                       <a:avLst/>
                     </a:prstGeom>
                     <a:noFill/>
                     <a:ln>
-                      <a:noFill/>
+                      <a:solidFill>
+                        <a:schemeClr val="tx1"/>
+                      </a:solidFill>
                     </a:ln>
                   </pic:spPr>
                 </pic:pic>
@@ -4078,15 +4032,36 @@
           </wp:inline>
         </w:drawing>
       </w:r>
+    </w:p>
+    <w:p>
+      <w:pPr>
+        <w:jc w:val="both"/>
+      </w:pPr>
       <w:r>
         <w:rPr>
           <w:noProof/>
         </w:rPr>
         <w:drawing>
-          <wp:inline distT="0" distB="0" distL="0" distR="0" wp14:anchorId="4EDCEB23" wp14:editId="5657D002">
-            <wp:extent cx="5391150" cy="3524250"/>
-            <wp:effectExtent l="0" t="0" r="0" b="0"/>
-            <wp:docPr id="695664886" name="Imagem 12"/>
+          <wp:anchor distT="0" distB="0" distL="114300" distR="114300" simplePos="0" relativeHeight="251660288" behindDoc="1" locked="0" layoutInCell="1" allowOverlap="1" wp14:anchorId="56BDD766" wp14:editId="36CEB8BA">
+            <wp:simplePos x="0" y="0"/>
+            <wp:positionH relativeFrom="margin">
+              <wp:align>center</wp:align>
+            </wp:positionH>
+            <wp:positionV relativeFrom="paragraph">
+              <wp:posOffset>1550670</wp:posOffset>
+            </wp:positionV>
+            <wp:extent cx="6987540" cy="3505200"/>
+            <wp:effectExtent l="19050" t="19050" r="22860" b="19050"/>
+            <wp:wrapTight wrapText="bothSides">
+              <wp:wrapPolygon edited="0">
+                <wp:start x="-59" y="-117"/>
+                <wp:lineTo x="-59" y="21600"/>
+                <wp:lineTo x="21612" y="21600"/>
+                <wp:lineTo x="21612" y="-117"/>
+                <wp:lineTo x="-59" y="-117"/>
+              </wp:wrapPolygon>
+            </wp:wrapTight>
+            <wp:docPr id="826263673" name="Imagem 1" descr="Gráfico, Gráfico de barras&#10;&#10;O conteúdo gerado por IA pode estar incorreto."/>
             <wp:cNvGraphicFramePr>
               <a:graphicFrameLocks xmlns:a="http://schemas.openxmlformats.org/drawingml/2006/main" noChangeAspect="1"/>
             </wp:cNvGraphicFramePr>
@@ -4094,10 +4069,8 @@
               <a:graphicData uri="http://schemas.openxmlformats.org/drawingml/2006/picture">
                 <pic:pic xmlns:pic="http://schemas.openxmlformats.org/drawingml/2006/picture">
                   <pic:nvPicPr>
-                    <pic:cNvPr id="0" name="Picture 14"/>
-                    <pic:cNvPicPr>
-                      <a:picLocks noChangeAspect="1" noChangeArrowheads="1"/>
-                    </pic:cNvPicPr>
+                    <pic:cNvPr id="826263673" name="Imagem 1" descr="Gráfico, Gráfico de barras&#10;&#10;O conteúdo gerado por IA pode estar incorreto."/>
+                    <pic:cNvPicPr/>
                   </pic:nvPicPr>
                   <pic:blipFill>
                     <a:blip r:embed="rId17">
@@ -4107,22 +4080,142 @@
                         </a:ext>
                       </a:extLst>
                     </a:blip>
-                    <a:srcRect/>
                     <a:stretch>
                       <a:fillRect/>
                     </a:stretch>
                   </pic:blipFill>
-                  <pic:spPr bwMode="auto">
+                  <pic:spPr>
                     <a:xfrm>
                       <a:off x="0" y="0"/>
-                      <a:ext cx="5391150" cy="3524250"/>
+                      <a:ext cx="6987540" cy="3505200"/>
                     </a:xfrm>
                     <a:prstGeom prst="rect">
                       <a:avLst/>
                     </a:prstGeom>
-                    <a:noFill/>
                     <a:ln>
-                      <a:noFill/>
+                      <a:solidFill>
+                        <a:schemeClr val="tx1"/>
+                      </a:solidFill>
+                    </a:ln>
+                  </pic:spPr>
+                </pic:pic>
+              </a:graphicData>
+            </a:graphic>
+            <wp14:sizeRelH relativeFrom="margin">
+              <wp14:pctWidth>0</wp14:pctWidth>
+            </wp14:sizeRelH>
+            <wp14:sizeRelV relativeFrom="margin">
+              <wp14:pctHeight>0</wp14:pctHeight>
+            </wp14:sizeRelV>
+          </wp:anchor>
+        </w:drawing>
+      </w:r>
+      <w:r>
+        <w:t xml:space="preserve">Um outro fator que impactou a situação financeira da população brasileira foi o </w:t>
+      </w:r>
+      <w:r>
+        <w:rPr>
+          <w:i/>
+          <w:iCs/>
+        </w:rPr>
+        <w:t>lockdown</w:t>
+      </w:r>
+      <w:r>
+        <w:rPr>
+          <w:i/>
+          <w:iCs/>
+        </w:rPr>
+        <w:t xml:space="preserve"> </w:t>
+      </w:r>
+      <w:r>
+        <w:t xml:space="preserve">(confinamento para evitar o contágio através do contato com outras pessoas), imposto </w:t>
+      </w:r>
+      <w:r>
+        <w:t>pelos</w:t>
+      </w:r>
+      <w:r>
+        <w:t xml:space="preserve"> </w:t>
+      </w:r>
+      <w:r>
+        <w:t>governos estaduais a partir d</w:t>
+      </w:r>
+      <w:r>
+        <w:t xml:space="preserve">o mês de </w:t>
+      </w:r>
+      <w:r>
+        <w:t xml:space="preserve">março, obrigando os estabelecimentos de serviços não essenciais (por exemplo: bares, salão de restaurantes – apenas delivery era permitido, etc.) a fecharem as portas, apenas serviços considerados essenciais permaneceram abertos, como supermercados, postos de gasolinas, oficinas, hospitais, farmácias, serviços de transporte, etc. </w:t>
+      </w:r>
+      <w:r>
+        <w:t>É possível verificar no gráfico abaixo o impacto da pandemia no afastamento temporário dos trabalhadores:</w:t>
+      </w:r>
+    </w:p>
+    <w:p>
+      <w:pPr>
+        <w:jc w:val="both"/>
+      </w:pPr>
+      <w:r>
+        <w:lastRenderedPageBreak/>
+        <w:t xml:space="preserve">De acordo com a pesquisa, a quarentena, isolamento, distanciamento social ou férias coletivas (adotada por algumas empresas que não tinham possiblidades de trabalho remoto) foram os maiores responsáveis pelas ausências dos trabalhadores durante os meses analisados.  </w:t>
+      </w:r>
+    </w:p>
+    <w:p>
+      <w:pPr>
+        <w:jc w:val="both"/>
+      </w:pPr>
+      <w:r>
+        <w:t xml:space="preserve">A pandemia de COVID-19 teve impactos profundos e devastadores em todo o mundo, afetando tanto a saúde quanto a economia das populações. </w:t>
+      </w:r>
+      <w:r>
+        <w:t xml:space="preserve"> </w:t>
+      </w:r>
+      <w:r>
+        <w:t>Verificando a situação econômica de cada região, foi identificado uma grande concentração de pessoas de baixa renda, exceto pelo Sul, em todas as demais regiões os entrevistados eram de baixa renda</w:t>
+      </w:r>
+      <w:r>
+        <w:t>:</w:t>
+      </w:r>
+    </w:p>
+    <w:p>
+      <w:pPr>
+        <w:jc w:val="center"/>
+      </w:pPr>
+      <w:r>
+        <w:rPr>
+          <w:noProof/>
+        </w:rPr>
+        <w:drawing>
+          <wp:inline distT="0" distB="0" distL="0" distR="0" wp14:anchorId="489E8E6B" wp14:editId="29976CDA">
+            <wp:extent cx="4714875" cy="3060095"/>
+            <wp:effectExtent l="19050" t="19050" r="9525" b="26035"/>
+            <wp:docPr id="275772977" name="Imagem 1" descr="Gráfico, Gráfico de barras&#10;&#10;O conteúdo gerado por IA pode estar incorreto."/>
+            <wp:cNvGraphicFramePr>
+              <a:graphicFrameLocks xmlns:a="http://schemas.openxmlformats.org/drawingml/2006/main" noChangeAspect="1"/>
+            </wp:cNvGraphicFramePr>
+            <a:graphic xmlns:a="http://schemas.openxmlformats.org/drawingml/2006/main">
+              <a:graphicData uri="http://schemas.openxmlformats.org/drawingml/2006/picture">
+                <pic:pic xmlns:pic="http://schemas.openxmlformats.org/drawingml/2006/picture">
+                  <pic:nvPicPr>
+                    <pic:cNvPr id="275772977" name="Imagem 1" descr="Gráfico, Gráfico de barras&#10;&#10;O conteúdo gerado por IA pode estar incorreto."/>
+                    <pic:cNvPicPr/>
+                  </pic:nvPicPr>
+                  <pic:blipFill>
+                    <a:blip r:embed="rId18"/>
+                    <a:stretch>
+                      <a:fillRect/>
+                    </a:stretch>
+                  </pic:blipFill>
+                  <pic:spPr>
+                    <a:xfrm>
+                      <a:off x="0" y="0"/>
+                      <a:ext cx="4721294" cy="3064261"/>
+                    </a:xfrm>
+                    <a:prstGeom prst="rect">
+                      <a:avLst/>
+                    </a:prstGeom>
+                    <a:ln>
+                      <a:solidFill>
+                        <a:schemeClr val="tx1"/>
+                      </a:solidFill>
                     </a:ln>
                   </pic:spPr>
                 </pic:pic>
@@ -4131,16 +4224,28 @@
           </wp:inline>
         </w:drawing>
       </w:r>
+    </w:p>
+    <w:p>
+      <w:pPr>
+        <w:jc w:val="both"/>
+      </w:pPr>
+      <w:r>
+        <w:t>No Brasil já existiam programas de auxílio de baixa renda e é possível verificar que a região beneficiada também é a mesma do gráfico de baixa renda:</w:t>
+      </w:r>
+    </w:p>
+    <w:p>
+      <w:pPr>
+        <w:jc w:val="center"/>
+      </w:pPr>
       <w:r>
         <w:rPr>
           <w:noProof/>
         </w:rPr>
-        <w:lastRenderedPageBreak/>
         <w:drawing>
-          <wp:inline distT="0" distB="0" distL="0" distR="0" wp14:anchorId="52B73FA0" wp14:editId="0588DBF0">
-            <wp:extent cx="5400675" cy="3495675"/>
-            <wp:effectExtent l="0" t="0" r="9525" b="9525"/>
-            <wp:docPr id="33536326" name="Imagem 13"/>
+          <wp:inline distT="0" distB="0" distL="0" distR="0" wp14:anchorId="18A59C30" wp14:editId="04BF0DA0">
+            <wp:extent cx="5159549" cy="3419475"/>
+            <wp:effectExtent l="0" t="0" r="3175" b="0"/>
+            <wp:docPr id="648961175" name="Imagem 15" descr="Gráfico, Gráfico de barras&#10;&#10;O conteúdo gerado por IA pode estar incorreto."/>
             <wp:cNvGraphicFramePr>
               <a:graphicFrameLocks xmlns:a="http://schemas.openxmlformats.org/drawingml/2006/main" noChangeAspect="1"/>
             </wp:cNvGraphicFramePr>
@@ -4148,63 +4253,8 @@
               <a:graphicData uri="http://schemas.openxmlformats.org/drawingml/2006/picture">
                 <pic:pic xmlns:pic="http://schemas.openxmlformats.org/drawingml/2006/picture">
                   <pic:nvPicPr>
-                    <pic:cNvPr id="0" name="Picture 15"/>
-                    <pic:cNvPicPr>
-                      <a:picLocks noChangeAspect="1" noChangeArrowheads="1"/>
-                    </pic:cNvPicPr>
-                  </pic:nvPicPr>
-                  <pic:blipFill>
-                    <a:blip r:embed="rId18">
-                      <a:extLst>
-                        <a:ext uri="{28A0092B-C50C-407E-A947-70E740481C1C}">
-                          <a14:useLocalDpi xmlns:a14="http://schemas.microsoft.com/office/drawing/2010/main" val="0"/>
-                        </a:ext>
-                      </a:extLst>
-                    </a:blip>
-                    <a:srcRect/>
-                    <a:stretch>
-                      <a:fillRect/>
-                    </a:stretch>
-                  </pic:blipFill>
-                  <pic:spPr bwMode="auto">
-                    <a:xfrm>
-                      <a:off x="0" y="0"/>
-                      <a:ext cx="5400675" cy="3495675"/>
-                    </a:xfrm>
-                    <a:prstGeom prst="rect">
-                      <a:avLst/>
-                    </a:prstGeom>
-                    <a:noFill/>
-                    <a:ln>
-                      <a:noFill/>
-                    </a:ln>
-                  </pic:spPr>
-                </pic:pic>
-              </a:graphicData>
-            </a:graphic>
-          </wp:inline>
-        </w:drawing>
-      </w:r>
-      <w:r>
-        <w:rPr>
-          <w:noProof/>
-        </w:rPr>
-        <w:drawing>
-          <wp:inline distT="0" distB="0" distL="0" distR="0" wp14:anchorId="66E05FDA" wp14:editId="6E0A2935">
-            <wp:extent cx="5400675" cy="3524250"/>
-            <wp:effectExtent l="0" t="0" r="9525" b="0"/>
-            <wp:docPr id="1245510584" name="Imagem 14"/>
-            <wp:cNvGraphicFramePr>
-              <a:graphicFrameLocks xmlns:a="http://schemas.openxmlformats.org/drawingml/2006/main" noChangeAspect="1"/>
-            </wp:cNvGraphicFramePr>
-            <a:graphic xmlns:a="http://schemas.openxmlformats.org/drawingml/2006/main">
-              <a:graphicData uri="http://schemas.openxmlformats.org/drawingml/2006/picture">
-                <pic:pic xmlns:pic="http://schemas.openxmlformats.org/drawingml/2006/picture">
-                  <pic:nvPicPr>
-                    <pic:cNvPr id="0" name="Picture 16"/>
-                    <pic:cNvPicPr>
-                      <a:picLocks noChangeAspect="1" noChangeArrowheads="1"/>
-                    </pic:cNvPicPr>
+                    <pic:cNvPr id="874517531" name="Imagem 15" descr="Gráfico, Gráfico de barras&#10;&#10;O conteúdo gerado por IA pode estar incorreto."/>
+                    <pic:cNvPicPr/>
                   </pic:nvPicPr>
                   <pic:blipFill>
                     <a:blip r:embed="rId19">
@@ -4214,23 +4264,18 @@
                         </a:ext>
                       </a:extLst>
                     </a:blip>
-                    <a:srcRect/>
                     <a:stretch>
                       <a:fillRect/>
                     </a:stretch>
                   </pic:blipFill>
-                  <pic:spPr bwMode="auto">
+                  <pic:spPr>
                     <a:xfrm>
                       <a:off x="0" y="0"/>
-                      <a:ext cx="5400675" cy="3524250"/>
+                      <a:ext cx="5175830" cy="3430265"/>
                     </a:xfrm>
                     <a:prstGeom prst="rect">
                       <a:avLst/>
                     </a:prstGeom>
-                    <a:noFill/>
-                    <a:ln>
-                      <a:noFill/>
-                    </a:ln>
                   </pic:spPr>
                 </pic:pic>
               </a:graphicData>
@@ -4238,16 +4283,41 @@
           </wp:inline>
         </w:drawing>
       </w:r>
+    </w:p>
+    <w:p>
+      <w:pPr>
+        <w:jc w:val="both"/>
+      </w:pPr>
+      <w:r>
+        <w:lastRenderedPageBreak/>
+        <w:t>Um outro</w:t>
+      </w:r>
+      <w:r>
+        <w:t xml:space="preserve"> programa</w:t>
+      </w:r>
+      <w:r>
+        <w:t xml:space="preserve"> </w:t>
+      </w:r>
+      <w:r>
+        <w:t>adotado pelo governo para mitigar os efeitos socioeconômicos da crise foi o Auxílio Emergencial. Este benefício financeiro foi destinado principalmente a trabalhadores informais, microempreendedores individuais, desempregados e famílias de baixa renda, com o objetivo de garantir uma fonte mínima de renda para atender às necessidades básicas, como alimentação e moradia.</w:t>
+      </w:r>
+      <w:r>
+        <w:t xml:space="preserve"> O processo para solicitar era todo online e tinha cobertura no Brasil inteiro, a região sudeste por ser a mais populosa do país foi a que mais teve solicitações: </w:t>
+      </w:r>
+    </w:p>
+    <w:p>
+      <w:pPr>
+        <w:jc w:val="center"/>
+      </w:pPr>
       <w:r>
         <w:rPr>
           <w:noProof/>
         </w:rPr>
-        <w:lastRenderedPageBreak/>
         <w:drawing>
-          <wp:inline distT="0" distB="0" distL="0" distR="0" wp14:anchorId="54FEF664" wp14:editId="2D412395">
-            <wp:extent cx="5391150" cy="2676525"/>
-            <wp:effectExtent l="0" t="0" r="0" b="9525"/>
-            <wp:docPr id="1651502946" name="Imagem 4"/>
+          <wp:inline distT="0" distB="0" distL="0" distR="0" wp14:anchorId="4DBB51F3" wp14:editId="63BC305B">
+            <wp:extent cx="4924425" cy="2444812"/>
+            <wp:effectExtent l="19050" t="19050" r="9525" b="12700"/>
+            <wp:docPr id="671667682" name="Imagem 5" descr="Gráfico, Gráfico de barras&#10;&#10;O conteúdo gerado por IA pode estar incorreto."/>
             <wp:cNvGraphicFramePr>
               <a:graphicFrameLocks xmlns:a="http://schemas.openxmlformats.org/drawingml/2006/main" noChangeAspect="1"/>
             </wp:cNvGraphicFramePr>
@@ -4255,7 +4325,7 @@
               <a:graphicData uri="http://schemas.openxmlformats.org/drawingml/2006/picture">
                 <pic:pic xmlns:pic="http://schemas.openxmlformats.org/drawingml/2006/picture">
                   <pic:nvPicPr>
-                    <pic:cNvPr id="0" name="Picture 6"/>
+                    <pic:cNvPr id="671667682" name="Imagem 5" descr="Gráfico, Gráfico de barras&#10;&#10;O conteúdo gerado por IA pode estar incorreto."/>
                     <pic:cNvPicPr>
                       <a:picLocks noChangeAspect="1" noChangeArrowheads="1"/>
                     </pic:cNvPicPr>
@@ -4276,7 +4346,350 @@
                   <pic:spPr bwMode="auto">
                     <a:xfrm>
                       <a:off x="0" y="0"/>
-                      <a:ext cx="5391150" cy="2676525"/>
+                      <a:ext cx="4948445" cy="2456737"/>
+                    </a:xfrm>
+                    <a:prstGeom prst="rect">
+                      <a:avLst/>
+                    </a:prstGeom>
+                    <a:noFill/>
+                    <a:ln>
+                      <a:solidFill>
+                        <a:schemeClr val="tx1"/>
+                      </a:solidFill>
+                    </a:ln>
+                  </pic:spPr>
+                </pic:pic>
+              </a:graphicData>
+            </a:graphic>
+          </wp:inline>
+        </w:drawing>
+      </w:r>
+    </w:p>
+    <w:p>
+      <w:pPr>
+        <w:jc w:val="both"/>
+      </w:pPr>
+      <w:r>
+        <w:t>Para garantir maior comparabilidade entre os estados, é recomendável analisar os dados em termos per capita, ou seja, dividindo a quantidade de solicitações de Auxílio Emergencial pela população de cada estado. Os dados populacionais utilizados foram obtidos junto ao IBGE, cuja última estimativa disponível corresponde a setembro de 2025</w:t>
+      </w:r>
+      <w:r>
+        <w:t>:</w:t>
+      </w:r>
+    </w:p>
+    <w:p>
+      <w:pPr>
+        <w:jc w:val="center"/>
+      </w:pPr>
+      <w:r>
+        <w:rPr>
+          <w:noProof/>
+        </w:rPr>
+        <w:drawing>
+          <wp:inline distT="0" distB="0" distL="0" distR="0" wp14:anchorId="29A5DAB8" wp14:editId="3137AC95">
+            <wp:extent cx="4800600" cy="2730538"/>
+            <wp:effectExtent l="19050" t="19050" r="19050" b="12700"/>
+            <wp:docPr id="37246700" name="Imagem 4" descr="Gráfico, Gráfico de barras, Histograma&#10;&#10;O conteúdo gerado por IA pode estar incorreto."/>
+            <wp:cNvGraphicFramePr>
+              <a:graphicFrameLocks xmlns:a="http://schemas.openxmlformats.org/drawingml/2006/main" noChangeAspect="1"/>
+            </wp:cNvGraphicFramePr>
+            <a:graphic xmlns:a="http://schemas.openxmlformats.org/drawingml/2006/main">
+              <a:graphicData uri="http://schemas.openxmlformats.org/drawingml/2006/picture">
+                <pic:pic xmlns:pic="http://schemas.openxmlformats.org/drawingml/2006/picture">
+                  <pic:nvPicPr>
+                    <pic:cNvPr id="37246700" name="Imagem 4" descr="Gráfico, Gráfico de barras, Histograma&#10;&#10;O conteúdo gerado por IA pode estar incorreto."/>
+                    <pic:cNvPicPr>
+                      <a:picLocks noChangeAspect="1" noChangeArrowheads="1"/>
+                    </pic:cNvPicPr>
+                  </pic:nvPicPr>
+                  <pic:blipFill>
+                    <a:blip r:embed="rId21" cstate="print">
+                      <a:extLst>
+                        <a:ext uri="{28A0092B-C50C-407E-A947-70E740481C1C}">
+                          <a14:useLocalDpi xmlns:a14="http://schemas.microsoft.com/office/drawing/2010/main" val="0"/>
+                        </a:ext>
+                      </a:extLst>
+                    </a:blip>
+                    <a:srcRect/>
+                    <a:stretch>
+                      <a:fillRect/>
+                    </a:stretch>
+                  </pic:blipFill>
+                  <pic:spPr bwMode="auto">
+                    <a:xfrm>
+                      <a:off x="0" y="0"/>
+                      <a:ext cx="4810681" cy="2736272"/>
+                    </a:xfrm>
+                    <a:prstGeom prst="rect">
+                      <a:avLst/>
+                    </a:prstGeom>
+                    <a:noFill/>
+                    <a:ln>
+                      <a:solidFill>
+                        <a:schemeClr val="tx1"/>
+                      </a:solidFill>
+                    </a:ln>
+                  </pic:spPr>
+                </pic:pic>
+              </a:graphicData>
+            </a:graphic>
+          </wp:inline>
+        </w:drawing>
+      </w:r>
+    </w:p>
+    <w:p>
+      <w:pPr>
+        <w:jc w:val="both"/>
+      </w:pPr>
+      <w:r>
+        <w:t xml:space="preserve">A análise per capita das solicitações do Auxílio Emergencial evidencia fortes disparidades regionais no Brasil. Observa-se que os maiores índices se concentram em estados da Região Norte, como Acre (1,39 por 1.000 habitantes), Roraima (1,26) e Amapá (0,80), além de estados do Nordeste, como Alagoas (0,79) e Sergipe (0,72). Em contrapartida, unidades da federação mais populosas e economicamente desenvolvidas, como São Paulo (0,09), Rio Grande do Sul (0,19) e Paraná (0,20), registraram os menores valores. Esse padrão </w:t>
+      </w:r>
+      <w:r>
+        <w:lastRenderedPageBreak/>
+        <w:t>sugere que a demanda pelo benefício esteve associada a maiores níveis de vulnerabilidade socioeconômica, reforçando desigualdades históricas entre as regiões brasileiras. A utilização da métrica per capita mostrou-se fundamental para evitar distorções provocadas por diferenças populacionais absolutas, permitindo uma comparação mais equitativa entre os estados.</w:t>
+      </w:r>
+    </w:p>
+    <w:p>
+      <w:pPr>
+        <w:jc w:val="both"/>
+      </w:pPr>
+      <w:r>
+        <w:t>O maior desafio durante a pandemia foi a gestão da ocupação dos leitos hospitalares, uma vez que, além dos pacientes com COVID-19, os hospitais já recebiam indivíduos acometidos por outras doenças. Para reduzir a taxa de contágio, foi decretado o lockdown. Essa preocupação deve-se ao principal sintoma da COVID-19, caracterizado por dificuldade respiratória e baixa saturação de oxigênio, que, quando moderado ou grave, exige suporte com oxigênio suplementar ou intubação, aumentando significativamente a demanda hospitalar.</w:t>
+      </w:r>
+    </w:p>
+    <w:p>
+      <w:pPr>
+        <w:jc w:val="both"/>
+      </w:pPr>
+      <w:r>
+        <w:t>A COVID-19 apresenta sintomas variados, sendo os mais comuns febre, tosse seca e fadiga. Podem ocorrer também dor de garganta, dores musculares, cefaleia, congestão nasal e alterações sensoriais, como perda de olfato e paladar. Em casos mais graves, observa-se dificuldade respiratória e baixa saturação de oxigênio, demandando suporte clínico especializado</w:t>
+      </w:r>
+      <w:r>
+        <w:t>.</w:t>
+      </w:r>
+    </w:p>
+    <w:p>
+      <w:pPr>
+        <w:jc w:val="both"/>
+      </w:pPr>
+      <w:r>
+        <w:t xml:space="preserve">A fim de analisar individualmente cada sintoma selecionado dentro dos disponíveis da pesquisa da PNAD, </w:t>
+      </w:r>
+      <w:r>
+        <w:t>foram elaborados os gráficos abaixo focados em analisar as regiões onde mais se manifestaram os sintomas escolhidos:</w:t>
+      </w:r>
+    </w:p>
+    <w:p>
+      <w:r>
+        <w:rPr>
+          <w:noProof/>
+        </w:rPr>
+        <w:drawing>
+          <wp:inline distT="0" distB="0" distL="0" distR="0" wp14:anchorId="669DB77E" wp14:editId="1D1BDDAC">
+            <wp:extent cx="5229225" cy="3418398"/>
+            <wp:effectExtent l="19050" t="19050" r="9525" b="10795"/>
+            <wp:docPr id="1698957701" name="Imagem 12" descr="Gráfico, Gráfico de barras&#10;&#10;O conteúdo gerado por IA pode estar incorreto."/>
+            <wp:cNvGraphicFramePr>
+              <a:graphicFrameLocks xmlns:a="http://schemas.openxmlformats.org/drawingml/2006/main" noChangeAspect="1"/>
+            </wp:cNvGraphicFramePr>
+            <a:graphic xmlns:a="http://schemas.openxmlformats.org/drawingml/2006/main">
+              <a:graphicData uri="http://schemas.openxmlformats.org/drawingml/2006/picture">
+                <pic:pic xmlns:pic="http://schemas.openxmlformats.org/drawingml/2006/picture">
+                  <pic:nvPicPr>
+                    <pic:cNvPr id="4730905" name="Imagem 12" descr="Gráfico, Gráfico de barras&#10;&#10;O conteúdo gerado por IA pode estar incorreto."/>
+                    <pic:cNvPicPr>
+                      <a:picLocks noChangeAspect="1" noChangeArrowheads="1"/>
+                    </pic:cNvPicPr>
+                  </pic:nvPicPr>
+                  <pic:blipFill>
+                    <a:blip r:embed="rId22">
+                      <a:extLst>
+                        <a:ext uri="{28A0092B-C50C-407E-A947-70E740481C1C}">
+                          <a14:useLocalDpi xmlns:a14="http://schemas.microsoft.com/office/drawing/2010/main" val="0"/>
+                        </a:ext>
+                      </a:extLst>
+                    </a:blip>
+                    <a:srcRect/>
+                    <a:stretch>
+                      <a:fillRect/>
+                    </a:stretch>
+                  </pic:blipFill>
+                  <pic:spPr bwMode="auto">
+                    <a:xfrm>
+                      <a:off x="0" y="0"/>
+                      <a:ext cx="5231974" cy="3420195"/>
+                    </a:xfrm>
+                    <a:prstGeom prst="rect">
+                      <a:avLst/>
+                    </a:prstGeom>
+                    <a:noFill/>
+                    <a:ln>
+                      <a:solidFill>
+                        <a:schemeClr val="tx1"/>
+                      </a:solidFill>
+                    </a:ln>
+                  </pic:spPr>
+                </pic:pic>
+              </a:graphicData>
+            </a:graphic>
+          </wp:inline>
+        </w:drawing>
+      </w:r>
+    </w:p>
+    <w:p>
+      <w:r>
+        <w:rPr>
+          <w:noProof/>
+        </w:rPr>
+        <w:lastRenderedPageBreak/>
+        <w:drawing>
+          <wp:inline distT="0" distB="0" distL="0" distR="0" wp14:anchorId="7E30EBB0" wp14:editId="7906BFC5">
+            <wp:extent cx="5343525" cy="3436471"/>
+            <wp:effectExtent l="19050" t="19050" r="9525" b="12065"/>
+            <wp:docPr id="620496100" name="Imagem 11" descr="Gráfico, Gráfico de barras&#10;&#10;O conteúdo gerado por IA pode estar incorreto."/>
+            <wp:cNvGraphicFramePr>
+              <a:graphicFrameLocks xmlns:a="http://schemas.openxmlformats.org/drawingml/2006/main" noChangeAspect="1"/>
+            </wp:cNvGraphicFramePr>
+            <a:graphic xmlns:a="http://schemas.openxmlformats.org/drawingml/2006/main">
+              <a:graphicData uri="http://schemas.openxmlformats.org/drawingml/2006/picture">
+                <pic:pic xmlns:pic="http://schemas.openxmlformats.org/drawingml/2006/picture">
+                  <pic:nvPicPr>
+                    <pic:cNvPr id="620496100" name="Imagem 11" descr="Gráfico, Gráfico de barras&#10;&#10;O conteúdo gerado por IA pode estar incorreto."/>
+                    <pic:cNvPicPr>
+                      <a:picLocks noChangeAspect="1" noChangeArrowheads="1"/>
+                    </pic:cNvPicPr>
+                  </pic:nvPicPr>
+                  <pic:blipFill>
+                    <a:blip r:embed="rId23">
+                      <a:extLst>
+                        <a:ext uri="{28A0092B-C50C-407E-A947-70E740481C1C}">
+                          <a14:useLocalDpi xmlns:a14="http://schemas.microsoft.com/office/drawing/2010/main" val="0"/>
+                        </a:ext>
+                      </a:extLst>
+                    </a:blip>
+                    <a:srcRect/>
+                    <a:stretch>
+                      <a:fillRect/>
+                    </a:stretch>
+                  </pic:blipFill>
+                  <pic:spPr bwMode="auto">
+                    <a:xfrm>
+                      <a:off x="0" y="0"/>
+                      <a:ext cx="5349777" cy="3440492"/>
+                    </a:xfrm>
+                    <a:prstGeom prst="rect">
+                      <a:avLst/>
+                    </a:prstGeom>
+                    <a:noFill/>
+                    <a:ln>
+                      <a:solidFill>
+                        <a:schemeClr val="tx1"/>
+                      </a:solidFill>
+                    </a:ln>
+                  </pic:spPr>
+                </pic:pic>
+              </a:graphicData>
+            </a:graphic>
+          </wp:inline>
+        </w:drawing>
+      </w:r>
+    </w:p>
+    <w:p>
+      <w:r>
+        <w:rPr>
+          <w:noProof/>
+        </w:rPr>
+        <w:drawing>
+          <wp:inline distT="0" distB="0" distL="0" distR="0" wp14:anchorId="6E1FFA05" wp14:editId="234C5254">
+            <wp:extent cx="5400040" cy="3523836"/>
+            <wp:effectExtent l="19050" t="19050" r="10160" b="19685"/>
+            <wp:docPr id="968240894" name="Imagem 9" descr="Gráfico, Gráfico de barras&#10;&#10;O conteúdo gerado por IA pode estar incorreto."/>
+            <wp:cNvGraphicFramePr>
+              <a:graphicFrameLocks xmlns:a="http://schemas.openxmlformats.org/drawingml/2006/main" noChangeAspect="1"/>
+            </wp:cNvGraphicFramePr>
+            <a:graphic xmlns:a="http://schemas.openxmlformats.org/drawingml/2006/main">
+              <a:graphicData uri="http://schemas.openxmlformats.org/drawingml/2006/picture">
+                <pic:pic xmlns:pic="http://schemas.openxmlformats.org/drawingml/2006/picture">
+                  <pic:nvPicPr>
+                    <pic:cNvPr id="968240894" name="Imagem 9" descr="Gráfico, Gráfico de barras&#10;&#10;O conteúdo gerado por IA pode estar incorreto."/>
+                    <pic:cNvPicPr>
+                      <a:picLocks noChangeAspect="1" noChangeArrowheads="1"/>
+                    </pic:cNvPicPr>
+                  </pic:nvPicPr>
+                  <pic:blipFill>
+                    <a:blip r:embed="rId24">
+                      <a:extLst>
+                        <a:ext uri="{28A0092B-C50C-407E-A947-70E740481C1C}">
+                          <a14:useLocalDpi xmlns:a14="http://schemas.microsoft.com/office/drawing/2010/main" val="0"/>
+                        </a:ext>
+                      </a:extLst>
+                    </a:blip>
+                    <a:srcRect/>
+                    <a:stretch>
+                      <a:fillRect/>
+                    </a:stretch>
+                  </pic:blipFill>
+                  <pic:spPr bwMode="auto">
+                    <a:xfrm>
+                      <a:off x="0" y="0"/>
+                      <a:ext cx="5400040" cy="3523836"/>
+                    </a:xfrm>
+                    <a:prstGeom prst="rect">
+                      <a:avLst/>
+                    </a:prstGeom>
+                    <a:noFill/>
+                    <a:ln>
+                      <a:solidFill>
+                        <a:schemeClr val="tx1"/>
+                      </a:solidFill>
+                    </a:ln>
+                  </pic:spPr>
+                </pic:pic>
+              </a:graphicData>
+            </a:graphic>
+          </wp:inline>
+        </w:drawing>
+      </w:r>
+    </w:p>
+    <w:p>
+      <w:r>
+        <w:rPr>
+          <w:noProof/>
+        </w:rPr>
+        <w:lastRenderedPageBreak/>
+        <w:drawing>
+          <wp:inline distT="0" distB="0" distL="0" distR="0" wp14:anchorId="72FF5DBA" wp14:editId="6B8B3446">
+            <wp:extent cx="5391150" cy="3552825"/>
+            <wp:effectExtent l="0" t="0" r="0" b="9525"/>
+            <wp:docPr id="1180111786" name="Imagem 7" descr="Gráfico, Gráfico de barras&#10;&#10;O conteúdo gerado por IA pode estar incorreto."/>
+            <wp:cNvGraphicFramePr>
+              <a:graphicFrameLocks xmlns:a="http://schemas.openxmlformats.org/drawingml/2006/main" noChangeAspect="1"/>
+            </wp:cNvGraphicFramePr>
+            <a:graphic xmlns:a="http://schemas.openxmlformats.org/drawingml/2006/main">
+              <a:graphicData uri="http://schemas.openxmlformats.org/drawingml/2006/picture">
+                <pic:pic xmlns:pic="http://schemas.openxmlformats.org/drawingml/2006/picture">
+                  <pic:nvPicPr>
+                    <pic:cNvPr id="1180111786" name="Imagem 7" descr="Gráfico, Gráfico de barras&#10;&#10;O conteúdo gerado por IA pode estar incorreto."/>
+                    <pic:cNvPicPr>
+                      <a:picLocks noChangeAspect="1" noChangeArrowheads="1"/>
+                    </pic:cNvPicPr>
+                  </pic:nvPicPr>
+                  <pic:blipFill>
+                    <a:blip r:embed="rId25">
+                      <a:extLst>
+                        <a:ext uri="{28A0092B-C50C-407E-A947-70E740481C1C}">
+                          <a14:useLocalDpi xmlns:a14="http://schemas.microsoft.com/office/drawing/2010/main" val="0"/>
+                        </a:ext>
+                      </a:extLst>
+                    </a:blip>
+                    <a:srcRect/>
+                    <a:stretch>
+                      <a:fillRect/>
+                    </a:stretch>
+                  </pic:blipFill>
+                  <pic:spPr bwMode="auto">
+                    <a:xfrm>
+                      <a:off x="0" y="0"/>
+                      <a:ext cx="5391150" cy="3552825"/>
                     </a:xfrm>
                     <a:prstGeom prst="rect">
                       <a:avLst/>
@@ -4294,160 +4707,15 @@
       </w:r>
     </w:p>
     <w:p>
-      <w:pPr>
-        <w:jc w:val="both"/>
-      </w:pPr>
       <w:r>
         <w:rPr>
           <w:noProof/>
         </w:rPr>
-        <mc:AlternateContent>
-          <mc:Choice Requires="wps">
-            <w:drawing>
-              <wp:inline distT="0" distB="0" distL="0" distR="0" wp14:anchorId="6E43AF88" wp14:editId="5607E241">
-                <wp:extent cx="304800" cy="304800"/>
-                <wp:effectExtent l="0" t="0" r="0" b="0"/>
-                <wp:docPr id="1807787832" name="Retângulo 16"/>
-                <wp:cNvGraphicFramePr>
-                  <a:graphicFrameLocks xmlns:a="http://schemas.openxmlformats.org/drawingml/2006/main" noChangeAspect="1"/>
-                </wp:cNvGraphicFramePr>
-                <a:graphic xmlns:a="http://schemas.openxmlformats.org/drawingml/2006/main">
-                  <a:graphicData uri="http://schemas.microsoft.com/office/word/2010/wordprocessingShape">
-                    <wps:wsp>
-                      <wps:cNvSpPr>
-                        <a:spLocks noChangeAspect="1" noChangeArrowheads="1"/>
-                      </wps:cNvSpPr>
-                      <wps:spPr bwMode="auto">
-                        <a:xfrm>
-                          <a:off x="0" y="0"/>
-                          <a:ext cx="304800" cy="304800"/>
-                        </a:xfrm>
-                        <a:prstGeom prst="rect">
-                          <a:avLst/>
-                        </a:prstGeom>
-                        <a:noFill/>
-                        <a:ln>
-                          <a:noFill/>
-                        </a:ln>
-                        <a:extLst>
-                          <a:ext uri="{909E8E84-426E-40DD-AFC4-6F175D3DCCD1}">
-                            <a14:hiddenFill xmlns:a14="http://schemas.microsoft.com/office/drawing/2010/main">
-                              <a:solidFill>
-                                <a:srgbClr val="FFFFFF"/>
-                              </a:solidFill>
-                            </a14:hiddenFill>
-                          </a:ext>
-                          <a:ext uri="{91240B29-F687-4F45-9708-019B960494DF}">
-                            <a14:hiddenLine xmlns:a14="http://schemas.microsoft.com/office/drawing/2010/main" w="9525">
-                              <a:solidFill>
-                                <a:srgbClr val="000000"/>
-                              </a:solidFill>
-                              <a:miter lim="800000"/>
-                              <a:headEnd/>
-                              <a:tailEnd/>
-                            </a14:hiddenLine>
-                          </a:ext>
-                        </a:extLst>
-                      </wps:spPr>
-                      <wps:bodyPr rot="0" vert="horz" wrap="square" lIns="91440" tIns="45720" rIns="91440" bIns="45720" anchor="t" anchorCtr="0" upright="1">
-                        <a:noAutofit/>
-                      </wps:bodyPr>
-                    </wps:wsp>
-                  </a:graphicData>
-                </a:graphic>
-              </wp:inline>
-            </w:drawing>
-          </mc:Choice>
-          <mc:Fallback>
-            <w:pict>
-              <v:rect w14:anchorId="3387A9FC" id="Retângulo 16" o:spid="_x0000_s1026" style="width:24pt;height:24pt;visibility:visible;mso-wrap-style:square;mso-left-percent:-10001;mso-top-percent:-10001;mso-position-horizontal:absolute;mso-position-horizontal-relative:char;mso-position-vertical:absolute;mso-position-vertical-relative:line;mso-left-percent:-10001;mso-top-percent:-10001;v-text-anchor:top" o:gfxdata="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" filled="f" stroked="f">
-                <o:lock v:ext="edit" aspectratio="t"/>
-                <w10:anchorlock/>
-              </v:rect>
-            </w:pict>
-          </mc:Fallback>
-        </mc:AlternateContent>
-      </w:r>
-      <w:r>
-        <w:rPr>
-          <w:noProof/>
-        </w:rPr>
-        <mc:AlternateContent>
-          <mc:Choice Requires="wps">
-            <w:drawing>
-              <wp:inline distT="0" distB="0" distL="0" distR="0" wp14:anchorId="59A5F1DC" wp14:editId="5A00BD62">
-                <wp:extent cx="302260" cy="302260"/>
-                <wp:effectExtent l="0" t="0" r="0" b="0"/>
-                <wp:docPr id="1999752754" name="Retângulo 3"/>
-                <wp:cNvGraphicFramePr>
-                  <a:graphicFrameLocks xmlns:a="http://schemas.openxmlformats.org/drawingml/2006/main" noChangeAspect="1"/>
-                </wp:cNvGraphicFramePr>
-                <a:graphic xmlns:a="http://schemas.openxmlformats.org/drawingml/2006/main">
-                  <a:graphicData uri="http://schemas.microsoft.com/office/word/2010/wordprocessingShape">
-                    <wps:wsp>
-                      <wps:cNvSpPr>
-                        <a:spLocks noChangeAspect="1" noChangeArrowheads="1"/>
-                      </wps:cNvSpPr>
-                      <wps:spPr bwMode="auto">
-                        <a:xfrm>
-                          <a:off x="0" y="0"/>
-                          <a:ext cx="302260" cy="302260"/>
-                        </a:xfrm>
-                        <a:prstGeom prst="rect">
-                          <a:avLst/>
-                        </a:prstGeom>
-                        <a:noFill/>
-                        <a:ln>
-                          <a:noFill/>
-                        </a:ln>
-                        <a:extLst>
-                          <a:ext uri="{909E8E84-426E-40DD-AFC4-6F175D3DCCD1}">
-                            <a14:hiddenFill xmlns:a14="http://schemas.microsoft.com/office/drawing/2010/main">
-                              <a:solidFill>
-                                <a:srgbClr val="FFFFFF"/>
-                              </a:solidFill>
-                            </a14:hiddenFill>
-                          </a:ext>
-                          <a:ext uri="{91240B29-F687-4F45-9708-019B960494DF}">
-                            <a14:hiddenLine xmlns:a14="http://schemas.microsoft.com/office/drawing/2010/main" w="9525">
-                              <a:solidFill>
-                                <a:srgbClr val="000000"/>
-                              </a:solidFill>
-                              <a:miter lim="800000"/>
-                              <a:headEnd/>
-                              <a:tailEnd/>
-                            </a14:hiddenLine>
-                          </a:ext>
-                        </a:extLst>
-                      </wps:spPr>
-                      <wps:bodyPr rot="0" vert="horz" wrap="square" lIns="91440" tIns="45720" rIns="91440" bIns="45720" anchor="t" anchorCtr="0" upright="1">
-                        <a:noAutofit/>
-                      </wps:bodyPr>
-                    </wps:wsp>
-                  </a:graphicData>
-                </a:graphic>
-              </wp:inline>
-            </w:drawing>
-          </mc:Choice>
-          <mc:Fallback>
-            <w:pict>
-              <v:rect w14:anchorId="097B5BEC" id="Retângulo 3" o:spid="_x0000_s1026" style="width:23.8pt;height:23.8pt;visibility:visible;mso-wrap-style:square;mso-left-percent:-10001;mso-top-percent:-10001;mso-position-horizontal:absolute;mso-position-horizontal-relative:char;mso-position-vertical:absolute;mso-position-vertical-relative:line;mso-left-percent:-10001;mso-top-percent:-10001;v-text-anchor:top" o:gfxdata="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" filled="f" stroked="f">
-                <o:lock v:ext="edit" aspectratio="t"/>
-                <w10:anchorlock/>
-              </v:rect>
-            </w:pict>
-          </mc:Fallback>
-        </mc:AlternateContent>
-      </w:r>
-      <w:r>
-        <w:rPr>
-          <w:noProof/>
-        </w:rPr>
         <w:drawing>
-          <wp:inline distT="0" distB="0" distL="0" distR="0" wp14:anchorId="5B3686E0" wp14:editId="44D28AF7">
-            <wp:extent cx="5398770" cy="5526405"/>
-            <wp:effectExtent l="0" t="0" r="0" b="0"/>
-            <wp:docPr id="827345237" name="Imagem 4"/>
+          <wp:inline distT="0" distB="0" distL="0" distR="0" wp14:anchorId="509683CB" wp14:editId="49FE1AAC">
+            <wp:extent cx="5400040" cy="3504788"/>
+            <wp:effectExtent l="19050" t="19050" r="10160" b="19685"/>
+            <wp:docPr id="1030465866" name="Imagem 8" descr="Gráfico, Gráfico de barras&#10;&#10;O conteúdo gerado por IA pode estar incorreto."/>
             <wp:cNvGraphicFramePr>
               <a:graphicFrameLocks xmlns:a="http://schemas.openxmlformats.org/drawingml/2006/main" noChangeAspect="1"/>
             </wp:cNvGraphicFramePr>
@@ -4455,13 +4723,13 @@
               <a:graphicData uri="http://schemas.openxmlformats.org/drawingml/2006/picture">
                 <pic:pic xmlns:pic="http://schemas.openxmlformats.org/drawingml/2006/picture">
                   <pic:nvPicPr>
-                    <pic:cNvPr id="0" name="Picture 3"/>
+                    <pic:cNvPr id="1030465866" name="Imagem 8" descr="Gráfico, Gráfico de barras&#10;&#10;O conteúdo gerado por IA pode estar incorreto."/>
                     <pic:cNvPicPr>
                       <a:picLocks noChangeAspect="1" noChangeArrowheads="1"/>
                     </pic:cNvPicPr>
                   </pic:nvPicPr>
                   <pic:blipFill>
-                    <a:blip r:embed="rId8">
+                    <a:blip r:embed="rId26">
                       <a:extLst>
                         <a:ext uri="{28A0092B-C50C-407E-A947-70E740481C1C}">
                           <a14:useLocalDpi xmlns:a14="http://schemas.microsoft.com/office/drawing/2010/main" val="0"/>
@@ -4476,14 +4744,16 @@
                   <pic:spPr bwMode="auto">
                     <a:xfrm>
                       <a:off x="0" y="0"/>
-                      <a:ext cx="5398770" cy="5526405"/>
+                      <a:ext cx="5400040" cy="3504788"/>
                     </a:xfrm>
                     <a:prstGeom prst="rect">
                       <a:avLst/>
                     </a:prstGeom>
                     <a:noFill/>
                     <a:ln>
-                      <a:noFill/>
+                      <a:solidFill>
+                        <a:schemeClr val="tx1"/>
+                      </a:solidFill>
                     </a:ln>
                   </pic:spPr>
                 </pic:pic>
@@ -4493,9 +4763,332 @@
         </w:drawing>
       </w:r>
     </w:p>
+    <w:p>
+      <w:r>
+        <w:rPr>
+          <w:noProof/>
+        </w:rPr>
+        <w:lastRenderedPageBreak/>
+        <w:drawing>
+          <wp:inline distT="0" distB="0" distL="0" distR="0" wp14:anchorId="236FE9F4" wp14:editId="5583DE9B">
+            <wp:extent cx="5400040" cy="3495264"/>
+            <wp:effectExtent l="19050" t="19050" r="10160" b="10160"/>
+            <wp:docPr id="33536326" name="Imagem 13" descr="Gráfico, Gráfico de barras&#10;&#10;O conteúdo gerado por IA pode estar incorreto."/>
+            <wp:cNvGraphicFramePr>
+              <a:graphicFrameLocks xmlns:a="http://schemas.openxmlformats.org/drawingml/2006/main" noChangeAspect="1"/>
+            </wp:cNvGraphicFramePr>
+            <a:graphic xmlns:a="http://schemas.openxmlformats.org/drawingml/2006/main">
+              <a:graphicData uri="http://schemas.openxmlformats.org/drawingml/2006/picture">
+                <pic:pic xmlns:pic="http://schemas.openxmlformats.org/drawingml/2006/picture">
+                  <pic:nvPicPr>
+                    <pic:cNvPr id="33536326" name="Imagem 13" descr="Gráfico, Gráfico de barras&#10;&#10;O conteúdo gerado por IA pode estar incorreto."/>
+                    <pic:cNvPicPr>
+                      <a:picLocks noChangeAspect="1" noChangeArrowheads="1"/>
+                    </pic:cNvPicPr>
+                  </pic:nvPicPr>
+                  <pic:blipFill>
+                    <a:blip r:embed="rId27">
+                      <a:extLst>
+                        <a:ext uri="{28A0092B-C50C-407E-A947-70E740481C1C}">
+                          <a14:useLocalDpi xmlns:a14="http://schemas.microsoft.com/office/drawing/2010/main" val="0"/>
+                        </a:ext>
+                      </a:extLst>
+                    </a:blip>
+                    <a:srcRect/>
+                    <a:stretch>
+                      <a:fillRect/>
+                    </a:stretch>
+                  </pic:blipFill>
+                  <pic:spPr bwMode="auto">
+                    <a:xfrm>
+                      <a:off x="0" y="0"/>
+                      <a:ext cx="5400040" cy="3495264"/>
+                    </a:xfrm>
+                    <a:prstGeom prst="rect">
+                      <a:avLst/>
+                    </a:prstGeom>
+                    <a:noFill/>
+                    <a:ln>
+                      <a:solidFill>
+                        <a:schemeClr val="tx1"/>
+                      </a:solidFill>
+                    </a:ln>
+                  </pic:spPr>
+                </pic:pic>
+              </a:graphicData>
+            </a:graphic>
+          </wp:inline>
+        </w:drawing>
+      </w:r>
+    </w:p>
+    <w:p>
+      <w:pPr>
+        <w:jc w:val="both"/>
+      </w:pPr>
+      <w:r>
+        <w:t xml:space="preserve">Após a geração dos gráficos, observou-se que os entrevistados da região Norte foram os que apresentaram maior incidência de sintomas relacionados. Diante desse resultado, </w:t>
+      </w:r>
+      <w:r>
+        <w:t>decidiu</w:t>
+      </w:r>
+      <w:r>
+        <w:t>-se</w:t>
+      </w:r>
+      <w:r>
+        <w:t xml:space="preserve"> </w:t>
+      </w:r>
+      <w:r>
+        <w:t>analisar também a distribuição proporcional da quantidade de sintomas segundo cor e raça.</w:t>
+      </w:r>
+    </w:p>
+    <w:p>
+      <w:pPr>
+        <w:jc w:val="both"/>
+      </w:pPr>
+      <w:r>
+        <w:rPr>
+          <w:noProof/>
+        </w:rPr>
+        <w:drawing>
+          <wp:inline distT="0" distB="0" distL="0" distR="0" wp14:anchorId="56F6B095" wp14:editId="1EBFAE90">
+            <wp:extent cx="5391150" cy="3552825"/>
+            <wp:effectExtent l="19050" t="19050" r="19050" b="28575"/>
+            <wp:docPr id="282861503" name="Imagem 10" descr="Gráfico, Gráfico de barras&#10;&#10;O conteúdo gerado por IA pode estar incorreto."/>
+            <wp:cNvGraphicFramePr>
+              <a:graphicFrameLocks xmlns:a="http://schemas.openxmlformats.org/drawingml/2006/main" noChangeAspect="1"/>
+            </wp:cNvGraphicFramePr>
+            <a:graphic xmlns:a="http://schemas.openxmlformats.org/drawingml/2006/main">
+              <a:graphicData uri="http://schemas.openxmlformats.org/drawingml/2006/picture">
+                <pic:pic xmlns:pic="http://schemas.openxmlformats.org/drawingml/2006/picture">
+                  <pic:nvPicPr>
+                    <pic:cNvPr id="282861503" name="Imagem 10" descr="Gráfico, Gráfico de barras&#10;&#10;O conteúdo gerado por IA pode estar incorreto."/>
+                    <pic:cNvPicPr>
+                      <a:picLocks noChangeAspect="1" noChangeArrowheads="1"/>
+                    </pic:cNvPicPr>
+                  </pic:nvPicPr>
+                  <pic:blipFill>
+                    <a:blip r:embed="rId28">
+                      <a:extLst>
+                        <a:ext uri="{28A0092B-C50C-407E-A947-70E740481C1C}">
+                          <a14:useLocalDpi xmlns:a14="http://schemas.microsoft.com/office/drawing/2010/main" val="0"/>
+                        </a:ext>
+                      </a:extLst>
+                    </a:blip>
+                    <a:srcRect/>
+                    <a:stretch>
+                      <a:fillRect/>
+                    </a:stretch>
+                  </pic:blipFill>
+                  <pic:spPr bwMode="auto">
+                    <a:xfrm>
+                      <a:off x="0" y="0"/>
+                      <a:ext cx="5391150" cy="3552825"/>
+                    </a:xfrm>
+                    <a:prstGeom prst="rect">
+                      <a:avLst/>
+                    </a:prstGeom>
+                    <a:noFill/>
+                    <a:ln>
+                      <a:solidFill>
+                        <a:schemeClr val="tx1"/>
+                      </a:solidFill>
+                    </a:ln>
+                  </pic:spPr>
+                </pic:pic>
+              </a:graphicData>
+            </a:graphic>
+          </wp:inline>
+        </w:drawing>
+      </w:r>
+    </w:p>
+    <w:p>
+      <w:pPr>
+        <w:jc w:val="both"/>
+      </w:pPr>
+      <w:r>
+        <w:t xml:space="preserve">O gráfico acima evidencia a análise, mostrando que os indígenas foram os mais afetados pelos sintomas da doença, e grande parte dessa população reside na região norte do país. </w:t>
+      </w:r>
+    </w:p>
+    <w:p>
+      <w:pPr>
+        <w:jc w:val="both"/>
+      </w:pPr>
+    </w:p>
+    <w:p>
+      <w:pPr>
+        <w:jc w:val="both"/>
+      </w:pPr>
+      <w:r>
+        <w:lastRenderedPageBreak/>
+        <w:t>Como já analisado anteriormente, a região norte é a menos desenvolvida economicamente, o que justifica a população nortista ter sofrido mais com os sintomas. Além de ser uma região desfavorecida, também houve problemas de gerenciamento dos leitos e estoque de oxigênio dos hospitais por parte do governo. A falta do oxigênio foi tão impactante que pessoas de todo o Brasil se mobilizaram para auxiliar de alguma forma a população da região</w:t>
+      </w:r>
+      <w:r>
+        <w:t>.</w:t>
+      </w:r>
+    </w:p>
+    <w:p>
+      <w:pPr>
+        <w:pStyle w:val="Ttulo1"/>
+        <w:ind w:left="0" w:firstLine="0"/>
+        <w:jc w:val="both"/>
+      </w:pPr>
+      <w:bookmarkStart w:id="24" w:name="_Toc210246082"/>
+      <w:r>
+        <w:t>Conclusã</w:t>
+      </w:r>
+      <w:r>
+        <w:t>o</w:t>
+      </w:r>
+      <w:bookmarkEnd w:id="24"/>
+    </w:p>
+    <w:p>
+      <w:pPr>
+        <w:jc w:val="both"/>
+      </w:pPr>
+      <w:r>
+        <w:t>O presente estudo permitiu compreender, a partir dos microdados da PNAD-COVID, como a pandemia impactou diferentes dimensões da sociedade brasileira, revelando desigualdades de renda, vulnerabilidades no mercado de trabalho e disparidades regionais no acesso à saúde e nos efeitos da doença. A organização do banco de dados por meio de um processo estruturado de ETL, contemplando desde a extração e transformação até a curadoria e disponibilização das variáveis mais relevantes em camadas específicas, garantiu maior confiabilidade e eficiência na análise.</w:t>
+      </w:r>
+    </w:p>
+    <w:p>
+      <w:pPr>
+        <w:jc w:val="both"/>
+      </w:pPr>
+      <w:r>
+        <w:t>As perguntas selecionadas para orientar a pesquisa abordaram não apenas aspectos de saúde</w:t>
+      </w:r>
+      <w:r>
+        <w:t>,</w:t>
+      </w:r>
+      <w:r>
+        <w:t xml:space="preserve"> como a incidência de sintomas típicos da COVID-19</w:t>
+      </w:r>
+      <w:r>
+        <w:t>,</w:t>
+      </w:r>
+      <w:r>
+        <w:t xml:space="preserve"> mas também variáveis socioeconômicas, incluindo escolaridade, formalização do trabalho, recebimento de auxílios emergenciais e </w:t>
+      </w:r>
+      <w:r>
+        <w:t>análises</w:t>
+      </w:r>
+      <w:r>
+        <w:t xml:space="preserve"> de cor e raça. Essa abordagem integrada possibilitou identificar padrões de vulnerabilidade e desigualdade que explicam, em parte, os diferentes impactos da pandemia nas diversas regiões do país, com destaque para a região Norte, a mais afetada tanto pela incidência de sintomas quanto pela precariedade estrutural dos serviços de saúde.</w:t>
+      </w:r>
+    </w:p>
+    <w:p>
+      <w:pPr>
+        <w:jc w:val="both"/>
+      </w:pPr>
+      <w:r>
+        <w:t>Considerando os achados, em caso de um novo surto de COVID-19 (ou de outra doença respiratória de grande escala), recomenda-se que os hospitais adotem medidas preventivas e estratégicas, tais como:</w:t>
+      </w:r>
+    </w:p>
+    <w:p>
+      <w:pPr>
+        <w:numPr>
+          <w:ilvl w:val="0"/>
+          <w:numId w:val="20"/>
+        </w:numPr>
+        <w:jc w:val="both"/>
+      </w:pPr>
+      <w:r>
+        <w:rPr>
+          <w:b/>
+          <w:bCs/>
+        </w:rPr>
+        <w:t>Planejamento da capacidade hospitalar</w:t>
+      </w:r>
+      <w:r>
+        <w:t>, com especial atenção ao gerenciamento de leitos e estoque de insumos críticos, como o oxigênio.</w:t>
+      </w:r>
+    </w:p>
+    <w:p>
+      <w:pPr>
+        <w:numPr>
+          <w:ilvl w:val="0"/>
+          <w:numId w:val="20"/>
+        </w:numPr>
+        <w:jc w:val="both"/>
+      </w:pPr>
+      <w:r>
+        <w:rPr>
+          <w:b/>
+          <w:bCs/>
+        </w:rPr>
+        <w:t>Integração de sistemas de informação</w:t>
+      </w:r>
+      <w:r>
+        <w:t>, permitindo monitoramento em tempo real da ocupação hospitalar e da evolução clínica dos pacientes.</w:t>
+      </w:r>
+    </w:p>
+    <w:p>
+      <w:pPr>
+        <w:numPr>
+          <w:ilvl w:val="0"/>
+          <w:numId w:val="20"/>
+        </w:numPr>
+        <w:jc w:val="both"/>
+      </w:pPr>
+      <w:r>
+        <w:rPr>
+          <w:b/>
+          <w:bCs/>
+        </w:rPr>
+        <w:t>Protocolos de triagem ágeis e eficientes</w:t>
+      </w:r>
+      <w:r>
+        <w:t>, para priorizar casos mais graves e evitar colapso do sistema.</w:t>
+      </w:r>
+    </w:p>
+    <w:p>
+      <w:pPr>
+        <w:numPr>
+          <w:ilvl w:val="0"/>
+          <w:numId w:val="20"/>
+        </w:numPr>
+        <w:jc w:val="both"/>
+      </w:pPr>
+      <w:r>
+        <w:rPr>
+          <w:b/>
+          <w:bCs/>
+        </w:rPr>
+        <w:t>Fortalecimento de equipes multidisciplinares</w:t>
+      </w:r>
+      <w:r>
+        <w:t>, garantindo suporte não apenas médico, mas também psicológico e social aos pacientes e familiares.</w:t>
+      </w:r>
+    </w:p>
+    <w:p>
+      <w:pPr>
+        <w:numPr>
+          <w:ilvl w:val="0"/>
+          <w:numId w:val="20"/>
+        </w:numPr>
+        <w:jc w:val="both"/>
+      </w:pPr>
+      <w:r>
+        <w:rPr>
+          <w:b/>
+          <w:bCs/>
+        </w:rPr>
+        <w:t>Coordenação intergovernamental</w:t>
+      </w:r>
+      <w:r>
+        <w:t xml:space="preserve"> para distribuição equitativa de recursos, mitigando desigualdades regionais.</w:t>
+      </w:r>
+    </w:p>
+    <w:p>
+      <w:pPr>
+        <w:jc w:val="both"/>
+      </w:pPr>
+      <w:r>
+        <w:t>Em síntese, a análise evidencia que a compreensão dos dados é essencial para orientar políticas públicas e ações hospitalares, de modo a reduzir desigualdades e mitigar os efeitos de eventuais novos surtos pandêmicos no Brasil.</w:t>
+      </w:r>
+    </w:p>
     <w:sectPr>
-      <w:headerReference w:type="default" r:id="rId21"/>
-      <w:footerReference w:type="default" r:id="rId22"/>
+      <w:headerReference w:type="default" r:id="rId29"/>
+      <w:footerReference w:type="default" r:id="rId30"/>
       <w:pgSz w:w="11906" w:h="16838"/>
       <w:pgMar w:top="1417" w:right="1701" w:bottom="1417" w:left="1701" w:header="708" w:footer="708" w:gutter="0"/>
       <w:cols w:space="708"/>
@@ -5051,6 +5644,119 @@
     </w:lvl>
   </w:abstractNum>
   <w:abstractNum w:abstractNumId="3" w15:restartNumberingAfterBreak="0">
+    <w:nsid w:val="1A1D0BC2"/>
+    <w:multiLevelType w:val="multilevel"/>
+    <w:tmpl w:val="7BF85DEA"/>
+    <w:lvl w:ilvl="0">
+      <w:start w:val="1"/>
+      <w:numFmt w:val="decimal"/>
+      <w:lvlText w:val="%1."/>
+      <w:lvlJc w:val="left"/>
+      <w:pPr>
+        <w:tabs>
+          <w:tab w:val="num" w:pos="720"/>
+        </w:tabs>
+        <w:ind w:left="720" w:hanging="360"/>
+      </w:pPr>
+    </w:lvl>
+    <w:lvl w:ilvl="1" w:tentative="1">
+      <w:start w:val="1"/>
+      <w:numFmt w:val="decimal"/>
+      <w:lvlText w:val="%2."/>
+      <w:lvlJc w:val="left"/>
+      <w:pPr>
+        <w:tabs>
+          <w:tab w:val="num" w:pos="1440"/>
+        </w:tabs>
+        <w:ind w:left="1440" w:hanging="360"/>
+      </w:pPr>
+    </w:lvl>
+    <w:lvl w:ilvl="2" w:tentative="1">
+      <w:start w:val="1"/>
+      <w:numFmt w:val="decimal"/>
+      <w:lvlText w:val="%3."/>
+      <w:lvlJc w:val="left"/>
+      <w:pPr>
+        <w:tabs>
+          <w:tab w:val="num" w:pos="2160"/>
+        </w:tabs>
+        <w:ind w:left="2160" w:hanging="360"/>
+      </w:pPr>
+    </w:lvl>
+    <w:lvl w:ilvl="3" w:tentative="1">
+      <w:start w:val="1"/>
+      <w:numFmt w:val="decimal"/>
+      <w:lvlText w:val="%4."/>
+      <w:lvlJc w:val="left"/>
+      <w:pPr>
+        <w:tabs>
+          <w:tab w:val="num" w:pos="2880"/>
+        </w:tabs>
+        <w:ind w:left="2880" w:hanging="360"/>
+      </w:pPr>
+    </w:lvl>
+    <w:lvl w:ilvl="4" w:tentative="1">
+      <w:start w:val="1"/>
+      <w:numFmt w:val="decimal"/>
+      <w:lvlText w:val="%5."/>
+      <w:lvlJc w:val="left"/>
+      <w:pPr>
+        <w:tabs>
+          <w:tab w:val="num" w:pos="3600"/>
+        </w:tabs>
+        <w:ind w:left="3600" w:hanging="360"/>
+      </w:pPr>
+    </w:lvl>
+    <w:lvl w:ilvl="5" w:tentative="1">
+      <w:start w:val="1"/>
+      <w:numFmt w:val="decimal"/>
+      <w:lvlText w:val="%6."/>
+      <w:lvlJc w:val="left"/>
+      <w:pPr>
+        <w:tabs>
+          <w:tab w:val="num" w:pos="4320"/>
+        </w:tabs>
+        <w:ind w:left="4320" w:hanging="360"/>
+      </w:pPr>
+    </w:lvl>
+    <w:lvl w:ilvl="6" w:tentative="1">
+      <w:start w:val="1"/>
+      <w:numFmt w:val="decimal"/>
+      <w:lvlText w:val="%7."/>
+      <w:lvlJc w:val="left"/>
+      <w:pPr>
+        <w:tabs>
+          <w:tab w:val="num" w:pos="5040"/>
+        </w:tabs>
+        <w:ind w:left="5040" w:hanging="360"/>
+      </w:pPr>
+    </w:lvl>
+    <w:lvl w:ilvl="7" w:tentative="1">
+      <w:start w:val="1"/>
+      <w:numFmt w:val="decimal"/>
+      <w:lvlText w:val="%8."/>
+      <w:lvlJc w:val="left"/>
+      <w:pPr>
+        <w:tabs>
+          <w:tab w:val="num" w:pos="5760"/>
+        </w:tabs>
+        <w:ind w:left="5760" w:hanging="360"/>
+      </w:pPr>
+    </w:lvl>
+    <w:lvl w:ilvl="8" w:tentative="1">
+      <w:start w:val="1"/>
+      <w:numFmt w:val="decimal"/>
+      <w:lvlText w:val="%9."/>
+      <w:lvlJc w:val="left"/>
+      <w:pPr>
+        <w:tabs>
+          <w:tab w:val="num" w:pos="6480"/>
+        </w:tabs>
+        <w:ind w:left="6480" w:hanging="360"/>
+      </w:pPr>
+    </w:lvl>
+  </w:abstractNum>
+  <w:abstractNum w:abstractNumId="4" w15:restartNumberingAfterBreak="0">
     <w:nsid w:val="23676C68"/>
     <w:multiLevelType w:val="multilevel"/>
     <w:tmpl w:val="61AC7604"/>
@@ -5199,7 +5905,7 @@
       </w:rPr>
     </w:lvl>
   </w:abstractNum>
-  <w:abstractNum w:abstractNumId="4" w15:restartNumberingAfterBreak="0">
+  <w:abstractNum w:abstractNumId="5" w15:restartNumberingAfterBreak="0">
     <w:nsid w:val="24CA1ABC"/>
     <w:multiLevelType w:val="hybridMultilevel"/>
     <w:tmpl w:val="7F6A9EEA"/>
@@ -5288,7 +5994,7 @@
       </w:pPr>
     </w:lvl>
   </w:abstractNum>
-  <w:abstractNum w:abstractNumId="5" w15:restartNumberingAfterBreak="0">
+  <w:abstractNum w:abstractNumId="6" w15:restartNumberingAfterBreak="0">
     <w:nsid w:val="30950DF5"/>
     <w:multiLevelType w:val="multilevel"/>
     <w:tmpl w:val="2C6A534C"/>
@@ -5401,7 +6107,7 @@
       </w:pPr>
     </w:lvl>
   </w:abstractNum>
-  <w:abstractNum w:abstractNumId="6" w15:restartNumberingAfterBreak="0">
+  <w:abstractNum w:abstractNumId="7" w15:restartNumberingAfterBreak="0">
     <w:nsid w:val="353C03D9"/>
     <w:multiLevelType w:val="multilevel"/>
     <w:tmpl w:val="8976FD6E"/>
@@ -5504,7 +6210,7 @@
       </w:pPr>
     </w:lvl>
   </w:abstractNum>
-  <w:abstractNum w:abstractNumId="7" w15:restartNumberingAfterBreak="0">
+  <w:abstractNum w:abstractNumId="8" w15:restartNumberingAfterBreak="0">
     <w:nsid w:val="409F5171"/>
     <w:multiLevelType w:val="multilevel"/>
     <w:tmpl w:val="3470F2D8"/>
@@ -5617,7 +6323,7 @@
       </w:pPr>
     </w:lvl>
   </w:abstractNum>
-  <w:abstractNum w:abstractNumId="8" w15:restartNumberingAfterBreak="0">
+  <w:abstractNum w:abstractNumId="9" w15:restartNumberingAfterBreak="0">
     <w:nsid w:val="58946B24"/>
     <w:multiLevelType w:val="multilevel"/>
     <w:tmpl w:val="FF76E6D8"/>
@@ -5730,7 +6436,156 @@
       </w:pPr>
     </w:lvl>
   </w:abstractNum>
-  <w:abstractNum w:abstractNumId="9" w15:restartNumberingAfterBreak="0">
+  <w:abstractNum w:abstractNumId="10" w15:restartNumberingAfterBreak="0">
+    <w:nsid w:val="5CF973DD"/>
+    <w:multiLevelType w:val="multilevel"/>
+    <w:tmpl w:val="5BA8A726"/>
+    <w:lvl w:ilvl="0">
+      <w:start w:val="1"/>
+      <w:numFmt w:val="bullet"/>
+      <w:lvlText w:val=""/>
+      <w:lvlJc w:val="left"/>
+      <w:pPr>
+        <w:tabs>
+          <w:tab w:val="num" w:pos="720"/>
+        </w:tabs>
+        <w:ind w:left="720" w:hanging="360"/>
+      </w:pPr>
+      <w:rPr>
+        <w:rFonts w:ascii="Symbol" w:hAnsi="Symbol" w:hint="default"/>
+        <w:sz w:val="20"/>
+      </w:rPr>
+    </w:lvl>
+    <w:lvl w:ilvl="1" w:tentative="1">
+      <w:start w:val="1"/>
+      <w:numFmt w:val="bullet"/>
+      <w:lvlText w:val="o"/>
+      <w:lvlJc w:val="left"/>
+      <w:pPr>
+        <w:tabs>
+          <w:tab w:val="num" w:pos="1440"/>
+        </w:tabs>
+        <w:ind w:left="1440" w:hanging="360"/>
+      </w:pPr>
+      <w:rPr>
+        <w:rFonts w:ascii="Courier New" w:hAnsi="Courier New" w:hint="default"/>
+        <w:sz w:val="20"/>
+      </w:rPr>
+    </w:lvl>
+    <w:lvl w:ilvl="2" w:tentative="1">
+      <w:start w:val="1"/>
+      <w:numFmt w:val="bullet"/>
+      <w:lvlText w:val=""/>
+      <w:lvlJc w:val="left"/>
+      <w:pPr>
+        <w:tabs>
+          <w:tab w:val="num" w:pos="2160"/>
+        </w:tabs>
+        <w:ind w:left="2160" w:hanging="360"/>
+      </w:pPr>
+      <w:rPr>
+        <w:rFonts w:ascii="Wingdings" w:hAnsi="Wingdings" w:hint="default"/>
+        <w:sz w:val="20"/>
+      </w:rPr>
+    </w:lvl>
+    <w:lvl w:ilvl="3" w:tentative="1">
+      <w:start w:val="1"/>
+      <w:numFmt w:val="bullet"/>
+      <w:lvlText w:val=""/>
+      <w:lvlJc w:val="left"/>
+      <w:pPr>
+        <w:tabs>
+          <w:tab w:val="num" w:pos="2880"/>
+        </w:tabs>
+        <w:ind w:left="2880" w:hanging="360"/>
+      </w:pPr>
+      <w:rPr>
+        <w:rFonts w:ascii="Wingdings" w:hAnsi="Wingdings" w:hint="default"/>
+        <w:sz w:val="20"/>
+      </w:rPr>
+    </w:lvl>
+    <w:lvl w:ilvl="4" w:tentative="1">
+      <w:start w:val="1"/>
+      <w:numFmt w:val="bullet"/>
+      <w:lvlText w:val=""/>
+      <w:lvlJc w:val="left"/>
+      <w:pPr>
+        <w:tabs>
+          <w:tab w:val="num" w:pos="3600"/>
+        </w:tabs>
+        <w:ind w:left="3600" w:hanging="360"/>
+      </w:pPr>
+      <w:rPr>
+        <w:rFonts w:ascii="Wingdings" w:hAnsi="Wingdings" w:hint="default"/>
+        <w:sz w:val="20"/>
+      </w:rPr>
+    </w:lvl>
+    <w:lvl w:ilvl="5" w:tentative="1">
+      <w:start w:val="1"/>
+      <w:numFmt w:val="bullet"/>
+      <w:lvlText w:val=""/>
+      <w:lvlJc w:val="left"/>
+      <w:pPr>
+        <w:tabs>
+          <w:tab w:val="num" w:pos="4320"/>
+        </w:tabs>
+        <w:ind w:left="4320" w:hanging="360"/>
+      </w:pPr>
+      <w:rPr>
+        <w:rFonts w:ascii="Wingdings" w:hAnsi="Wingdings" w:hint="default"/>
+        <w:sz w:val="20"/>
+      </w:rPr>
+    </w:lvl>
+    <w:lvl w:ilvl="6" w:tentative="1">
+      <w:start w:val="1"/>
+      <w:numFmt w:val="bullet"/>
+      <w:lvlText w:val=""/>
+      <w:lvlJc w:val="left"/>
+      <w:pPr>
+        <w:tabs>
+          <w:tab w:val="num" w:pos="5040"/>
+        </w:tabs>
+        <w:ind w:left="5040" w:hanging="360"/>
+      </w:pPr>
+      <w:rPr>
+        <w:rFonts w:ascii="Wingdings" w:hAnsi="Wingdings" w:hint="default"/>
+        <w:sz w:val="20"/>
+      </w:rPr>
+    </w:lvl>
+    <w:lvl w:ilvl="7" w:tentative="1">
+      <w:start w:val="1"/>
+      <w:numFmt w:val="bullet"/>
+      <w:lvlText w:val=""/>
+      <w:lvlJc w:val="left"/>
+      <w:pPr>
+        <w:tabs>
+          <w:tab w:val="num" w:pos="5760"/>
+        </w:tabs>
+        <w:ind w:left="5760" w:hanging="360"/>
+      </w:pPr>
+      <w:rPr>
+        <w:rFonts w:ascii="Wingdings" w:hAnsi="Wingdings" w:hint="default"/>
+        <w:sz w:val="20"/>
+      </w:rPr>
+    </w:lvl>
+    <w:lvl w:ilvl="8" w:tentative="1">
+      <w:start w:val="1"/>
+      <w:numFmt w:val="bullet"/>
+      <w:lvlText w:val=""/>
+      <w:lvlJc w:val="left"/>
+      <w:pPr>
+        <w:tabs>
+          <w:tab w:val="num" w:pos="6480"/>
+        </w:tabs>
+        <w:ind w:left="6480" w:hanging="360"/>
+      </w:pPr>
+      <w:rPr>
+        <w:rFonts w:ascii="Wingdings" w:hAnsi="Wingdings" w:hint="default"/>
+        <w:sz w:val="20"/>
+      </w:rPr>
+    </w:lvl>
+  </w:abstractNum>
+  <w:abstractNum w:abstractNumId="11" w15:restartNumberingAfterBreak="0">
     <w:nsid w:val="6F7F3816"/>
     <w:multiLevelType w:val="hybridMultilevel"/>
     <w:tmpl w:val="254C6260"/>
@@ -5844,7 +6699,7 @@
       </w:rPr>
     </w:lvl>
   </w:abstractNum>
-  <w:abstractNum w:abstractNumId="10" w15:restartNumberingAfterBreak="0">
+  <w:abstractNum w:abstractNumId="12" w15:restartNumberingAfterBreak="0">
     <w:nsid w:val="7DCE261B"/>
     <w:multiLevelType w:val="hybridMultilevel"/>
     <w:tmpl w:val="F1806A04"/>
@@ -5937,55 +6792,61 @@
     <w:abstractNumId w:val="1"/>
   </w:num>
   <w:num w:numId="2" w16cid:durableId="2009747963">
-    <w:abstractNumId w:val="5"/>
+    <w:abstractNumId w:val="6"/>
   </w:num>
   <w:num w:numId="3" w16cid:durableId="1060057554">
-    <w:abstractNumId w:val="8"/>
+    <w:abstractNumId w:val="9"/>
   </w:num>
   <w:num w:numId="4" w16cid:durableId="811630025">
     <w:abstractNumId w:val="0"/>
   </w:num>
   <w:num w:numId="5" w16cid:durableId="1485658220">
-    <w:abstractNumId w:val="9"/>
+    <w:abstractNumId w:val="11"/>
   </w:num>
   <w:num w:numId="6" w16cid:durableId="820804702">
     <w:abstractNumId w:val="2"/>
   </w:num>
   <w:num w:numId="7" w16cid:durableId="387612116">
-    <w:abstractNumId w:val="10"/>
+    <w:abstractNumId w:val="12"/>
   </w:num>
   <w:num w:numId="8" w16cid:durableId="966737170">
+    <w:abstractNumId w:val="5"/>
+  </w:num>
+  <w:num w:numId="9" w16cid:durableId="93520559">
+    <w:abstractNumId w:val="7"/>
+  </w:num>
+  <w:num w:numId="10" w16cid:durableId="1856652344">
+    <w:abstractNumId w:val="7"/>
+  </w:num>
+  <w:num w:numId="11" w16cid:durableId="5862399">
+    <w:abstractNumId w:val="7"/>
+  </w:num>
+  <w:num w:numId="12" w16cid:durableId="2038921006">
+    <w:abstractNumId w:val="7"/>
+  </w:num>
+  <w:num w:numId="13" w16cid:durableId="995646537">
+    <w:abstractNumId w:val="7"/>
+  </w:num>
+  <w:num w:numId="14" w16cid:durableId="989217306">
+    <w:abstractNumId w:val="7"/>
+  </w:num>
+  <w:num w:numId="15" w16cid:durableId="191380858">
+    <w:abstractNumId w:val="7"/>
+  </w:num>
+  <w:num w:numId="16" w16cid:durableId="75055730">
+    <w:abstractNumId w:val="8"/>
+  </w:num>
+  <w:num w:numId="17" w16cid:durableId="1460487048">
+    <w:abstractNumId w:val="7"/>
+  </w:num>
+  <w:num w:numId="18" w16cid:durableId="2035841263">
     <w:abstractNumId w:val="4"/>
   </w:num>
-  <w:num w:numId="9" w16cid:durableId="93520559">
-    <w:abstractNumId w:val="6"/>
+  <w:num w:numId="19" w16cid:durableId="855193883">
+    <w:abstractNumId w:val="3"/>
   </w:num>
-  <w:num w:numId="10" w16cid:durableId="1856652344">
-    <w:abstractNumId w:val="6"/>
-  </w:num>
-  <w:num w:numId="11" w16cid:durableId="5862399">
-    <w:abstractNumId w:val="6"/>
-  </w:num>
-  <w:num w:numId="12" w16cid:durableId="2038921006">
-    <w:abstractNumId w:val="6"/>
-  </w:num>
-  <w:num w:numId="13" w16cid:durableId="995646537">
-    <w:abstractNumId w:val="6"/>
-  </w:num>
-  <w:num w:numId="14" w16cid:durableId="989217306">
-    <w:abstractNumId w:val="6"/>
-  </w:num>
-  <w:num w:numId="15" w16cid:durableId="191380858">
-    <w:abstractNumId w:val="6"/>
-  </w:num>
-  <w:num w:numId="16" w16cid:durableId="75055730">
-    <w:abstractNumId w:val="7"/>
-  </w:num>
-  <w:num w:numId="17" w16cid:durableId="1460487048">
-    <w:abstractNumId w:val="6"/>
-  </w:num>
-  <w:num w:numId="18" w16cid:durableId="2035841263">
-    <w:abstractNumId w:val="3"/>
+  <w:num w:numId="20" w16cid:durableId="1701472285">
+    <w:abstractNumId w:val="10"/>
   </w:num>
 </w:numbering>
 </file>
@@ -6390,6 +7251,7 @@
   <w:style w:type="paragraph" w:default="1" w:styleId="Normal">
     <w:name w:val="Normal"/>
     <w:qFormat/>
+    <w:rsid w:val="00976929"/>
   </w:style>
   <w:style w:type="paragraph" w:styleId="Ttulo1">
     <w:name w:val="heading 1"/>
@@ -6626,7 +7488,6 @@
   <w:style w:type="character" w:default="1" w:styleId="Fontepargpadro">
     <w:name w:val="Default Paragraph Font"/>
     <w:uiPriority w:val="1"/>
-    <w:semiHidden/>
     <w:unhideWhenUsed/>
   </w:style>
   <w:style w:type="table" w:default="1" w:styleId="Tabelanormal">
